--- a/Дорогами-духовности-сайт.docx
+++ b/Дорогами-духовности-сайт.docx
@@ -351,11 +351,11 @@
         </w:tblBorders>
       </w:tblPr>
       <w:tblGrid>
-        <w:gridCol w:w="700"/>
-        <w:gridCol w:w="2900"/>
-        <w:gridCol w:w="1900"/>
-        <w:gridCol w:w="1400"/>
-        <w:gridCol w:w="2940"/>
+        <w:gridCol w:w="600"/>
+        <w:gridCol w:w="2700"/>
+        <w:gridCol w:w="1600"/>
+        <w:gridCol w:w="1300"/>
+        <w:gridCol w:w="3640"/>
       </w:tblGrid>
       <w:tr>
         <w:trPr>
@@ -363,7 +363,7 @@
         </w:trPr>
         <w:tc>
           <w:tcPr>
-            <w:tcW w:type="dxa" w:w="700"/>
+            <w:tcW w:type="dxa" w:w="600"/>
             <w:shd w:fill="EDE7DA" w:val="clear"/>
             <w:tcMar>
               <w:top w:type="dxa" w:w="60"/>
@@ -391,7 +391,7 @@
         </w:tc>
         <w:tc>
           <w:tcPr>
-            <w:tcW w:type="dxa" w:w="2900"/>
+            <w:tcW w:type="dxa" w:w="2700"/>
             <w:shd w:fill="EDE7DA" w:val="clear"/>
             <w:tcMar>
               <w:top w:type="dxa" w:w="60"/>
@@ -419,7 +419,7 @@
         </w:tc>
         <w:tc>
           <w:tcPr>
-            <w:tcW w:type="dxa" w:w="1900"/>
+            <w:tcW w:type="dxa" w:w="1600"/>
             <w:shd w:fill="EDE7DA" w:val="clear"/>
             <w:tcMar>
               <w:top w:type="dxa" w:w="60"/>
@@ -447,7 +447,7 @@
         </w:tc>
         <w:tc>
           <w:tcPr>
-            <w:tcW w:type="dxa" w:w="1400"/>
+            <w:tcW w:type="dxa" w:w="1300"/>
             <w:shd w:fill="EDE7DA" w:val="clear"/>
             <w:tcMar>
               <w:top w:type="dxa" w:w="60"/>
@@ -475,7 +475,7 @@
         </w:tc>
         <w:tc>
           <w:tcPr>
-            <w:tcW w:type="dxa" w:w="2940"/>
+            <w:tcW w:type="dxa" w:w="3640"/>
             <w:shd w:fill="EDE7DA" w:val="clear"/>
             <w:tcMar>
               <w:top w:type="dxa" w:w="60"/>
@@ -505,7 +505,7 @@
       <w:tr>
         <w:tc>
           <w:tcPr>
-            <w:tcW w:type="dxa" w:w="700"/>
+            <w:tcW w:type="dxa" w:w="600"/>
             <w:tcMar>
               <w:top w:type="dxa" w:w="60"/>
               <w:left w:type="dxa" w:w="100"/>
@@ -532,7 +532,7 @@
         </w:tc>
         <w:tc>
           <w:tcPr>
-            <w:tcW w:type="dxa" w:w="2900"/>
+            <w:tcW w:type="dxa" w:w="2700"/>
             <w:tcMar>
               <w:top w:type="dxa" w:w="60"/>
               <w:left w:type="dxa" w:w="100"/>
@@ -559,7 +559,7 @@
         </w:tc>
         <w:tc>
           <w:tcPr>
-            <w:tcW w:type="dxa" w:w="1900"/>
+            <w:tcW w:type="dxa" w:w="1600"/>
             <w:tcMar>
               <w:top w:type="dxa" w:w="60"/>
               <w:left w:type="dxa" w:w="100"/>
@@ -586,7 +586,7 @@
         </w:tc>
         <w:tc>
           <w:tcPr>
-            <w:tcW w:type="dxa" w:w="1400"/>
+            <w:tcW w:type="dxa" w:w="1300"/>
             <w:tcMar>
               <w:top w:type="dxa" w:w="60"/>
               <w:left w:type="dxa" w:w="100"/>
@@ -613,7 +613,7 @@
         </w:tc>
         <w:tc>
           <w:tcPr>
-            <w:tcW w:type="dxa" w:w="2940"/>
+            <w:tcW w:type="dxa" w:w="3640"/>
             <w:tcMar>
               <w:top w:type="dxa" w:w="60"/>
               <w:left w:type="dxa" w:w="100"/>
@@ -642,7 +642,7 @@
       <w:tr>
         <w:tc>
           <w:tcPr>
-            <w:tcW w:type="dxa" w:w="700"/>
+            <w:tcW w:type="dxa" w:w="600"/>
             <w:tcMar>
               <w:top w:type="dxa" w:w="60"/>
               <w:left w:type="dxa" w:w="100"/>
@@ -669,7 +669,7 @@
         </w:tc>
         <w:tc>
           <w:tcPr>
-            <w:tcW w:type="dxa" w:w="2900"/>
+            <w:tcW w:type="dxa" w:w="2700"/>
             <w:tcMar>
               <w:top w:type="dxa" w:w="60"/>
               <w:left w:type="dxa" w:w="100"/>
@@ -696,7 +696,7 @@
         </w:tc>
         <w:tc>
           <w:tcPr>
-            <w:tcW w:type="dxa" w:w="1900"/>
+            <w:tcW w:type="dxa" w:w="1600"/>
             <w:tcMar>
               <w:top w:type="dxa" w:w="60"/>
               <w:left w:type="dxa" w:w="100"/>
@@ -723,7 +723,7 @@
         </w:tc>
         <w:tc>
           <w:tcPr>
-            <w:tcW w:type="dxa" w:w="1400"/>
+            <w:tcW w:type="dxa" w:w="1300"/>
             <w:tcMar>
               <w:top w:type="dxa" w:w="60"/>
               <w:left w:type="dxa" w:w="100"/>
@@ -750,7 +750,7 @@
         </w:tc>
         <w:tc>
           <w:tcPr>
-            <w:tcW w:type="dxa" w:w="2940"/>
+            <w:tcW w:type="dxa" w:w="3640"/>
             <w:tcMar>
               <w:top w:type="dxa" w:w="60"/>
               <w:left w:type="dxa" w:w="100"/>
@@ -779,7 +779,7 @@
       <w:tr>
         <w:tc>
           <w:tcPr>
-            <w:tcW w:type="dxa" w:w="700"/>
+            <w:tcW w:type="dxa" w:w="600"/>
             <w:tcMar>
               <w:top w:type="dxa" w:w="60"/>
               <w:left w:type="dxa" w:w="100"/>
@@ -806,7 +806,7 @@
         </w:tc>
         <w:tc>
           <w:tcPr>
-            <w:tcW w:type="dxa" w:w="2900"/>
+            <w:tcW w:type="dxa" w:w="2700"/>
             <w:tcMar>
               <w:top w:type="dxa" w:w="60"/>
               <w:left w:type="dxa" w:w="100"/>
@@ -833,7 +833,7 @@
         </w:tc>
         <w:tc>
           <w:tcPr>
-            <w:tcW w:type="dxa" w:w="1900"/>
+            <w:tcW w:type="dxa" w:w="1600"/>
             <w:tcMar>
               <w:top w:type="dxa" w:w="60"/>
               <w:left w:type="dxa" w:w="100"/>
@@ -860,7 +860,7 @@
         </w:tc>
         <w:tc>
           <w:tcPr>
-            <w:tcW w:type="dxa" w:w="1400"/>
+            <w:tcW w:type="dxa" w:w="1300"/>
             <w:tcMar>
               <w:top w:type="dxa" w:w="60"/>
               <w:left w:type="dxa" w:w="100"/>
@@ -887,7 +887,7 @@
         </w:tc>
         <w:tc>
           <w:tcPr>
-            <w:tcW w:type="dxa" w:w="2940"/>
+            <w:tcW w:type="dxa" w:w="3640"/>
             <w:tcMar>
               <w:top w:type="dxa" w:w="60"/>
               <w:left w:type="dxa" w:w="100"/>
@@ -916,7 +916,7 @@
       <w:tr>
         <w:tc>
           <w:tcPr>
-            <w:tcW w:type="dxa" w:w="700"/>
+            <w:tcW w:type="dxa" w:w="600"/>
             <w:tcMar>
               <w:top w:type="dxa" w:w="60"/>
               <w:left w:type="dxa" w:w="100"/>
@@ -943,7 +943,7 @@
         </w:tc>
         <w:tc>
           <w:tcPr>
-            <w:tcW w:type="dxa" w:w="2900"/>
+            <w:tcW w:type="dxa" w:w="2700"/>
             <w:tcMar>
               <w:top w:type="dxa" w:w="60"/>
               <w:left w:type="dxa" w:w="100"/>
@@ -970,7 +970,7 @@
         </w:tc>
         <w:tc>
           <w:tcPr>
-            <w:tcW w:type="dxa" w:w="1900"/>
+            <w:tcW w:type="dxa" w:w="1600"/>
             <w:tcMar>
               <w:top w:type="dxa" w:w="60"/>
               <w:left w:type="dxa" w:w="100"/>
@@ -997,7 +997,7 @@
         </w:tc>
         <w:tc>
           <w:tcPr>
-            <w:tcW w:type="dxa" w:w="1400"/>
+            <w:tcW w:type="dxa" w:w="1300"/>
             <w:tcMar>
               <w:top w:type="dxa" w:w="60"/>
               <w:left w:type="dxa" w:w="100"/>
@@ -1024,7 +1024,7 @@
         </w:tc>
         <w:tc>
           <w:tcPr>
-            <w:tcW w:type="dxa" w:w="2940"/>
+            <w:tcW w:type="dxa" w:w="3640"/>
             <w:tcMar>
               <w:top w:type="dxa" w:w="60"/>
               <w:left w:type="dxa" w:w="100"/>
@@ -1053,7 +1053,7 @@
       <w:tr>
         <w:tc>
           <w:tcPr>
-            <w:tcW w:type="dxa" w:w="700"/>
+            <w:tcW w:type="dxa" w:w="600"/>
             <w:tcMar>
               <w:top w:type="dxa" w:w="60"/>
               <w:left w:type="dxa" w:w="100"/>
@@ -1080,7 +1080,7 @@
         </w:tc>
         <w:tc>
           <w:tcPr>
-            <w:tcW w:type="dxa" w:w="2900"/>
+            <w:tcW w:type="dxa" w:w="2700"/>
             <w:tcMar>
               <w:top w:type="dxa" w:w="60"/>
               <w:left w:type="dxa" w:w="100"/>
@@ -1107,7 +1107,7 @@
         </w:tc>
         <w:tc>
           <w:tcPr>
-            <w:tcW w:type="dxa" w:w="1900"/>
+            <w:tcW w:type="dxa" w:w="1600"/>
             <w:tcMar>
               <w:top w:type="dxa" w:w="60"/>
               <w:left w:type="dxa" w:w="100"/>
@@ -1134,7 +1134,7 @@
         </w:tc>
         <w:tc>
           <w:tcPr>
-            <w:tcW w:type="dxa" w:w="1400"/>
+            <w:tcW w:type="dxa" w:w="1300"/>
             <w:tcMar>
               <w:top w:type="dxa" w:w="60"/>
               <w:left w:type="dxa" w:w="100"/>
@@ -1161,7 +1161,7 @@
         </w:tc>
         <w:tc>
           <w:tcPr>
-            <w:tcW w:type="dxa" w:w="2940"/>
+            <w:tcW w:type="dxa" w:w="3640"/>
             <w:tcMar>
               <w:top w:type="dxa" w:w="60"/>
               <w:left w:type="dxa" w:w="100"/>
@@ -2527,11 +2527,11 @@
         </w:tblBorders>
       </w:tblPr>
       <w:tblGrid>
-        <w:gridCol w:w="700"/>
-        <w:gridCol w:w="2900"/>
-        <w:gridCol w:w="1900"/>
-        <w:gridCol w:w="1400"/>
-        <w:gridCol w:w="2940"/>
+        <w:gridCol w:w="600"/>
+        <w:gridCol w:w="2700"/>
+        <w:gridCol w:w="1600"/>
+        <w:gridCol w:w="1300"/>
+        <w:gridCol w:w="3640"/>
       </w:tblGrid>
       <w:tr>
         <w:trPr>
@@ -2539,7 +2539,7 @@
         </w:trPr>
         <w:tc>
           <w:tcPr>
-            <w:tcW w:type="dxa" w:w="700"/>
+            <w:tcW w:type="dxa" w:w="600"/>
             <w:shd w:fill="EDE7DA" w:val="clear"/>
             <w:tcMar>
               <w:top w:type="dxa" w:w="60"/>
@@ -2567,7 +2567,7 @@
         </w:tc>
         <w:tc>
           <w:tcPr>
-            <w:tcW w:type="dxa" w:w="2900"/>
+            <w:tcW w:type="dxa" w:w="2700"/>
             <w:shd w:fill="EDE7DA" w:val="clear"/>
             <w:tcMar>
               <w:top w:type="dxa" w:w="60"/>
@@ -2595,7 +2595,7 @@
         </w:tc>
         <w:tc>
           <w:tcPr>
-            <w:tcW w:type="dxa" w:w="1900"/>
+            <w:tcW w:type="dxa" w:w="1600"/>
             <w:shd w:fill="EDE7DA" w:val="clear"/>
             <w:tcMar>
               <w:top w:type="dxa" w:w="60"/>
@@ -2623,7 +2623,7 @@
         </w:tc>
         <w:tc>
           <w:tcPr>
-            <w:tcW w:type="dxa" w:w="1400"/>
+            <w:tcW w:type="dxa" w:w="1300"/>
             <w:shd w:fill="EDE7DA" w:val="clear"/>
             <w:tcMar>
               <w:top w:type="dxa" w:w="60"/>
@@ -2651,7 +2651,7 @@
         </w:tc>
         <w:tc>
           <w:tcPr>
-            <w:tcW w:type="dxa" w:w="2940"/>
+            <w:tcW w:type="dxa" w:w="3640"/>
             <w:shd w:fill="EDE7DA" w:val="clear"/>
             <w:tcMar>
               <w:top w:type="dxa" w:w="60"/>
@@ -2681,7 +2681,7 @@
       <w:tr>
         <w:tc>
           <w:tcPr>
-            <w:tcW w:type="dxa" w:w="700"/>
+            <w:tcW w:type="dxa" w:w="600"/>
             <w:tcMar>
               <w:top w:type="dxa" w:w="60"/>
               <w:left w:type="dxa" w:w="100"/>
@@ -2708,7 +2708,7 @@
         </w:tc>
         <w:tc>
           <w:tcPr>
-            <w:tcW w:type="dxa" w:w="2900"/>
+            <w:tcW w:type="dxa" w:w="2700"/>
             <w:tcMar>
               <w:top w:type="dxa" w:w="60"/>
               <w:left w:type="dxa" w:w="100"/>
@@ -2735,7 +2735,7 @@
         </w:tc>
         <w:tc>
           <w:tcPr>
-            <w:tcW w:type="dxa" w:w="1900"/>
+            <w:tcW w:type="dxa" w:w="1600"/>
             <w:tcMar>
               <w:top w:type="dxa" w:w="60"/>
               <w:left w:type="dxa" w:w="100"/>
@@ -2762,7 +2762,7 @@
         </w:tc>
         <w:tc>
           <w:tcPr>
-            <w:tcW w:type="dxa" w:w="1400"/>
+            <w:tcW w:type="dxa" w:w="1300"/>
             <w:tcMar>
               <w:top w:type="dxa" w:w="60"/>
               <w:left w:type="dxa" w:w="100"/>
@@ -2789,7 +2789,7 @@
         </w:tc>
         <w:tc>
           <w:tcPr>
-            <w:tcW w:type="dxa" w:w="2940"/>
+            <w:tcW w:type="dxa" w:w="3640"/>
             <w:tcMar>
               <w:top w:type="dxa" w:w="60"/>
               <w:left w:type="dxa" w:w="100"/>
@@ -2818,7 +2818,7 @@
       <w:tr>
         <w:tc>
           <w:tcPr>
-            <w:tcW w:type="dxa" w:w="700"/>
+            <w:tcW w:type="dxa" w:w="600"/>
             <w:tcMar>
               <w:top w:type="dxa" w:w="60"/>
               <w:left w:type="dxa" w:w="100"/>
@@ -2845,7 +2845,7 @@
         </w:tc>
         <w:tc>
           <w:tcPr>
-            <w:tcW w:type="dxa" w:w="2900"/>
+            <w:tcW w:type="dxa" w:w="2700"/>
             <w:tcMar>
               <w:top w:type="dxa" w:w="60"/>
               <w:left w:type="dxa" w:w="100"/>
@@ -2872,7 +2872,7 @@
         </w:tc>
         <w:tc>
           <w:tcPr>
-            <w:tcW w:type="dxa" w:w="1900"/>
+            <w:tcW w:type="dxa" w:w="1600"/>
             <w:tcMar>
               <w:top w:type="dxa" w:w="60"/>
               <w:left w:type="dxa" w:w="100"/>
@@ -2899,7 +2899,7 @@
         </w:tc>
         <w:tc>
           <w:tcPr>
-            <w:tcW w:type="dxa" w:w="1400"/>
+            <w:tcW w:type="dxa" w:w="1300"/>
             <w:tcMar>
               <w:top w:type="dxa" w:w="60"/>
               <w:left w:type="dxa" w:w="100"/>
@@ -2926,7 +2926,7 @@
         </w:tc>
         <w:tc>
           <w:tcPr>
-            <w:tcW w:type="dxa" w:w="2940"/>
+            <w:tcW w:type="dxa" w:w="3640"/>
             <w:tcMar>
               <w:top w:type="dxa" w:w="60"/>
               <w:left w:type="dxa" w:w="100"/>
@@ -2955,7 +2955,7 @@
       <w:tr>
         <w:tc>
           <w:tcPr>
-            <w:tcW w:type="dxa" w:w="700"/>
+            <w:tcW w:type="dxa" w:w="600"/>
             <w:tcMar>
               <w:top w:type="dxa" w:w="60"/>
               <w:left w:type="dxa" w:w="100"/>
@@ -2982,7 +2982,7 @@
         </w:tc>
         <w:tc>
           <w:tcPr>
-            <w:tcW w:type="dxa" w:w="2900"/>
+            <w:tcW w:type="dxa" w:w="2700"/>
             <w:tcMar>
               <w:top w:type="dxa" w:w="60"/>
               <w:left w:type="dxa" w:w="100"/>
@@ -3009,7 +3009,7 @@
         </w:tc>
         <w:tc>
           <w:tcPr>
-            <w:tcW w:type="dxa" w:w="1900"/>
+            <w:tcW w:type="dxa" w:w="1600"/>
             <w:tcMar>
               <w:top w:type="dxa" w:w="60"/>
               <w:left w:type="dxa" w:w="100"/>
@@ -3036,7 +3036,7 @@
         </w:tc>
         <w:tc>
           <w:tcPr>
-            <w:tcW w:type="dxa" w:w="1400"/>
+            <w:tcW w:type="dxa" w:w="1300"/>
             <w:tcMar>
               <w:top w:type="dxa" w:w="60"/>
               <w:left w:type="dxa" w:w="100"/>
@@ -3063,7 +3063,7 @@
         </w:tc>
         <w:tc>
           <w:tcPr>
-            <w:tcW w:type="dxa" w:w="2940"/>
+            <w:tcW w:type="dxa" w:w="3640"/>
             <w:tcMar>
               <w:top w:type="dxa" w:w="60"/>
               <w:left w:type="dxa" w:w="100"/>
@@ -3092,7 +3092,7 @@
       <w:tr>
         <w:tc>
           <w:tcPr>
-            <w:tcW w:type="dxa" w:w="700"/>
+            <w:tcW w:type="dxa" w:w="600"/>
             <w:tcMar>
               <w:top w:type="dxa" w:w="60"/>
               <w:left w:type="dxa" w:w="100"/>
@@ -3119,7 +3119,7 @@
         </w:tc>
         <w:tc>
           <w:tcPr>
-            <w:tcW w:type="dxa" w:w="2900"/>
+            <w:tcW w:type="dxa" w:w="2700"/>
             <w:tcMar>
               <w:top w:type="dxa" w:w="60"/>
               <w:left w:type="dxa" w:w="100"/>
@@ -3146,7 +3146,7 @@
         </w:tc>
         <w:tc>
           <w:tcPr>
-            <w:tcW w:type="dxa" w:w="1900"/>
+            <w:tcW w:type="dxa" w:w="1600"/>
             <w:tcMar>
               <w:top w:type="dxa" w:w="60"/>
               <w:left w:type="dxa" w:w="100"/>
@@ -3173,7 +3173,7 @@
         </w:tc>
         <w:tc>
           <w:tcPr>
-            <w:tcW w:type="dxa" w:w="1400"/>
+            <w:tcW w:type="dxa" w:w="1300"/>
             <w:tcMar>
               <w:top w:type="dxa" w:w="60"/>
               <w:left w:type="dxa" w:w="100"/>
@@ -3200,7 +3200,7 @@
         </w:tc>
         <w:tc>
           <w:tcPr>
-            <w:tcW w:type="dxa" w:w="2940"/>
+            <w:tcW w:type="dxa" w:w="3640"/>
             <w:tcMar>
               <w:top w:type="dxa" w:w="60"/>
               <w:left w:type="dxa" w:w="100"/>
@@ -3229,7 +3229,7 @@
       <w:tr>
         <w:tc>
           <w:tcPr>
-            <w:tcW w:type="dxa" w:w="700"/>
+            <w:tcW w:type="dxa" w:w="600"/>
             <w:tcMar>
               <w:top w:type="dxa" w:w="60"/>
               <w:left w:type="dxa" w:w="100"/>
@@ -3256,7 +3256,7 @@
         </w:tc>
         <w:tc>
           <w:tcPr>
-            <w:tcW w:type="dxa" w:w="2900"/>
+            <w:tcW w:type="dxa" w:w="2700"/>
             <w:tcMar>
               <w:top w:type="dxa" w:w="60"/>
               <w:left w:type="dxa" w:w="100"/>
@@ -3283,7 +3283,7 @@
         </w:tc>
         <w:tc>
           <w:tcPr>
-            <w:tcW w:type="dxa" w:w="1900"/>
+            <w:tcW w:type="dxa" w:w="1600"/>
             <w:tcMar>
               <w:top w:type="dxa" w:w="60"/>
               <w:left w:type="dxa" w:w="100"/>
@@ -3310,7 +3310,7 @@
         </w:tc>
         <w:tc>
           <w:tcPr>
-            <w:tcW w:type="dxa" w:w="1400"/>
+            <w:tcW w:type="dxa" w:w="1300"/>
             <w:tcMar>
               <w:top w:type="dxa" w:w="60"/>
               <w:left w:type="dxa" w:w="100"/>
@@ -3337,7 +3337,7 @@
         </w:tc>
         <w:tc>
           <w:tcPr>
-            <w:tcW w:type="dxa" w:w="2940"/>
+            <w:tcW w:type="dxa" w:w="3640"/>
             <w:tcMar>
               <w:top w:type="dxa" w:w="60"/>
               <w:left w:type="dxa" w:w="100"/>
@@ -4908,8 +4908,22 @@
           <w:sz w:val="18"/>
           <w:szCs w:val="18"/>
         </w:rPr>
-        <w:t xml:space="preserve">Автор: Сяргей Яраховіч (Валацуга), Wikimedia Commons, CC BY-SA 3.0 — https://commons.wikimedia.org/wiki/File:%D0%93%D1%83%D0%B4%D0%B7%D0%B5%D0%B2%D1%96%D1%87%D1%8B._%D0%A1%D0%B2%D1%8F%D1%82%D0%B0-%D0%A0%D0%B0%D1%81%D1%82%D0%B2%D0%B0-%D0%91%D0%B0%D0%B3%D0%B0%D1%80%D0%BE%D0%B4%D0%B7%D1%96%D1%86%D0%BA%D0%B0%D1%8F_%D1%86%D0%B0%D1%80%D0%BA%D0%B2%D0%B0.jpg</w:t>
-      </w:r>
+        <w:t xml:space="preserve">Автор: Сяргей Яраховіч (Валацуга), Wikimedia Commons, CC BY-SA 3.0 — </w:t>
+      </w:r>
+      <w:hyperlink w:history="1" r:id="rIdbj9dsz6chssrg6fsebyzt">
+        <w:r>
+          <w:rPr>
+            <w:rFonts w:ascii="Times New Roman" w:cs="Times New Roman" w:eastAsia="Times New Roman" w:hAnsi="Times New Roman"/>
+            <w:i/>
+            <w:iCs/>
+            <w:color w:val="1F4E79"/>
+            <w:sz w:val="18"/>
+            <w:szCs w:val="18"/>
+            <w:u w:val="single"/>
+          </w:rPr>
+          <w:t xml:space="preserve">страница файла на Wikimedia Commons</w:t>
+        </w:r>
+      </w:hyperlink>
     </w:p>
     <w:p>
       <w:pPr>
@@ -5211,8 +5225,22 @@
           <w:sz w:val="18"/>
           <w:szCs w:val="18"/>
         </w:rPr>
-        <w:t xml:space="preserve">Автор: В.Васіленка (fgb.by), Wikimedia Commons, CC BY-SA 3.0 — https://commons.wikimedia.org/wiki/File:%D0%9B%D1%83%D0%BD%D0%BD%D0%BE._%D0%A6%D0%B0%D1%80%D0%BA%D0%B2%D0%B0.jpg</w:t>
-      </w:r>
+        <w:t xml:space="preserve">Автор: В.Васіленка (fgb.by), Wikimedia Commons, CC BY-SA 3.0 — </w:t>
+      </w:r>
+      <w:hyperlink w:history="1" r:id="rIdc_ob1hhe8br4rj4lrhmxc">
+        <w:r>
+          <w:rPr>
+            <w:rFonts w:ascii="Times New Roman" w:cs="Times New Roman" w:eastAsia="Times New Roman" w:hAnsi="Times New Roman"/>
+            <w:i/>
+            <w:iCs/>
+            <w:color w:val="1F4E79"/>
+            <w:sz w:val="18"/>
+            <w:szCs w:val="18"/>
+            <w:u w:val="single"/>
+          </w:rPr>
+          <w:t xml:space="preserve">страница файла на Wikimedia Commons</w:t>
+        </w:r>
+      </w:hyperlink>
     </w:p>
     <w:p>
       <w:pPr>
@@ -5520,8 +5548,22 @@
           <w:sz w:val="18"/>
           <w:szCs w:val="18"/>
         </w:rPr>
-        <w:t xml:space="preserve">Автор: Борис Мавлютов, Wikimedia Commons, CC BY-SA 3.0 — https://commons.wikimedia.org/wiki/File:%D0%94%D1%83%D0%B1%D0%BD%D0%BE._%D0%A6%D0%B5%D1%80%D0%BA%D0%BE%D0%B2%D1%8C_%D0%92%D0%BE%D0%B7%D0%BD%D0%B5%D1%81%D0%B5%D0%BD%D0%B8%D1%8F_%D0%93%D0%BE%D1%81%D0%BF%D0%BE%D0%B4%D0%BD%D1%8F.jpg</w:t>
-      </w:r>
+        <w:t xml:space="preserve">Автор: Борис Мавлютов, Wikimedia Commons, CC BY-SA 3.0 — </w:t>
+      </w:r>
+      <w:hyperlink w:history="1" r:id="rIdtso7exogneqszhq8lxqeu">
+        <w:r>
+          <w:rPr>
+            <w:rFonts w:ascii="Times New Roman" w:cs="Times New Roman" w:eastAsia="Times New Roman" w:hAnsi="Times New Roman"/>
+            <w:i/>
+            <w:iCs/>
+            <w:color w:val="1F4E79"/>
+            <w:sz w:val="18"/>
+            <w:szCs w:val="18"/>
+            <w:u w:val="single"/>
+          </w:rPr>
+          <w:t xml:space="preserve">страница файла на Wikimedia Commons</w:t>
+        </w:r>
+      </w:hyperlink>
     </w:p>
     <w:p>
       <w:pPr>

--- a/Дорогами-духовности-сайт.docx
+++ b/Дорогами-духовности-сайт.docx
@@ -15,24 +15,38 @@
           <w:sz w:val="24"/>
           <w:szCs w:val="24"/>
         </w:rPr>
-        <w:t xml:space="preserve">Конкурс «Гродненщина православная», Блок 1 «Дорогами духовности» (туристско-краеведческий)</w:t>
+        <w:t xml:space="preserve">Конкурс «Гродненщина православная», туристско-краеведческий</w:t>
       </w:r>
     </w:p>
     <w:p>
       <w:pPr>
         <w:pStyle w:val="Title"/>
+        <w:spacing w:after="240"/>
+        <w:jc w:val="center"/>
+      </w:pPr>
+      <w:r>
+        <w:rPr>
+          <w:rFonts w:ascii="Times New Roman" w:cs="Times New Roman" w:eastAsia="Times New Roman" w:hAnsi="Times New Roman"/>
+          <w:b/>
+          <w:bCs/>
+          <w:sz w:val="48"/>
+          <w:szCs w:val="48"/>
+        </w:rPr>
+        <w:t xml:space="preserve">Дорогами духовности</w:t>
+      </w:r>
+    </w:p>
+    <w:p>
+      <w:pPr>
         <w:spacing w:after="480"/>
         <w:jc w:val="center"/>
       </w:pPr>
       <w:r>
         <w:rPr>
           <w:rFonts w:ascii="Times New Roman" w:cs="Times New Roman" w:eastAsia="Times New Roman" w:hAnsi="Times New Roman"/>
-          <w:b/>
-          <w:bCs/>
-          <w:sz w:val="48"/>
-          <w:szCs w:val="48"/>
-        </w:rPr>
-        <w:t xml:space="preserve">«Дорогами духовности» — маршрут по храмам Мостовского района</w:t>
+          <w:sz w:val="30"/>
+          <w:szCs w:val="30"/>
+        </w:rPr>
+        <w:t xml:space="preserve">Нитка маршрута: Гродно → Гудевичи → Лунно → Дубно → Мосты</w:t>
       </w:r>
     </w:p>
     <w:p>
@@ -324,888 +338,6 @@
     </w:p>
     <w:p>
       <w:pPr>
-        <w:pStyle w:val="Heading3"/>
-        <w:spacing w:after="100" w:before="180"/>
-      </w:pPr>
-      <w:r>
-        <w:rPr>
-          <w:rFonts w:ascii="Times New Roman" w:cs="Times New Roman" w:eastAsia="Times New Roman" w:hAnsi="Times New Roman"/>
-          <w:b/>
-          <w:bCs/>
-          <w:sz w:val="24"/>
-          <w:szCs w:val="24"/>
-        </w:rPr>
-        <w:t xml:space="preserve">Перегоны</w:t>
-      </w:r>
-    </w:p>
-    <w:tbl>
-      <w:tblPr>
-        <w:tblW w:type="dxa" w:w="9840"/>
-        <w:tblBorders>
-          <w:top w:val="single" w:color="auto" w:sz="4"/>
-          <w:left w:val="single" w:color="auto" w:sz="4"/>
-          <w:bottom w:val="single" w:color="auto" w:sz="4"/>
-          <w:right w:val="single" w:color="auto" w:sz="4"/>
-          <w:insideH w:val="single" w:color="auto" w:sz="4"/>
-          <w:insideV w:val="single" w:color="auto" w:sz="4"/>
-        </w:tblBorders>
-      </w:tblPr>
-      <w:tblGrid>
-        <w:gridCol w:w="600"/>
-        <w:gridCol w:w="2700"/>
-        <w:gridCol w:w="1600"/>
-        <w:gridCol w:w="1300"/>
-        <w:gridCol w:w="3640"/>
-      </w:tblGrid>
-      <w:tr>
-        <w:trPr>
-          <w:tblHeader/>
-        </w:trPr>
-        <w:tc>
-          <w:tcPr>
-            <w:tcW w:type="dxa" w:w="600"/>
-            <w:shd w:fill="EDE7DA" w:val="clear"/>
-            <w:tcMar>
-              <w:top w:type="dxa" w:w="60"/>
-              <w:left w:type="dxa" w:w="100"/>
-              <w:bottom w:type="dxa" w:w="60"/>
-              <w:right w:type="dxa" w:w="100"/>
-            </w:tcMar>
-          </w:tcPr>
-          <w:p>
-            <w:pPr>
-              <w:spacing w:after="0"/>
-              <w:jc w:val="left"/>
-            </w:pPr>
-            <w:r>
-              <w:rPr>
-                <w:rFonts w:ascii="Times New Roman" w:cs="Times New Roman" w:eastAsia="Times New Roman" w:hAnsi="Times New Roman"/>
-                <w:b/>
-                <w:bCs/>
-                <w:sz w:val="24"/>
-                <w:szCs w:val="24"/>
-              </w:rPr>
-              <w:t xml:space="preserve">№</w:t>
-            </w:r>
-          </w:p>
-        </w:tc>
-        <w:tc>
-          <w:tcPr>
-            <w:tcW w:type="dxa" w:w="2700"/>
-            <w:shd w:fill="EDE7DA" w:val="clear"/>
-            <w:tcMar>
-              <w:top w:type="dxa" w:w="60"/>
-              <w:left w:type="dxa" w:w="100"/>
-              <w:bottom w:type="dxa" w:w="60"/>
-              <w:right w:type="dxa" w:w="100"/>
-            </w:tcMar>
-          </w:tcPr>
-          <w:p>
-            <w:pPr>
-              <w:spacing w:after="0"/>
-              <w:jc w:val="left"/>
-            </w:pPr>
-            <w:r>
-              <w:rPr>
-                <w:rFonts w:ascii="Times New Roman" w:cs="Times New Roman" w:eastAsia="Times New Roman" w:hAnsi="Times New Roman"/>
-                <w:b/>
-                <w:bCs/>
-                <w:sz w:val="24"/>
-                <w:szCs w:val="24"/>
-              </w:rPr>
-              <w:t xml:space="preserve">Участок</w:t>
-            </w:r>
-          </w:p>
-        </w:tc>
-        <w:tc>
-          <w:tcPr>
-            <w:tcW w:type="dxa" w:w="1600"/>
-            <w:shd w:fill="EDE7DA" w:val="clear"/>
-            <w:tcMar>
-              <w:top w:type="dxa" w:w="60"/>
-              <w:left w:type="dxa" w:w="100"/>
-              <w:bottom w:type="dxa" w:w="60"/>
-              <w:right w:type="dxa" w:w="100"/>
-            </w:tcMar>
-          </w:tcPr>
-          <w:p>
-            <w:pPr>
-              <w:spacing w:after="0"/>
-              <w:jc w:val="left"/>
-            </w:pPr>
-            <w:r>
-              <w:rPr>
-                <w:rFonts w:ascii="Times New Roman" w:cs="Times New Roman" w:eastAsia="Times New Roman" w:hAnsi="Times New Roman"/>
-                <w:b/>
-                <w:bCs/>
-                <w:sz w:val="24"/>
-                <w:szCs w:val="24"/>
-              </w:rPr>
-              <w:t xml:space="preserve">Способ</w:t>
-            </w:r>
-          </w:p>
-        </w:tc>
-        <w:tc>
-          <w:tcPr>
-            <w:tcW w:type="dxa" w:w="1300"/>
-            <w:shd w:fill="EDE7DA" w:val="clear"/>
-            <w:tcMar>
-              <w:top w:type="dxa" w:w="60"/>
-              <w:left w:type="dxa" w:w="100"/>
-              <w:bottom w:type="dxa" w:w="60"/>
-              <w:right w:type="dxa" w:w="100"/>
-            </w:tcMar>
-          </w:tcPr>
-          <w:p>
-            <w:pPr>
-              <w:spacing w:after="0"/>
-              <w:jc w:val="left"/>
-            </w:pPr>
-            <w:r>
-              <w:rPr>
-                <w:rFonts w:ascii="Times New Roman" w:cs="Times New Roman" w:eastAsia="Times New Roman" w:hAnsi="Times New Roman"/>
-                <w:b/>
-                <w:bCs/>
-                <w:sz w:val="24"/>
-                <w:szCs w:val="24"/>
-              </w:rPr>
-              <w:t xml:space="preserve">Расстояние</w:t>
-            </w:r>
-          </w:p>
-        </w:tc>
-        <w:tc>
-          <w:tcPr>
-            <w:tcW w:type="dxa" w:w="3640"/>
-            <w:shd w:fill="EDE7DA" w:val="clear"/>
-            <w:tcMar>
-              <w:top w:type="dxa" w:w="60"/>
-              <w:left w:type="dxa" w:w="100"/>
-              <w:bottom w:type="dxa" w:w="60"/>
-              <w:right w:type="dxa" w:w="100"/>
-            </w:tcMar>
-          </w:tcPr>
-          <w:p>
-            <w:pPr>
-              <w:spacing w:after="0"/>
-              <w:jc w:val="left"/>
-            </w:pPr>
-            <w:r>
-              <w:rPr>
-                <w:rFonts w:ascii="Times New Roman" w:cs="Times New Roman" w:eastAsia="Times New Roman" w:hAnsi="Times New Roman"/>
-                <w:b/>
-                <w:bCs/>
-                <w:sz w:val="24"/>
-                <w:szCs w:val="24"/>
-              </w:rPr>
-              <w:t xml:space="preserve">Время</w:t>
-            </w:r>
-          </w:p>
-        </w:tc>
-      </w:tr>
-      <w:tr>
-        <w:tc>
-          <w:tcPr>
-            <w:tcW w:type="dxa" w:w="600"/>
-            <w:tcMar>
-              <w:top w:type="dxa" w:w="60"/>
-              <w:left w:type="dxa" w:w="100"/>
-              <w:bottom w:type="dxa" w:w="60"/>
-              <w:right w:type="dxa" w:w="100"/>
-            </w:tcMar>
-          </w:tcPr>
-          <w:p>
-            <w:pPr>
-              <w:spacing w:after="0"/>
-              <w:jc w:val="left"/>
-            </w:pPr>
-            <w:r>
-              <w:rPr>
-                <w:rFonts w:ascii="Times New Roman" w:cs="Times New Roman" w:eastAsia="Times New Roman" w:hAnsi="Times New Roman"/>
-                <w:b w:val="false"/>
-                <w:bCs w:val="false"/>
-                <w:sz w:val="24"/>
-                <w:szCs w:val="24"/>
-              </w:rPr>
-              <w:t xml:space="preserve">1</w:t>
-            </w:r>
-          </w:p>
-        </w:tc>
-        <w:tc>
-          <w:tcPr>
-            <w:tcW w:type="dxa" w:w="2700"/>
-            <w:tcMar>
-              <w:top w:type="dxa" w:w="60"/>
-              <w:left w:type="dxa" w:w="100"/>
-              <w:bottom w:type="dxa" w:w="60"/>
-              <w:right w:type="dxa" w:w="100"/>
-            </w:tcMar>
-          </w:tcPr>
-          <w:p>
-            <w:pPr>
-              <w:spacing w:after="0"/>
-              <w:jc w:val="left"/>
-            </w:pPr>
-            <w:r>
-              <w:rPr>
-                <w:rFonts w:ascii="Times New Roman" w:cs="Times New Roman" w:eastAsia="Times New Roman" w:hAnsi="Times New Roman"/>
-                <w:b w:val="false"/>
-                <w:bCs w:val="false"/>
-                <w:sz w:val="24"/>
-                <w:szCs w:val="24"/>
-              </w:rPr>
-              <w:t xml:space="preserve">Гродно — д. Гудевичи</w:t>
-            </w:r>
-          </w:p>
-        </w:tc>
-        <w:tc>
-          <w:tcPr>
-            <w:tcW w:type="dxa" w:w="1600"/>
-            <w:tcMar>
-              <w:top w:type="dxa" w:w="60"/>
-              <w:left w:type="dxa" w:w="100"/>
-              <w:bottom w:type="dxa" w:w="60"/>
-              <w:right w:type="dxa" w:w="100"/>
-            </w:tcMar>
-          </w:tcPr>
-          <w:p>
-            <w:pPr>
-              <w:spacing w:after="0"/>
-              <w:jc w:val="left"/>
-            </w:pPr>
-            <w:r>
-              <w:rPr>
-                <w:rFonts w:ascii="Times New Roman" w:cs="Times New Roman" w:eastAsia="Times New Roman" w:hAnsi="Times New Roman"/>
-                <w:b w:val="false"/>
-                <w:bCs w:val="false"/>
-                <w:sz w:val="24"/>
-                <w:szCs w:val="24"/>
-              </w:rPr>
-              <w:t xml:space="preserve">автомобиль, автобус</w:t>
-            </w:r>
-          </w:p>
-        </w:tc>
-        <w:tc>
-          <w:tcPr>
-            <w:tcW w:type="dxa" w:w="1300"/>
-            <w:tcMar>
-              <w:top w:type="dxa" w:w="60"/>
-              <w:left w:type="dxa" w:w="100"/>
-              <w:bottom w:type="dxa" w:w="60"/>
-              <w:right w:type="dxa" w:w="100"/>
-            </w:tcMar>
-          </w:tcPr>
-          <w:p>
-            <w:pPr>
-              <w:spacing w:after="0"/>
-              <w:jc w:val="left"/>
-            </w:pPr>
-            <w:r>
-              <w:rPr>
-                <w:rFonts w:ascii="Times New Roman" w:cs="Times New Roman" w:eastAsia="Times New Roman" w:hAnsi="Times New Roman"/>
-                <w:b w:val="false"/>
-                <w:bCs w:val="false"/>
-                <w:sz w:val="24"/>
-                <w:szCs w:val="24"/>
-              </w:rPr>
-              <w:t xml:space="preserve">52,8 км</w:t>
-            </w:r>
-          </w:p>
-        </w:tc>
-        <w:tc>
-          <w:tcPr>
-            <w:tcW w:type="dxa" w:w="3640"/>
-            <w:tcMar>
-              <w:top w:type="dxa" w:w="60"/>
-              <w:left w:type="dxa" w:w="100"/>
-              <w:bottom w:type="dxa" w:w="60"/>
-              <w:right w:type="dxa" w:w="100"/>
-            </w:tcMar>
-          </w:tcPr>
-          <w:p>
-            <w:pPr>
-              <w:spacing w:after="0"/>
-              <w:jc w:val="left"/>
-            </w:pPr>
-            <w:r>
-              <w:rPr>
-                <w:rFonts w:ascii="Times New Roman" w:cs="Times New Roman" w:eastAsia="Times New Roman" w:hAnsi="Times New Roman"/>
-                <w:b w:val="false"/>
-                <w:bCs w:val="false"/>
-                <w:sz w:val="24"/>
-                <w:szCs w:val="24"/>
-              </w:rPr>
-              <w:t xml:space="preserve">≈50 минут</w:t>
-            </w:r>
-          </w:p>
-        </w:tc>
-      </w:tr>
-      <w:tr>
-        <w:tc>
-          <w:tcPr>
-            <w:tcW w:type="dxa" w:w="600"/>
-            <w:tcMar>
-              <w:top w:type="dxa" w:w="60"/>
-              <w:left w:type="dxa" w:w="100"/>
-              <w:bottom w:type="dxa" w:w="60"/>
-              <w:right w:type="dxa" w:w="100"/>
-            </w:tcMar>
-          </w:tcPr>
-          <w:p>
-            <w:pPr>
-              <w:spacing w:after="0"/>
-              <w:jc w:val="left"/>
-            </w:pPr>
-            <w:r>
-              <w:rPr>
-                <w:rFonts w:ascii="Times New Roman" w:cs="Times New Roman" w:eastAsia="Times New Roman" w:hAnsi="Times New Roman"/>
-                <w:b w:val="false"/>
-                <w:bCs w:val="false"/>
-                <w:sz w:val="24"/>
-                <w:szCs w:val="24"/>
-              </w:rPr>
-              <w:t xml:space="preserve">2</w:t>
-            </w:r>
-          </w:p>
-        </w:tc>
-        <w:tc>
-          <w:tcPr>
-            <w:tcW w:type="dxa" w:w="2700"/>
-            <w:tcMar>
-              <w:top w:type="dxa" w:w="60"/>
-              <w:left w:type="dxa" w:w="100"/>
-              <w:bottom w:type="dxa" w:w="60"/>
-              <w:right w:type="dxa" w:w="100"/>
-            </w:tcMar>
-          </w:tcPr>
-          <w:p>
-            <w:pPr>
-              <w:spacing w:after="0"/>
-              <w:jc w:val="left"/>
-            </w:pPr>
-            <w:r>
-              <w:rPr>
-                <w:rFonts w:ascii="Times New Roman" w:cs="Times New Roman" w:eastAsia="Times New Roman" w:hAnsi="Times New Roman"/>
-                <w:b w:val="false"/>
-                <w:bCs w:val="false"/>
-                <w:sz w:val="24"/>
-                <w:szCs w:val="24"/>
-              </w:rPr>
-              <w:t xml:space="preserve">д. Гудевичи — д. Лунно</w:t>
-            </w:r>
-          </w:p>
-        </w:tc>
-        <w:tc>
-          <w:tcPr>
-            <w:tcW w:type="dxa" w:w="1600"/>
-            <w:tcMar>
-              <w:top w:type="dxa" w:w="60"/>
-              <w:left w:type="dxa" w:w="100"/>
-              <w:bottom w:type="dxa" w:w="60"/>
-              <w:right w:type="dxa" w:w="100"/>
-            </w:tcMar>
-          </w:tcPr>
-          <w:p>
-            <w:pPr>
-              <w:spacing w:after="0"/>
-              <w:jc w:val="left"/>
-            </w:pPr>
-            <w:r>
-              <w:rPr>
-                <w:rFonts w:ascii="Times New Roman" w:cs="Times New Roman" w:eastAsia="Times New Roman" w:hAnsi="Times New Roman"/>
-                <w:b w:val="false"/>
-                <w:bCs w:val="false"/>
-                <w:sz w:val="24"/>
-                <w:szCs w:val="24"/>
-              </w:rPr>
-              <w:t xml:space="preserve">пешком, автомобиль</w:t>
-            </w:r>
-          </w:p>
-        </w:tc>
-        <w:tc>
-          <w:tcPr>
-            <w:tcW w:type="dxa" w:w="1300"/>
-            <w:tcMar>
-              <w:top w:type="dxa" w:w="60"/>
-              <w:left w:type="dxa" w:w="100"/>
-              <w:bottom w:type="dxa" w:w="60"/>
-              <w:right w:type="dxa" w:w="100"/>
-            </w:tcMar>
-          </w:tcPr>
-          <w:p>
-            <w:pPr>
-              <w:spacing w:after="0"/>
-              <w:jc w:val="left"/>
-            </w:pPr>
-            <w:r>
-              <w:rPr>
-                <w:rFonts w:ascii="Times New Roman" w:cs="Times New Roman" w:eastAsia="Times New Roman" w:hAnsi="Times New Roman"/>
-                <w:b w:val="false"/>
-                <w:bCs w:val="false"/>
-                <w:sz w:val="24"/>
-                <w:szCs w:val="24"/>
-              </w:rPr>
-              <w:t xml:space="preserve">12,7 км</w:t>
-            </w:r>
-          </w:p>
-        </w:tc>
-        <w:tc>
-          <w:tcPr>
-            <w:tcW w:type="dxa" w:w="3640"/>
-            <w:tcMar>
-              <w:top w:type="dxa" w:w="60"/>
-              <w:left w:type="dxa" w:w="100"/>
-              <w:bottom w:type="dxa" w:w="60"/>
-              <w:right w:type="dxa" w:w="100"/>
-            </w:tcMar>
-          </w:tcPr>
-          <w:p>
-            <w:pPr>
-              <w:spacing w:after="0"/>
-              <w:jc w:val="left"/>
-            </w:pPr>
-            <w:r>
-              <w:rPr>
-                <w:rFonts w:ascii="Times New Roman" w:cs="Times New Roman" w:eastAsia="Times New Roman" w:hAnsi="Times New Roman"/>
-                <w:b w:val="false"/>
-                <w:bCs w:val="false"/>
-                <w:sz w:val="24"/>
-                <w:szCs w:val="24"/>
-              </w:rPr>
-              <w:t xml:space="preserve">≈12 минут на машине / ≈2 ч 50 мин пешком</w:t>
-            </w:r>
-          </w:p>
-        </w:tc>
-      </w:tr>
-      <w:tr>
-        <w:tc>
-          <w:tcPr>
-            <w:tcW w:type="dxa" w:w="600"/>
-            <w:tcMar>
-              <w:top w:type="dxa" w:w="60"/>
-              <w:left w:type="dxa" w:w="100"/>
-              <w:bottom w:type="dxa" w:w="60"/>
-              <w:right w:type="dxa" w:w="100"/>
-            </w:tcMar>
-          </w:tcPr>
-          <w:p>
-            <w:pPr>
-              <w:spacing w:after="0"/>
-              <w:jc w:val="left"/>
-            </w:pPr>
-            <w:r>
-              <w:rPr>
-                <w:rFonts w:ascii="Times New Roman" w:cs="Times New Roman" w:eastAsia="Times New Roman" w:hAnsi="Times New Roman"/>
-                <w:b w:val="false"/>
-                <w:bCs w:val="false"/>
-                <w:sz w:val="24"/>
-                <w:szCs w:val="24"/>
-              </w:rPr>
-              <w:t xml:space="preserve">3</w:t>
-            </w:r>
-          </w:p>
-        </w:tc>
-        <w:tc>
-          <w:tcPr>
-            <w:tcW w:type="dxa" w:w="2700"/>
-            <w:tcMar>
-              <w:top w:type="dxa" w:w="60"/>
-              <w:left w:type="dxa" w:w="100"/>
-              <w:bottom w:type="dxa" w:w="60"/>
-              <w:right w:type="dxa" w:w="100"/>
-            </w:tcMar>
-          </w:tcPr>
-          <w:p>
-            <w:pPr>
-              <w:spacing w:after="0"/>
-              <w:jc w:val="left"/>
-            </w:pPr>
-            <w:r>
-              <w:rPr>
-                <w:rFonts w:ascii="Times New Roman" w:cs="Times New Roman" w:eastAsia="Times New Roman" w:hAnsi="Times New Roman"/>
-                <w:b w:val="false"/>
-                <w:bCs w:val="false"/>
-                <w:sz w:val="24"/>
-                <w:szCs w:val="24"/>
-              </w:rPr>
-              <w:t xml:space="preserve">д. Лунно — д. Дубно</w:t>
-            </w:r>
-          </w:p>
-        </w:tc>
-        <w:tc>
-          <w:tcPr>
-            <w:tcW w:type="dxa" w:w="1600"/>
-            <w:tcMar>
-              <w:top w:type="dxa" w:w="60"/>
-              <w:left w:type="dxa" w:w="100"/>
-              <w:bottom w:type="dxa" w:w="60"/>
-              <w:right w:type="dxa" w:w="100"/>
-            </w:tcMar>
-          </w:tcPr>
-          <w:p>
-            <w:pPr>
-              <w:spacing w:after="0"/>
-              <w:jc w:val="left"/>
-            </w:pPr>
-            <w:r>
-              <w:rPr>
-                <w:rFonts w:ascii="Times New Roman" w:cs="Times New Roman" w:eastAsia="Times New Roman" w:hAnsi="Times New Roman"/>
-                <w:b w:val="false"/>
-                <w:bCs w:val="false"/>
-                <w:sz w:val="24"/>
-                <w:szCs w:val="24"/>
-              </w:rPr>
-              <w:t xml:space="preserve">пешком, автомобиль</w:t>
-            </w:r>
-          </w:p>
-        </w:tc>
-        <w:tc>
-          <w:tcPr>
-            <w:tcW w:type="dxa" w:w="1300"/>
-            <w:tcMar>
-              <w:top w:type="dxa" w:w="60"/>
-              <w:left w:type="dxa" w:w="100"/>
-              <w:bottom w:type="dxa" w:w="60"/>
-              <w:right w:type="dxa" w:w="100"/>
-            </w:tcMar>
-          </w:tcPr>
-          <w:p>
-            <w:pPr>
-              <w:spacing w:after="0"/>
-              <w:jc w:val="left"/>
-            </w:pPr>
-            <w:r>
-              <w:rPr>
-                <w:rFonts w:ascii="Times New Roman" w:cs="Times New Roman" w:eastAsia="Times New Roman" w:hAnsi="Times New Roman"/>
-                <w:b w:val="false"/>
-                <w:bCs w:val="false"/>
-                <w:sz w:val="24"/>
-                <w:szCs w:val="24"/>
-              </w:rPr>
-              <w:t xml:space="preserve">16,3 км</w:t>
-            </w:r>
-          </w:p>
-        </w:tc>
-        <w:tc>
-          <w:tcPr>
-            <w:tcW w:type="dxa" w:w="3640"/>
-            <w:tcMar>
-              <w:top w:type="dxa" w:w="60"/>
-              <w:left w:type="dxa" w:w="100"/>
-              <w:bottom w:type="dxa" w:w="60"/>
-              <w:right w:type="dxa" w:w="100"/>
-            </w:tcMar>
-          </w:tcPr>
-          <w:p>
-            <w:pPr>
-              <w:spacing w:after="0"/>
-              <w:jc w:val="left"/>
-            </w:pPr>
-            <w:r>
-              <w:rPr>
-                <w:rFonts w:ascii="Times New Roman" w:cs="Times New Roman" w:eastAsia="Times New Roman" w:hAnsi="Times New Roman"/>
-                <w:b w:val="false"/>
-                <w:bCs w:val="false"/>
-                <w:sz w:val="24"/>
-                <w:szCs w:val="24"/>
-              </w:rPr>
-              <w:t xml:space="preserve">≈16 минут на машине / ≈3 ч 40 мин пешком</w:t>
-            </w:r>
-          </w:p>
-        </w:tc>
-      </w:tr>
-      <w:tr>
-        <w:tc>
-          <w:tcPr>
-            <w:tcW w:type="dxa" w:w="600"/>
-            <w:tcMar>
-              <w:top w:type="dxa" w:w="60"/>
-              <w:left w:type="dxa" w:w="100"/>
-              <w:bottom w:type="dxa" w:w="60"/>
-              <w:right w:type="dxa" w:w="100"/>
-            </w:tcMar>
-          </w:tcPr>
-          <w:p>
-            <w:pPr>
-              <w:spacing w:after="0"/>
-              <w:jc w:val="left"/>
-            </w:pPr>
-            <w:r>
-              <w:rPr>
-                <w:rFonts w:ascii="Times New Roman" w:cs="Times New Roman" w:eastAsia="Times New Roman" w:hAnsi="Times New Roman"/>
-                <w:b w:val="false"/>
-                <w:bCs w:val="false"/>
-                <w:sz w:val="24"/>
-                <w:szCs w:val="24"/>
-              </w:rPr>
-              <w:t xml:space="preserve">4</w:t>
-            </w:r>
-          </w:p>
-        </w:tc>
-        <w:tc>
-          <w:tcPr>
-            <w:tcW w:type="dxa" w:w="2700"/>
-            <w:tcMar>
-              <w:top w:type="dxa" w:w="60"/>
-              <w:left w:type="dxa" w:w="100"/>
-              <w:bottom w:type="dxa" w:w="60"/>
-              <w:right w:type="dxa" w:w="100"/>
-            </w:tcMar>
-          </w:tcPr>
-          <w:p>
-            <w:pPr>
-              <w:spacing w:after="0"/>
-              <w:jc w:val="left"/>
-            </w:pPr>
-            <w:r>
-              <w:rPr>
-                <w:rFonts w:ascii="Times New Roman" w:cs="Times New Roman" w:eastAsia="Times New Roman" w:hAnsi="Times New Roman"/>
-                <w:b w:val="false"/>
-                <w:bCs w:val="false"/>
-                <w:sz w:val="24"/>
-                <w:szCs w:val="24"/>
-              </w:rPr>
-              <w:t xml:space="preserve">д. Дубно — г. Мосты</w:t>
-            </w:r>
-          </w:p>
-        </w:tc>
-        <w:tc>
-          <w:tcPr>
-            <w:tcW w:type="dxa" w:w="1600"/>
-            <w:tcMar>
-              <w:top w:type="dxa" w:w="60"/>
-              <w:left w:type="dxa" w:w="100"/>
-              <w:bottom w:type="dxa" w:w="60"/>
-              <w:right w:type="dxa" w:w="100"/>
-            </w:tcMar>
-          </w:tcPr>
-          <w:p>
-            <w:pPr>
-              <w:spacing w:after="0"/>
-              <w:jc w:val="left"/>
-            </w:pPr>
-            <w:r>
-              <w:rPr>
-                <w:rFonts w:ascii="Times New Roman" w:cs="Times New Roman" w:eastAsia="Times New Roman" w:hAnsi="Times New Roman"/>
-                <w:b w:val="false"/>
-                <w:bCs w:val="false"/>
-                <w:sz w:val="24"/>
-                <w:szCs w:val="24"/>
-              </w:rPr>
-              <w:t xml:space="preserve">автомобиль, автобус</w:t>
-            </w:r>
-          </w:p>
-        </w:tc>
-        <w:tc>
-          <w:tcPr>
-            <w:tcW w:type="dxa" w:w="1300"/>
-            <w:tcMar>
-              <w:top w:type="dxa" w:w="60"/>
-              <w:left w:type="dxa" w:w="100"/>
-              <w:bottom w:type="dxa" w:w="60"/>
-              <w:right w:type="dxa" w:w="100"/>
-            </w:tcMar>
-          </w:tcPr>
-          <w:p>
-            <w:pPr>
-              <w:spacing w:after="0"/>
-              <w:jc w:val="left"/>
-            </w:pPr>
-            <w:r>
-              <w:rPr>
-                <w:rFonts w:ascii="Times New Roman" w:cs="Times New Roman" w:eastAsia="Times New Roman" w:hAnsi="Times New Roman"/>
-                <w:b w:val="false"/>
-                <w:bCs w:val="false"/>
-                <w:sz w:val="24"/>
-                <w:szCs w:val="24"/>
-              </w:rPr>
-              <w:t xml:space="preserve">14,6 км</w:t>
-            </w:r>
-          </w:p>
-        </w:tc>
-        <w:tc>
-          <w:tcPr>
-            <w:tcW w:type="dxa" w:w="3640"/>
-            <w:tcMar>
-              <w:top w:type="dxa" w:w="60"/>
-              <w:left w:type="dxa" w:w="100"/>
-              <w:bottom w:type="dxa" w:w="60"/>
-              <w:right w:type="dxa" w:w="100"/>
-            </w:tcMar>
-          </w:tcPr>
-          <w:p>
-            <w:pPr>
-              <w:spacing w:after="0"/>
-              <w:jc w:val="left"/>
-            </w:pPr>
-            <w:r>
-              <w:rPr>
-                <w:rFonts w:ascii="Times New Roman" w:cs="Times New Roman" w:eastAsia="Times New Roman" w:hAnsi="Times New Roman"/>
-                <w:b w:val="false"/>
-                <w:bCs w:val="false"/>
-                <w:sz w:val="24"/>
-                <w:szCs w:val="24"/>
-              </w:rPr>
-              <w:t xml:space="preserve">≈15 минут</w:t>
-            </w:r>
-          </w:p>
-        </w:tc>
-      </w:tr>
-      <w:tr>
-        <w:tc>
-          <w:tcPr>
-            <w:tcW w:type="dxa" w:w="600"/>
-            <w:tcMar>
-              <w:top w:type="dxa" w:w="60"/>
-              <w:left w:type="dxa" w:w="100"/>
-              <w:bottom w:type="dxa" w:w="60"/>
-              <w:right w:type="dxa" w:w="100"/>
-            </w:tcMar>
-          </w:tcPr>
-          <w:p>
-            <w:pPr>
-              <w:spacing w:after="0"/>
-              <w:jc w:val="left"/>
-            </w:pPr>
-            <w:r>
-              <w:rPr>
-                <w:rFonts w:ascii="Times New Roman" w:cs="Times New Roman" w:eastAsia="Times New Roman" w:hAnsi="Times New Roman"/>
-                <w:b w:val="false"/>
-                <w:bCs w:val="false"/>
-                <w:sz w:val="24"/>
-                <w:szCs w:val="24"/>
-              </w:rPr>
-              <w:t xml:space="preserve">5</w:t>
-            </w:r>
-          </w:p>
-        </w:tc>
-        <w:tc>
-          <w:tcPr>
-            <w:tcW w:type="dxa" w:w="2700"/>
-            <w:tcMar>
-              <w:top w:type="dxa" w:w="60"/>
-              <w:left w:type="dxa" w:w="100"/>
-              <w:bottom w:type="dxa" w:w="60"/>
-              <w:right w:type="dxa" w:w="100"/>
-            </w:tcMar>
-          </w:tcPr>
-          <w:p>
-            <w:pPr>
-              <w:spacing w:after="0"/>
-              <w:jc w:val="left"/>
-            </w:pPr>
-            <w:r>
-              <w:rPr>
-                <w:rFonts w:ascii="Times New Roman" w:cs="Times New Roman" w:eastAsia="Times New Roman" w:hAnsi="Times New Roman"/>
-                <w:b w:val="false"/>
-                <w:bCs w:val="false"/>
-                <w:sz w:val="24"/>
-                <w:szCs w:val="24"/>
-              </w:rPr>
-              <w:t xml:space="preserve">г. Мосты — г. Гродно</w:t>
-            </w:r>
-          </w:p>
-        </w:tc>
-        <w:tc>
-          <w:tcPr>
-            <w:tcW w:type="dxa" w:w="1600"/>
-            <w:tcMar>
-              <w:top w:type="dxa" w:w="60"/>
-              <w:left w:type="dxa" w:w="100"/>
-              <w:bottom w:type="dxa" w:w="60"/>
-              <w:right w:type="dxa" w:w="100"/>
-            </w:tcMar>
-          </w:tcPr>
-          <w:p>
-            <w:pPr>
-              <w:spacing w:after="0"/>
-              <w:jc w:val="left"/>
-            </w:pPr>
-            <w:r>
-              <w:rPr>
-                <w:rFonts w:ascii="Times New Roman" w:cs="Times New Roman" w:eastAsia="Times New Roman" w:hAnsi="Times New Roman"/>
-                <w:b w:val="false"/>
-                <w:bCs w:val="false"/>
-                <w:sz w:val="24"/>
-                <w:szCs w:val="24"/>
-              </w:rPr>
-              <w:t xml:space="preserve">автомобиль, автобус</w:t>
-            </w:r>
-          </w:p>
-        </w:tc>
-        <w:tc>
-          <w:tcPr>
-            <w:tcW w:type="dxa" w:w="1300"/>
-            <w:tcMar>
-              <w:top w:type="dxa" w:w="60"/>
-              <w:left w:type="dxa" w:w="100"/>
-              <w:bottom w:type="dxa" w:w="60"/>
-              <w:right w:type="dxa" w:w="100"/>
-            </w:tcMar>
-          </w:tcPr>
-          <w:p>
-            <w:pPr>
-              <w:spacing w:after="0"/>
-              <w:jc w:val="left"/>
-            </w:pPr>
-            <w:r>
-              <w:rPr>
-                <w:rFonts w:ascii="Times New Roman" w:cs="Times New Roman" w:eastAsia="Times New Roman" w:hAnsi="Times New Roman"/>
-                <w:b w:val="false"/>
-                <w:bCs w:val="false"/>
-                <w:sz w:val="24"/>
-                <w:szCs w:val="24"/>
-              </w:rPr>
-              <w:t xml:space="preserve">63,8 км</w:t>
-            </w:r>
-          </w:p>
-        </w:tc>
-        <w:tc>
-          <w:tcPr>
-            <w:tcW w:type="dxa" w:w="3640"/>
-            <w:tcMar>
-              <w:top w:type="dxa" w:w="60"/>
-              <w:left w:type="dxa" w:w="100"/>
-              <w:bottom w:type="dxa" w:w="60"/>
-              <w:right w:type="dxa" w:w="100"/>
-            </w:tcMar>
-          </w:tcPr>
-          <w:p>
-            <w:pPr>
-              <w:spacing w:after="0"/>
-              <w:jc w:val="left"/>
-            </w:pPr>
-            <w:r>
-              <w:rPr>
-                <w:rFonts w:ascii="Times New Roman" w:cs="Times New Roman" w:eastAsia="Times New Roman" w:hAnsi="Times New Roman"/>
-                <w:b w:val="false"/>
-                <w:bCs w:val="false"/>
-                <w:sz w:val="24"/>
-                <w:szCs w:val="24"/>
-              </w:rPr>
-              <w:t xml:space="preserve">≈58 минут</w:t>
-            </w:r>
-          </w:p>
-        </w:tc>
-      </w:tr>
-    </w:tbl>
-    <w:p>
-      <w:pPr>
-        <w:spacing w:before="100"/>
-        <w:jc w:val="both"/>
-      </w:pPr>
-      <w:r>
-        <w:rPr>
-          <w:rFonts w:ascii="Times New Roman" w:cs="Times New Roman" w:eastAsia="Times New Roman" w:hAnsi="Times New Roman"/>
-          <w:i/>
-          <w:iCs/>
-          <w:sz w:val="20"/>
-          <w:szCs w:val="20"/>
-        </w:rPr>
-        <w:t xml:space="preserve">Расстояния — маршруты OpenStreetMap; время в пути — оценка, пешее посчитано по 4,5 км/ч.</w:t>
-      </w:r>
-    </w:p>
-    <w:p>
-      <w:pPr>
         <w:pStyle w:val="Heading1"/>
         <w:pageBreakBefore/>
         <w:spacing w:after="120" w:before="120"/>
@@ -1233,7 +365,7 @@
           <w:sz w:val="24"/>
           <w:szCs w:val="24"/>
         </w:rPr>
-        <w:t xml:space="preserve">Схема маршрута на реальной географии: границы района, Нёман и дороги — данные OpenStreetMap; красная пунктирная нить — путь маршрута по автодорогам от Гродно через Гудевичи и Лунно к Дубно и Мостам. Номер у иконки — шаг маршрута.</w:t>
+        <w:t xml:space="preserve">Схема маршрута на реальной географии: границы района, Нёман и дороги — данные OpenStreetMap.</w:t>
       </w:r>
     </w:p>
     <w:p>
@@ -1295,7 +427,23 @@
           <w:sz w:val="20"/>
           <w:szCs w:val="20"/>
         </w:rPr>
-        <w:t xml:space="preserve">Условные знаки: иконка церкви с номером шага — остановка маршрута; красный пунктир — нитка маршрута по дорогам; жёлтые линии — автодороги Р41 и Р44; штриховая чёрная — железная дорога; синяя линия — река Нёман. Геометрия района, реки и дорог, автопуть маршрута — © OpenStreetMap contributors (ODbL 1.0), маршрут — OSRM.</w:t>
+        <w:t xml:space="preserve">Условные знаки: иконка церкви с номером шага — остановка маршрута; красный пунктир — нитка маршрута по дорогам; жёлтые линии — автодороги; штриховая чёрная — железная дорога; синяя линия — река Неман. Геометрия района, реки и дорог, автопуть маршрута — © OpenStreetMap contributors (ODbL 1.0), маршрут — OSRM.</w:t>
+      </w:r>
+    </w:p>
+    <w:p>
+      <w:pPr>
+        <w:spacing w:after="120" w:line="276"/>
+        <w:jc w:val="both"/>
+      </w:pPr>
+      <w:r>
+        <w:rPr>
+          <w:rFonts w:ascii="Times New Roman" w:cs="Times New Roman" w:eastAsia="Times New Roman" w:hAnsi="Times New Roman"/>
+          <w:i/>
+          <w:iCs/>
+          <w:sz w:val="20"/>
+          <w:szCs w:val="20"/>
+        </w:rPr>
+        <w:t xml:space="preserve">Граница района, Нёман и дороги — реальные данные OpenStreetMap. Точные координаты каждого храма открываются кнопками «Открыть на Яндекс.Картах» на странице храма.</w:t>
       </w:r>
     </w:p>
     <w:p>
@@ -1447,7 +595,7 @@
           <w:sz w:val="28"/>
           <w:szCs w:val="28"/>
         </w:rPr>
-        <w:t xml:space="preserve">Почему этот маршрут привлекателен</w:t>
+        <w:t xml:space="preserve">Привлекательность маршрута</w:t>
       </w:r>
     </w:p>
     <w:p>
@@ -1475,7 +623,7 @@
           <w:sz w:val="24"/>
           <w:szCs w:val="24"/>
         </w:rPr>
-        <w:t xml:space="preserve">Все три храма — действующие приходы, поэтому поездку можно совместить с богослужением: расписания и телефоны настоятелей собраны в разделе «Справочная информация». Дорога проходит через Мосты — районный центр, где есть кафе и магазины, а в самих деревнях пунктов питания нет.</w:t>
+        <w:t xml:space="preserve">Все три храма — действующие приходы, поэтому поездку можно совместить с богослужением: расписания и адреса приходов собраны в разделе «Справочная информация». Дорога проходит через Мосты — районный центр, где есть кафе и магазины.</w:t>
       </w:r>
     </w:p>
     <w:p>
@@ -1537,7 +685,7 @@
           <w:sz w:val="24"/>
           <w:szCs w:val="24"/>
         </w:rPr>
-        <w:t xml:space="preserve">Живая деревенская церковь с шатровой колокольней 1909 года: службы здесь не прекращались даже в военные годы, а настоятель ведёт занятия с тремя группами школьников — всего 94 человека.</w:t>
+        <w:t xml:space="preserve">Живая деревенская церковь с шатровой колокольней 1909 года: службы здесь не прекращались даже в военные годы.</w:t>
       </w:r>
     </w:p>
     <w:p>
@@ -1668,24 +816,6 @@
           <w:szCs w:val="24"/>
         </w:rPr>
         <w:t xml:space="preserve">Адрес: ул. Центральная, 6а</w:t>
-      </w:r>
-    </w:p>
-    <w:p>
-      <w:pPr>
-        <w:pStyle w:val="ListParagraph"/>
-        <w:numPr>
-          <w:ilvl w:val="0"/>
-          <w:numId w:val="2"/>
-        </w:numPr>
-        <w:spacing w:after="60" w:line="276"/>
-      </w:pPr>
-      <w:r>
-        <w:rPr>
-          <w:rFonts w:ascii="Times New Roman" w:cs="Times New Roman" w:eastAsia="Times New Roman" w:hAnsi="Times New Roman"/>
-          <w:sz w:val="24"/>
-          <w:szCs w:val="24"/>
-        </w:rPr>
-        <w:t xml:space="preserve">Настоятель ведёт занятия с тремя группами учеников школы (94 человека)</w:t>
       </w:r>
     </w:p>
     <w:p>
@@ -2109,21 +1239,21 @@
           <w:sz w:val="36"/>
           <w:szCs w:val="36"/>
         </w:rPr>
-        <w:t xml:space="preserve">4. Логистика</w:t>
-      </w:r>
-    </w:p>
-    <w:p>
-      <w:pPr>
-        <w:spacing w:after="120" w:line="276"/>
-        <w:jc w:val="both"/>
-      </w:pPr>
-      <w:r>
-        <w:rPr>
-          <w:rFonts w:ascii="Times New Roman" w:cs="Times New Roman" w:eastAsia="Times New Roman" w:hAnsi="Times New Roman"/>
-          <w:sz w:val="24"/>
-          <w:szCs w:val="24"/>
-        </w:rPr>
-        <w:t xml:space="preserve">Способы передвижения и расстояния до каждой остановки — от Гродно (областной центр) и от Мостов (районный центр). Расстояния — по дорожным маршрутам OpenStreetMap от центров городов; время на автомобиле — оценка без учёта остановок и погоды.</w:t>
+        <w:t xml:space="preserve">4. Логистика маршрута</w:t>
+      </w:r>
+    </w:p>
+    <w:p>
+      <w:pPr>
+        <w:spacing w:after="120" w:line="276"/>
+        <w:jc w:val="both"/>
+      </w:pPr>
+      <w:r>
+        <w:rPr>
+          <w:rFonts w:ascii="Times New Roman" w:cs="Times New Roman" w:eastAsia="Times New Roman" w:hAnsi="Times New Roman"/>
+          <w:sz w:val="24"/>
+          <w:szCs w:val="24"/>
+        </w:rPr>
+        <w:t xml:space="preserve">Способы передвижения и расстояния до каждой остановки — от Гродно (областной центр) и от Мостов (районный центр).</w:t>
       </w:r>
     </w:p>
     <w:p>
@@ -2139,7 +1269,7 @@
           <w:sz w:val="24"/>
           <w:szCs w:val="24"/>
         </w:rPr>
-        <w:t xml:space="preserve">Сколько ехать до каждого храма</w:t>
+        <w:t xml:space="preserve">Время</w:t>
       </w:r>
     </w:p>
     <w:tbl>
@@ -2215,7 +1345,7 @@
                 <w:sz w:val="24"/>
                 <w:szCs w:val="24"/>
               </w:rPr>
-              <w:t xml:space="preserve">От Гродно (центр)</w:t>
+              <w:t xml:space="preserve">Гродно</w:t>
             </w:r>
           </w:p>
         </w:tc>
@@ -2243,7 +1373,7 @@
                 <w:sz w:val="24"/>
                 <w:szCs w:val="24"/>
               </w:rPr>
-              <w:t xml:space="preserve">От Мостов (центр)</w:t>
+              <w:t xml:space="preserve">Мосты</w:t>
             </w:r>
           </w:p>
         </w:tc>
@@ -2500,951 +1630,7 @@
     </w:tbl>
     <w:p>
       <w:pPr>
-        <w:pStyle w:val="Heading3"/>
-        <w:spacing w:after="100" w:before="180"/>
-      </w:pPr>
-      <w:r>
-        <w:rPr>
-          <w:rFonts w:ascii="Times New Roman" w:cs="Times New Roman" w:eastAsia="Times New Roman" w:hAnsi="Times New Roman"/>
-          <w:b/>
-          <w:bCs/>
-          <w:sz w:val="24"/>
-          <w:szCs w:val="24"/>
-        </w:rPr>
-        <w:t xml:space="preserve">Перегоны между остановками</w:t>
-      </w:r>
-    </w:p>
-    <w:tbl>
-      <w:tblPr>
-        <w:tblW w:type="dxa" w:w="9840"/>
-        <w:tblBorders>
-          <w:top w:val="single" w:color="auto" w:sz="4"/>
-          <w:left w:val="single" w:color="auto" w:sz="4"/>
-          <w:bottom w:val="single" w:color="auto" w:sz="4"/>
-          <w:right w:val="single" w:color="auto" w:sz="4"/>
-          <w:insideH w:val="single" w:color="auto" w:sz="4"/>
-          <w:insideV w:val="single" w:color="auto" w:sz="4"/>
-        </w:tblBorders>
-      </w:tblPr>
-      <w:tblGrid>
-        <w:gridCol w:w="600"/>
-        <w:gridCol w:w="2700"/>
-        <w:gridCol w:w="1600"/>
-        <w:gridCol w:w="1300"/>
-        <w:gridCol w:w="3640"/>
-      </w:tblGrid>
-      <w:tr>
-        <w:trPr>
-          <w:tblHeader/>
-        </w:trPr>
-        <w:tc>
-          <w:tcPr>
-            <w:tcW w:type="dxa" w:w="600"/>
-            <w:shd w:fill="EDE7DA" w:val="clear"/>
-            <w:tcMar>
-              <w:top w:type="dxa" w:w="60"/>
-              <w:left w:type="dxa" w:w="100"/>
-              <w:bottom w:type="dxa" w:w="60"/>
-              <w:right w:type="dxa" w:w="100"/>
-            </w:tcMar>
-          </w:tcPr>
-          <w:p>
-            <w:pPr>
-              <w:spacing w:after="0"/>
-              <w:jc w:val="left"/>
-            </w:pPr>
-            <w:r>
-              <w:rPr>
-                <w:rFonts w:ascii="Times New Roman" w:cs="Times New Roman" w:eastAsia="Times New Roman" w:hAnsi="Times New Roman"/>
-                <w:b/>
-                <w:bCs/>
-                <w:sz w:val="24"/>
-                <w:szCs w:val="24"/>
-              </w:rPr>
-              <w:t xml:space="preserve">№</w:t>
-            </w:r>
-          </w:p>
-        </w:tc>
-        <w:tc>
-          <w:tcPr>
-            <w:tcW w:type="dxa" w:w="2700"/>
-            <w:shd w:fill="EDE7DA" w:val="clear"/>
-            <w:tcMar>
-              <w:top w:type="dxa" w:w="60"/>
-              <w:left w:type="dxa" w:w="100"/>
-              <w:bottom w:type="dxa" w:w="60"/>
-              <w:right w:type="dxa" w:w="100"/>
-            </w:tcMar>
-          </w:tcPr>
-          <w:p>
-            <w:pPr>
-              <w:spacing w:after="0"/>
-              <w:jc w:val="left"/>
-            </w:pPr>
-            <w:r>
-              <w:rPr>
-                <w:rFonts w:ascii="Times New Roman" w:cs="Times New Roman" w:eastAsia="Times New Roman" w:hAnsi="Times New Roman"/>
-                <w:b/>
-                <w:bCs/>
-                <w:sz w:val="24"/>
-                <w:szCs w:val="24"/>
-              </w:rPr>
-              <w:t xml:space="preserve">Участок</w:t>
-            </w:r>
-          </w:p>
-        </w:tc>
-        <w:tc>
-          <w:tcPr>
-            <w:tcW w:type="dxa" w:w="1600"/>
-            <w:shd w:fill="EDE7DA" w:val="clear"/>
-            <w:tcMar>
-              <w:top w:type="dxa" w:w="60"/>
-              <w:left w:type="dxa" w:w="100"/>
-              <w:bottom w:type="dxa" w:w="60"/>
-              <w:right w:type="dxa" w:w="100"/>
-            </w:tcMar>
-          </w:tcPr>
-          <w:p>
-            <w:pPr>
-              <w:spacing w:after="0"/>
-              <w:jc w:val="left"/>
-            </w:pPr>
-            <w:r>
-              <w:rPr>
-                <w:rFonts w:ascii="Times New Roman" w:cs="Times New Roman" w:eastAsia="Times New Roman" w:hAnsi="Times New Roman"/>
-                <w:b/>
-                <w:bCs/>
-                <w:sz w:val="24"/>
-                <w:szCs w:val="24"/>
-              </w:rPr>
-              <w:t xml:space="preserve">Способ</w:t>
-            </w:r>
-          </w:p>
-        </w:tc>
-        <w:tc>
-          <w:tcPr>
-            <w:tcW w:type="dxa" w:w="1300"/>
-            <w:shd w:fill="EDE7DA" w:val="clear"/>
-            <w:tcMar>
-              <w:top w:type="dxa" w:w="60"/>
-              <w:left w:type="dxa" w:w="100"/>
-              <w:bottom w:type="dxa" w:w="60"/>
-              <w:right w:type="dxa" w:w="100"/>
-            </w:tcMar>
-          </w:tcPr>
-          <w:p>
-            <w:pPr>
-              <w:spacing w:after="0"/>
-              <w:jc w:val="left"/>
-            </w:pPr>
-            <w:r>
-              <w:rPr>
-                <w:rFonts w:ascii="Times New Roman" w:cs="Times New Roman" w:eastAsia="Times New Roman" w:hAnsi="Times New Roman"/>
-                <w:b/>
-                <w:bCs/>
-                <w:sz w:val="24"/>
-                <w:szCs w:val="24"/>
-              </w:rPr>
-              <w:t xml:space="preserve">Расстояние</w:t>
-            </w:r>
-          </w:p>
-        </w:tc>
-        <w:tc>
-          <w:tcPr>
-            <w:tcW w:type="dxa" w:w="3640"/>
-            <w:shd w:fill="EDE7DA" w:val="clear"/>
-            <w:tcMar>
-              <w:top w:type="dxa" w:w="60"/>
-              <w:left w:type="dxa" w:w="100"/>
-              <w:bottom w:type="dxa" w:w="60"/>
-              <w:right w:type="dxa" w:w="100"/>
-            </w:tcMar>
-          </w:tcPr>
-          <w:p>
-            <w:pPr>
-              <w:spacing w:after="0"/>
-              <w:jc w:val="left"/>
-            </w:pPr>
-            <w:r>
-              <w:rPr>
-                <w:rFonts w:ascii="Times New Roman" w:cs="Times New Roman" w:eastAsia="Times New Roman" w:hAnsi="Times New Roman"/>
-                <w:b/>
-                <w:bCs/>
-                <w:sz w:val="24"/>
-                <w:szCs w:val="24"/>
-              </w:rPr>
-              <w:t xml:space="preserve">Время</w:t>
-            </w:r>
-          </w:p>
-        </w:tc>
-      </w:tr>
-      <w:tr>
-        <w:tc>
-          <w:tcPr>
-            <w:tcW w:type="dxa" w:w="600"/>
-            <w:tcMar>
-              <w:top w:type="dxa" w:w="60"/>
-              <w:left w:type="dxa" w:w="100"/>
-              <w:bottom w:type="dxa" w:w="60"/>
-              <w:right w:type="dxa" w:w="100"/>
-            </w:tcMar>
-          </w:tcPr>
-          <w:p>
-            <w:pPr>
-              <w:spacing w:after="0"/>
-              <w:jc w:val="left"/>
-            </w:pPr>
-            <w:r>
-              <w:rPr>
-                <w:rFonts w:ascii="Times New Roman" w:cs="Times New Roman" w:eastAsia="Times New Roman" w:hAnsi="Times New Roman"/>
-                <w:b w:val="false"/>
-                <w:bCs w:val="false"/>
-                <w:sz w:val="24"/>
-                <w:szCs w:val="24"/>
-              </w:rPr>
-              <w:t xml:space="preserve">1</w:t>
-            </w:r>
-          </w:p>
-        </w:tc>
-        <w:tc>
-          <w:tcPr>
-            <w:tcW w:type="dxa" w:w="2700"/>
-            <w:tcMar>
-              <w:top w:type="dxa" w:w="60"/>
-              <w:left w:type="dxa" w:w="100"/>
-              <w:bottom w:type="dxa" w:w="60"/>
-              <w:right w:type="dxa" w:w="100"/>
-            </w:tcMar>
-          </w:tcPr>
-          <w:p>
-            <w:pPr>
-              <w:spacing w:after="0"/>
-              <w:jc w:val="left"/>
-            </w:pPr>
-            <w:r>
-              <w:rPr>
-                <w:rFonts w:ascii="Times New Roman" w:cs="Times New Roman" w:eastAsia="Times New Roman" w:hAnsi="Times New Roman"/>
-                <w:b w:val="false"/>
-                <w:bCs w:val="false"/>
-                <w:sz w:val="24"/>
-                <w:szCs w:val="24"/>
-              </w:rPr>
-              <w:t xml:space="preserve">Гродно — д. Гудевичи</w:t>
-            </w:r>
-          </w:p>
-        </w:tc>
-        <w:tc>
-          <w:tcPr>
-            <w:tcW w:type="dxa" w:w="1600"/>
-            <w:tcMar>
-              <w:top w:type="dxa" w:w="60"/>
-              <w:left w:type="dxa" w:w="100"/>
-              <w:bottom w:type="dxa" w:w="60"/>
-              <w:right w:type="dxa" w:w="100"/>
-            </w:tcMar>
-          </w:tcPr>
-          <w:p>
-            <w:pPr>
-              <w:spacing w:after="0"/>
-              <w:jc w:val="left"/>
-            </w:pPr>
-            <w:r>
-              <w:rPr>
-                <w:rFonts w:ascii="Times New Roman" w:cs="Times New Roman" w:eastAsia="Times New Roman" w:hAnsi="Times New Roman"/>
-                <w:b w:val="false"/>
-                <w:bCs w:val="false"/>
-                <w:sz w:val="24"/>
-                <w:szCs w:val="24"/>
-              </w:rPr>
-              <w:t xml:space="preserve">автомобиль, автобус</w:t>
-            </w:r>
-          </w:p>
-        </w:tc>
-        <w:tc>
-          <w:tcPr>
-            <w:tcW w:type="dxa" w:w="1300"/>
-            <w:tcMar>
-              <w:top w:type="dxa" w:w="60"/>
-              <w:left w:type="dxa" w:w="100"/>
-              <w:bottom w:type="dxa" w:w="60"/>
-              <w:right w:type="dxa" w:w="100"/>
-            </w:tcMar>
-          </w:tcPr>
-          <w:p>
-            <w:pPr>
-              <w:spacing w:after="0"/>
-              <w:jc w:val="left"/>
-            </w:pPr>
-            <w:r>
-              <w:rPr>
-                <w:rFonts w:ascii="Times New Roman" w:cs="Times New Roman" w:eastAsia="Times New Roman" w:hAnsi="Times New Roman"/>
-                <w:b w:val="false"/>
-                <w:bCs w:val="false"/>
-                <w:sz w:val="24"/>
-                <w:szCs w:val="24"/>
-              </w:rPr>
-              <w:t xml:space="preserve">52,8 км</w:t>
-            </w:r>
-          </w:p>
-        </w:tc>
-        <w:tc>
-          <w:tcPr>
-            <w:tcW w:type="dxa" w:w="3640"/>
-            <w:tcMar>
-              <w:top w:type="dxa" w:w="60"/>
-              <w:left w:type="dxa" w:w="100"/>
-              <w:bottom w:type="dxa" w:w="60"/>
-              <w:right w:type="dxa" w:w="100"/>
-            </w:tcMar>
-          </w:tcPr>
-          <w:p>
-            <w:pPr>
-              <w:spacing w:after="0"/>
-              <w:jc w:val="left"/>
-            </w:pPr>
-            <w:r>
-              <w:rPr>
-                <w:rFonts w:ascii="Times New Roman" w:cs="Times New Roman" w:eastAsia="Times New Roman" w:hAnsi="Times New Roman"/>
-                <w:b w:val="false"/>
-                <w:bCs w:val="false"/>
-                <w:sz w:val="24"/>
-                <w:szCs w:val="24"/>
-              </w:rPr>
-              <w:t xml:space="preserve">≈50 минут</w:t>
-            </w:r>
-          </w:p>
-        </w:tc>
-      </w:tr>
-      <w:tr>
-        <w:tc>
-          <w:tcPr>
-            <w:tcW w:type="dxa" w:w="600"/>
-            <w:tcMar>
-              <w:top w:type="dxa" w:w="60"/>
-              <w:left w:type="dxa" w:w="100"/>
-              <w:bottom w:type="dxa" w:w="60"/>
-              <w:right w:type="dxa" w:w="100"/>
-            </w:tcMar>
-          </w:tcPr>
-          <w:p>
-            <w:pPr>
-              <w:spacing w:after="0"/>
-              <w:jc w:val="left"/>
-            </w:pPr>
-            <w:r>
-              <w:rPr>
-                <w:rFonts w:ascii="Times New Roman" w:cs="Times New Roman" w:eastAsia="Times New Roman" w:hAnsi="Times New Roman"/>
-                <w:b w:val="false"/>
-                <w:bCs w:val="false"/>
-                <w:sz w:val="24"/>
-                <w:szCs w:val="24"/>
-              </w:rPr>
-              <w:t xml:space="preserve">2</w:t>
-            </w:r>
-          </w:p>
-        </w:tc>
-        <w:tc>
-          <w:tcPr>
-            <w:tcW w:type="dxa" w:w="2700"/>
-            <w:tcMar>
-              <w:top w:type="dxa" w:w="60"/>
-              <w:left w:type="dxa" w:w="100"/>
-              <w:bottom w:type="dxa" w:w="60"/>
-              <w:right w:type="dxa" w:w="100"/>
-            </w:tcMar>
-          </w:tcPr>
-          <w:p>
-            <w:pPr>
-              <w:spacing w:after="0"/>
-              <w:jc w:val="left"/>
-            </w:pPr>
-            <w:r>
-              <w:rPr>
-                <w:rFonts w:ascii="Times New Roman" w:cs="Times New Roman" w:eastAsia="Times New Roman" w:hAnsi="Times New Roman"/>
-                <w:b w:val="false"/>
-                <w:bCs w:val="false"/>
-                <w:sz w:val="24"/>
-                <w:szCs w:val="24"/>
-              </w:rPr>
-              <w:t xml:space="preserve">д. Гудевичи — д. Лунно</w:t>
-            </w:r>
-          </w:p>
-        </w:tc>
-        <w:tc>
-          <w:tcPr>
-            <w:tcW w:type="dxa" w:w="1600"/>
-            <w:tcMar>
-              <w:top w:type="dxa" w:w="60"/>
-              <w:left w:type="dxa" w:w="100"/>
-              <w:bottom w:type="dxa" w:w="60"/>
-              <w:right w:type="dxa" w:w="100"/>
-            </w:tcMar>
-          </w:tcPr>
-          <w:p>
-            <w:pPr>
-              <w:spacing w:after="0"/>
-              <w:jc w:val="left"/>
-            </w:pPr>
-            <w:r>
-              <w:rPr>
-                <w:rFonts w:ascii="Times New Roman" w:cs="Times New Roman" w:eastAsia="Times New Roman" w:hAnsi="Times New Roman"/>
-                <w:b w:val="false"/>
-                <w:bCs w:val="false"/>
-                <w:sz w:val="24"/>
-                <w:szCs w:val="24"/>
-              </w:rPr>
-              <w:t xml:space="preserve">пешком, автомобиль</w:t>
-            </w:r>
-          </w:p>
-        </w:tc>
-        <w:tc>
-          <w:tcPr>
-            <w:tcW w:type="dxa" w:w="1300"/>
-            <w:tcMar>
-              <w:top w:type="dxa" w:w="60"/>
-              <w:left w:type="dxa" w:w="100"/>
-              <w:bottom w:type="dxa" w:w="60"/>
-              <w:right w:type="dxa" w:w="100"/>
-            </w:tcMar>
-          </w:tcPr>
-          <w:p>
-            <w:pPr>
-              <w:spacing w:after="0"/>
-              <w:jc w:val="left"/>
-            </w:pPr>
-            <w:r>
-              <w:rPr>
-                <w:rFonts w:ascii="Times New Roman" w:cs="Times New Roman" w:eastAsia="Times New Roman" w:hAnsi="Times New Roman"/>
-                <w:b w:val="false"/>
-                <w:bCs w:val="false"/>
-                <w:sz w:val="24"/>
-                <w:szCs w:val="24"/>
-              </w:rPr>
-              <w:t xml:space="preserve">12,7 км</w:t>
-            </w:r>
-          </w:p>
-        </w:tc>
-        <w:tc>
-          <w:tcPr>
-            <w:tcW w:type="dxa" w:w="3640"/>
-            <w:tcMar>
-              <w:top w:type="dxa" w:w="60"/>
-              <w:left w:type="dxa" w:w="100"/>
-              <w:bottom w:type="dxa" w:w="60"/>
-              <w:right w:type="dxa" w:w="100"/>
-            </w:tcMar>
-          </w:tcPr>
-          <w:p>
-            <w:pPr>
-              <w:spacing w:after="0"/>
-              <w:jc w:val="left"/>
-            </w:pPr>
-            <w:r>
-              <w:rPr>
-                <w:rFonts w:ascii="Times New Roman" w:cs="Times New Roman" w:eastAsia="Times New Roman" w:hAnsi="Times New Roman"/>
-                <w:b w:val="false"/>
-                <w:bCs w:val="false"/>
-                <w:sz w:val="24"/>
-                <w:szCs w:val="24"/>
-              </w:rPr>
-              <w:t xml:space="preserve">≈12 минут на машине / ≈2 ч 50 мин пешком</w:t>
-            </w:r>
-          </w:p>
-        </w:tc>
-      </w:tr>
-      <w:tr>
-        <w:tc>
-          <w:tcPr>
-            <w:tcW w:type="dxa" w:w="600"/>
-            <w:tcMar>
-              <w:top w:type="dxa" w:w="60"/>
-              <w:left w:type="dxa" w:w="100"/>
-              <w:bottom w:type="dxa" w:w="60"/>
-              <w:right w:type="dxa" w:w="100"/>
-            </w:tcMar>
-          </w:tcPr>
-          <w:p>
-            <w:pPr>
-              <w:spacing w:after="0"/>
-              <w:jc w:val="left"/>
-            </w:pPr>
-            <w:r>
-              <w:rPr>
-                <w:rFonts w:ascii="Times New Roman" w:cs="Times New Roman" w:eastAsia="Times New Roman" w:hAnsi="Times New Roman"/>
-                <w:b w:val="false"/>
-                <w:bCs w:val="false"/>
-                <w:sz w:val="24"/>
-                <w:szCs w:val="24"/>
-              </w:rPr>
-              <w:t xml:space="preserve">3</w:t>
-            </w:r>
-          </w:p>
-        </w:tc>
-        <w:tc>
-          <w:tcPr>
-            <w:tcW w:type="dxa" w:w="2700"/>
-            <w:tcMar>
-              <w:top w:type="dxa" w:w="60"/>
-              <w:left w:type="dxa" w:w="100"/>
-              <w:bottom w:type="dxa" w:w="60"/>
-              <w:right w:type="dxa" w:w="100"/>
-            </w:tcMar>
-          </w:tcPr>
-          <w:p>
-            <w:pPr>
-              <w:spacing w:after="0"/>
-              <w:jc w:val="left"/>
-            </w:pPr>
-            <w:r>
-              <w:rPr>
-                <w:rFonts w:ascii="Times New Roman" w:cs="Times New Roman" w:eastAsia="Times New Roman" w:hAnsi="Times New Roman"/>
-                <w:b w:val="false"/>
-                <w:bCs w:val="false"/>
-                <w:sz w:val="24"/>
-                <w:szCs w:val="24"/>
-              </w:rPr>
-              <w:t xml:space="preserve">д. Лунно — д. Дубно</w:t>
-            </w:r>
-          </w:p>
-        </w:tc>
-        <w:tc>
-          <w:tcPr>
-            <w:tcW w:type="dxa" w:w="1600"/>
-            <w:tcMar>
-              <w:top w:type="dxa" w:w="60"/>
-              <w:left w:type="dxa" w:w="100"/>
-              <w:bottom w:type="dxa" w:w="60"/>
-              <w:right w:type="dxa" w:w="100"/>
-            </w:tcMar>
-          </w:tcPr>
-          <w:p>
-            <w:pPr>
-              <w:spacing w:after="0"/>
-              <w:jc w:val="left"/>
-            </w:pPr>
-            <w:r>
-              <w:rPr>
-                <w:rFonts w:ascii="Times New Roman" w:cs="Times New Roman" w:eastAsia="Times New Roman" w:hAnsi="Times New Roman"/>
-                <w:b w:val="false"/>
-                <w:bCs w:val="false"/>
-                <w:sz w:val="24"/>
-                <w:szCs w:val="24"/>
-              </w:rPr>
-              <w:t xml:space="preserve">пешком, автомобиль</w:t>
-            </w:r>
-          </w:p>
-        </w:tc>
-        <w:tc>
-          <w:tcPr>
-            <w:tcW w:type="dxa" w:w="1300"/>
-            <w:tcMar>
-              <w:top w:type="dxa" w:w="60"/>
-              <w:left w:type="dxa" w:w="100"/>
-              <w:bottom w:type="dxa" w:w="60"/>
-              <w:right w:type="dxa" w:w="100"/>
-            </w:tcMar>
-          </w:tcPr>
-          <w:p>
-            <w:pPr>
-              <w:spacing w:after="0"/>
-              <w:jc w:val="left"/>
-            </w:pPr>
-            <w:r>
-              <w:rPr>
-                <w:rFonts w:ascii="Times New Roman" w:cs="Times New Roman" w:eastAsia="Times New Roman" w:hAnsi="Times New Roman"/>
-                <w:b w:val="false"/>
-                <w:bCs w:val="false"/>
-                <w:sz w:val="24"/>
-                <w:szCs w:val="24"/>
-              </w:rPr>
-              <w:t xml:space="preserve">16,3 км</w:t>
-            </w:r>
-          </w:p>
-        </w:tc>
-        <w:tc>
-          <w:tcPr>
-            <w:tcW w:type="dxa" w:w="3640"/>
-            <w:tcMar>
-              <w:top w:type="dxa" w:w="60"/>
-              <w:left w:type="dxa" w:w="100"/>
-              <w:bottom w:type="dxa" w:w="60"/>
-              <w:right w:type="dxa" w:w="100"/>
-            </w:tcMar>
-          </w:tcPr>
-          <w:p>
-            <w:pPr>
-              <w:spacing w:after="0"/>
-              <w:jc w:val="left"/>
-            </w:pPr>
-            <w:r>
-              <w:rPr>
-                <w:rFonts w:ascii="Times New Roman" w:cs="Times New Roman" w:eastAsia="Times New Roman" w:hAnsi="Times New Roman"/>
-                <w:b w:val="false"/>
-                <w:bCs w:val="false"/>
-                <w:sz w:val="24"/>
-                <w:szCs w:val="24"/>
-              </w:rPr>
-              <w:t xml:space="preserve">≈16 минут на машине / ≈3 ч 40 мин пешком</w:t>
-            </w:r>
-          </w:p>
-        </w:tc>
-      </w:tr>
-      <w:tr>
-        <w:tc>
-          <w:tcPr>
-            <w:tcW w:type="dxa" w:w="600"/>
-            <w:tcMar>
-              <w:top w:type="dxa" w:w="60"/>
-              <w:left w:type="dxa" w:w="100"/>
-              <w:bottom w:type="dxa" w:w="60"/>
-              <w:right w:type="dxa" w:w="100"/>
-            </w:tcMar>
-          </w:tcPr>
-          <w:p>
-            <w:pPr>
-              <w:spacing w:after="0"/>
-              <w:jc w:val="left"/>
-            </w:pPr>
-            <w:r>
-              <w:rPr>
-                <w:rFonts w:ascii="Times New Roman" w:cs="Times New Roman" w:eastAsia="Times New Roman" w:hAnsi="Times New Roman"/>
-                <w:b w:val="false"/>
-                <w:bCs w:val="false"/>
-                <w:sz w:val="24"/>
-                <w:szCs w:val="24"/>
-              </w:rPr>
-              <w:t xml:space="preserve">4</w:t>
-            </w:r>
-          </w:p>
-        </w:tc>
-        <w:tc>
-          <w:tcPr>
-            <w:tcW w:type="dxa" w:w="2700"/>
-            <w:tcMar>
-              <w:top w:type="dxa" w:w="60"/>
-              <w:left w:type="dxa" w:w="100"/>
-              <w:bottom w:type="dxa" w:w="60"/>
-              <w:right w:type="dxa" w:w="100"/>
-            </w:tcMar>
-          </w:tcPr>
-          <w:p>
-            <w:pPr>
-              <w:spacing w:after="0"/>
-              <w:jc w:val="left"/>
-            </w:pPr>
-            <w:r>
-              <w:rPr>
-                <w:rFonts w:ascii="Times New Roman" w:cs="Times New Roman" w:eastAsia="Times New Roman" w:hAnsi="Times New Roman"/>
-                <w:b w:val="false"/>
-                <w:bCs w:val="false"/>
-                <w:sz w:val="24"/>
-                <w:szCs w:val="24"/>
-              </w:rPr>
-              <w:t xml:space="preserve">д. Дубно — г. Мосты</w:t>
-            </w:r>
-          </w:p>
-        </w:tc>
-        <w:tc>
-          <w:tcPr>
-            <w:tcW w:type="dxa" w:w="1600"/>
-            <w:tcMar>
-              <w:top w:type="dxa" w:w="60"/>
-              <w:left w:type="dxa" w:w="100"/>
-              <w:bottom w:type="dxa" w:w="60"/>
-              <w:right w:type="dxa" w:w="100"/>
-            </w:tcMar>
-          </w:tcPr>
-          <w:p>
-            <w:pPr>
-              <w:spacing w:after="0"/>
-              <w:jc w:val="left"/>
-            </w:pPr>
-            <w:r>
-              <w:rPr>
-                <w:rFonts w:ascii="Times New Roman" w:cs="Times New Roman" w:eastAsia="Times New Roman" w:hAnsi="Times New Roman"/>
-                <w:b w:val="false"/>
-                <w:bCs w:val="false"/>
-                <w:sz w:val="24"/>
-                <w:szCs w:val="24"/>
-              </w:rPr>
-              <w:t xml:space="preserve">автомобиль, автобус</w:t>
-            </w:r>
-          </w:p>
-        </w:tc>
-        <w:tc>
-          <w:tcPr>
-            <w:tcW w:type="dxa" w:w="1300"/>
-            <w:tcMar>
-              <w:top w:type="dxa" w:w="60"/>
-              <w:left w:type="dxa" w:w="100"/>
-              <w:bottom w:type="dxa" w:w="60"/>
-              <w:right w:type="dxa" w:w="100"/>
-            </w:tcMar>
-          </w:tcPr>
-          <w:p>
-            <w:pPr>
-              <w:spacing w:after="0"/>
-              <w:jc w:val="left"/>
-            </w:pPr>
-            <w:r>
-              <w:rPr>
-                <w:rFonts w:ascii="Times New Roman" w:cs="Times New Roman" w:eastAsia="Times New Roman" w:hAnsi="Times New Roman"/>
-                <w:b w:val="false"/>
-                <w:bCs w:val="false"/>
-                <w:sz w:val="24"/>
-                <w:szCs w:val="24"/>
-              </w:rPr>
-              <w:t xml:space="preserve">14,6 км</w:t>
-            </w:r>
-          </w:p>
-        </w:tc>
-        <w:tc>
-          <w:tcPr>
-            <w:tcW w:type="dxa" w:w="3640"/>
-            <w:tcMar>
-              <w:top w:type="dxa" w:w="60"/>
-              <w:left w:type="dxa" w:w="100"/>
-              <w:bottom w:type="dxa" w:w="60"/>
-              <w:right w:type="dxa" w:w="100"/>
-            </w:tcMar>
-          </w:tcPr>
-          <w:p>
-            <w:pPr>
-              <w:spacing w:after="0"/>
-              <w:jc w:val="left"/>
-            </w:pPr>
-            <w:r>
-              <w:rPr>
-                <w:rFonts w:ascii="Times New Roman" w:cs="Times New Roman" w:eastAsia="Times New Roman" w:hAnsi="Times New Roman"/>
-                <w:b w:val="false"/>
-                <w:bCs w:val="false"/>
-                <w:sz w:val="24"/>
-                <w:szCs w:val="24"/>
-              </w:rPr>
-              <w:t xml:space="preserve">≈15 минут</w:t>
-            </w:r>
-          </w:p>
-        </w:tc>
-      </w:tr>
-      <w:tr>
-        <w:tc>
-          <w:tcPr>
-            <w:tcW w:type="dxa" w:w="600"/>
-            <w:tcMar>
-              <w:top w:type="dxa" w:w="60"/>
-              <w:left w:type="dxa" w:w="100"/>
-              <w:bottom w:type="dxa" w:w="60"/>
-              <w:right w:type="dxa" w:w="100"/>
-            </w:tcMar>
-          </w:tcPr>
-          <w:p>
-            <w:pPr>
-              <w:spacing w:after="0"/>
-              <w:jc w:val="left"/>
-            </w:pPr>
-            <w:r>
-              <w:rPr>
-                <w:rFonts w:ascii="Times New Roman" w:cs="Times New Roman" w:eastAsia="Times New Roman" w:hAnsi="Times New Roman"/>
-                <w:b w:val="false"/>
-                <w:bCs w:val="false"/>
-                <w:sz w:val="24"/>
-                <w:szCs w:val="24"/>
-              </w:rPr>
-              <w:t xml:space="preserve">5</w:t>
-            </w:r>
-          </w:p>
-        </w:tc>
-        <w:tc>
-          <w:tcPr>
-            <w:tcW w:type="dxa" w:w="2700"/>
-            <w:tcMar>
-              <w:top w:type="dxa" w:w="60"/>
-              <w:left w:type="dxa" w:w="100"/>
-              <w:bottom w:type="dxa" w:w="60"/>
-              <w:right w:type="dxa" w:w="100"/>
-            </w:tcMar>
-          </w:tcPr>
-          <w:p>
-            <w:pPr>
-              <w:spacing w:after="0"/>
-              <w:jc w:val="left"/>
-            </w:pPr>
-            <w:r>
-              <w:rPr>
-                <w:rFonts w:ascii="Times New Roman" w:cs="Times New Roman" w:eastAsia="Times New Roman" w:hAnsi="Times New Roman"/>
-                <w:b w:val="false"/>
-                <w:bCs w:val="false"/>
-                <w:sz w:val="24"/>
-                <w:szCs w:val="24"/>
-              </w:rPr>
-              <w:t xml:space="preserve">г. Мосты — г. Гродно</w:t>
-            </w:r>
-          </w:p>
-        </w:tc>
-        <w:tc>
-          <w:tcPr>
-            <w:tcW w:type="dxa" w:w="1600"/>
-            <w:tcMar>
-              <w:top w:type="dxa" w:w="60"/>
-              <w:left w:type="dxa" w:w="100"/>
-              <w:bottom w:type="dxa" w:w="60"/>
-              <w:right w:type="dxa" w:w="100"/>
-            </w:tcMar>
-          </w:tcPr>
-          <w:p>
-            <w:pPr>
-              <w:spacing w:after="0"/>
-              <w:jc w:val="left"/>
-            </w:pPr>
-            <w:r>
-              <w:rPr>
-                <w:rFonts w:ascii="Times New Roman" w:cs="Times New Roman" w:eastAsia="Times New Roman" w:hAnsi="Times New Roman"/>
-                <w:b w:val="false"/>
-                <w:bCs w:val="false"/>
-                <w:sz w:val="24"/>
-                <w:szCs w:val="24"/>
-              </w:rPr>
-              <w:t xml:space="preserve">автомобиль, автобус</w:t>
-            </w:r>
-          </w:p>
-        </w:tc>
-        <w:tc>
-          <w:tcPr>
-            <w:tcW w:type="dxa" w:w="1300"/>
-            <w:tcMar>
-              <w:top w:type="dxa" w:w="60"/>
-              <w:left w:type="dxa" w:w="100"/>
-              <w:bottom w:type="dxa" w:w="60"/>
-              <w:right w:type="dxa" w:w="100"/>
-            </w:tcMar>
-          </w:tcPr>
-          <w:p>
-            <w:pPr>
-              <w:spacing w:after="0"/>
-              <w:jc w:val="left"/>
-            </w:pPr>
-            <w:r>
-              <w:rPr>
-                <w:rFonts w:ascii="Times New Roman" w:cs="Times New Roman" w:eastAsia="Times New Roman" w:hAnsi="Times New Roman"/>
-                <w:b w:val="false"/>
-                <w:bCs w:val="false"/>
-                <w:sz w:val="24"/>
-                <w:szCs w:val="24"/>
-              </w:rPr>
-              <w:t xml:space="preserve">63,8 км</w:t>
-            </w:r>
-          </w:p>
-        </w:tc>
-        <w:tc>
-          <w:tcPr>
-            <w:tcW w:type="dxa" w:w="3640"/>
-            <w:tcMar>
-              <w:top w:type="dxa" w:w="60"/>
-              <w:left w:type="dxa" w:w="100"/>
-              <w:bottom w:type="dxa" w:w="60"/>
-              <w:right w:type="dxa" w:w="100"/>
-            </w:tcMar>
-          </w:tcPr>
-          <w:p>
-            <w:pPr>
-              <w:spacing w:after="0"/>
-              <w:jc w:val="left"/>
-            </w:pPr>
-            <w:r>
-              <w:rPr>
-                <w:rFonts w:ascii="Times New Roman" w:cs="Times New Roman" w:eastAsia="Times New Roman" w:hAnsi="Times New Roman"/>
-                <w:b w:val="false"/>
-                <w:bCs w:val="false"/>
-                <w:sz w:val="24"/>
-                <w:szCs w:val="24"/>
-              </w:rPr>
-              <w:t xml:space="preserve">≈58 минут</w:t>
-            </w:r>
-          </w:p>
-        </w:tc>
-      </w:tr>
-    </w:tbl>
-    <w:p>
-      <w:pPr>
-        <w:pStyle w:val="Heading3"/>
-        <w:spacing w:after="100" w:before="180"/>
-      </w:pPr>
-      <w:r>
-        <w:rPr>
-          <w:rFonts w:ascii="Times New Roman" w:cs="Times New Roman" w:eastAsia="Times New Roman" w:hAnsi="Times New Roman"/>
-          <w:b/>
-          <w:bCs/>
-          <w:sz w:val="24"/>
-          <w:szCs w:val="24"/>
-        </w:rPr>
-        <w:t xml:space="preserve">Где начинается маршрут</w:t>
-      </w:r>
-    </w:p>
-    <w:p>
-      <w:pPr>
-        <w:spacing w:after="120" w:line="276"/>
-        <w:jc w:val="both"/>
-      </w:pPr>
-      <w:r>
-        <w:rPr>
-          <w:rFonts w:ascii="Times New Roman" w:cs="Times New Roman" w:eastAsia="Times New Roman" w:hAnsi="Times New Roman"/>
-          <w:b/>
-          <w:bCs/>
-          <w:sz w:val="24"/>
-          <w:szCs w:val="24"/>
-        </w:rPr>
-        <w:t xml:space="preserve">Автовокзал Гродно</w:t>
-      </w:r>
-      <w:r>
-        <w:rPr>
-          <w:rFonts w:ascii="Times New Roman" w:cs="Times New Roman" w:eastAsia="Times New Roman" w:hAnsi="Times New Roman"/>
-          <w:sz w:val="24"/>
-          <w:szCs w:val="24"/>
-        </w:rPr>
-        <w:t xml:space="preserve"> — г. Гродно, ул. Ожешко, 25. Тел.: 8 (029) 803-08-08. справочная: 7:00–19:00.</w:t>
-      </w:r>
-    </w:p>
-    <w:p>
-      <w:pPr>
-        <w:spacing w:after="120" w:line="276"/>
-        <w:jc w:val="both"/>
-      </w:pPr>
-      <w:r>
-        <w:rPr>
-          <w:rFonts w:ascii="Times New Roman" w:cs="Times New Roman" w:eastAsia="Times New Roman" w:hAnsi="Times New Roman"/>
-          <w:b/>
-          <w:bCs/>
-          <w:sz w:val="24"/>
-          <w:szCs w:val="24"/>
-        </w:rPr>
-        <w:t xml:space="preserve">Автостанция «Мосты»</w:t>
-      </w:r>
-      <w:r>
-        <w:rPr>
-          <w:rFonts w:ascii="Times New Roman" w:cs="Times New Roman" w:eastAsia="Times New Roman" w:hAnsi="Times New Roman"/>
-          <w:sz w:val="24"/>
-          <w:szCs w:val="24"/>
-        </w:rPr>
-        <w:t xml:space="preserve"> — г. Мосты, ул. Цветочная, 1. Тел.: 8 (01515) 6-47-60. касса: вт, чт с 05:30, пн, ср с 06:00 до 20:00, пт–вс с 05:30 до 20:30, перерыв 12:00–13:00.</w:t>
-      </w:r>
-    </w:p>
-    <w:p>
-      <w:pPr>
-        <w:spacing w:after="120" w:line="276"/>
-        <w:jc w:val="both"/>
-      </w:pPr>
-      <w:r>
-        <w:rPr>
-          <w:rFonts w:ascii="Times New Roman" w:cs="Times New Roman" w:eastAsia="Times New Roman" w:hAnsi="Times New Roman"/>
-          <w:sz w:val="24"/>
-          <w:szCs w:val="24"/>
-        </w:rPr>
-        <w:t xml:space="preserve">Пригородные рейсы ходят не каждый день, и время меняется: перед поездкой дни и отправление подтверждают в кассе автостанции, по справочной автовокзала или в приложении «Транспорт BY».</w:t>
-      </w:r>
-    </w:p>
-    <w:p>
-      <w:pPr>
-        <w:spacing w:after="120" w:line="276"/>
+        <w:spacing w:before="100"/>
         <w:jc w:val="both"/>
       </w:pPr>
       <w:r>
@@ -3455,7 +1641,7 @@
           <w:sz w:val="20"/>
           <w:szCs w:val="20"/>
         </w:rPr>
-        <w:t xml:space="preserve">Проверено 16.09.2026. Источник: сайт и приложение «Транспорт BY» (официальный сервис областного оператора) — маршруты и время на остановках; расписания остановок на сайте ГП «Оператор пассажирских перевозок» (файлы по маршрутам Мостовского района, в том числе «Гудевичи на Гродно» и «Гудевичи на Мосты»); контакты автостанции «Мосты» — ОАО «Гроднооблавтотранс» (grodnotrans.by), контакты автовокзала Гродно — оттуда же.</w:t>
+        <w:t xml:space="preserve">Расстояния — по дорожным маршрутам OpenStreetMap от центров городов; время на автомобиле — оценка без учёта остановок и погоды. От автовокзала Гродно (ул. Ожешко, 25) путь длиннее: до Гудевичей около 59 км.</w:t>
       </w:r>
     </w:p>
     <w:p>
@@ -3471,7 +1657,69 @@
           <w:sz w:val="24"/>
           <w:szCs w:val="24"/>
         </w:rPr>
-        <w:t xml:space="preserve">Автобусы у остановок маршрута</w:t>
+        <w:t xml:space="preserve">Где начинается маршрут: автовокзал Гродно и автостанция «Мосты»</w:t>
+      </w:r>
+    </w:p>
+    <w:p>
+      <w:pPr>
+        <w:spacing w:after="120" w:line="276"/>
+        <w:jc w:val="both"/>
+      </w:pPr>
+      <w:r>
+        <w:rPr>
+          <w:rFonts w:ascii="Times New Roman" w:cs="Times New Roman" w:eastAsia="Times New Roman" w:hAnsi="Times New Roman"/>
+          <w:b/>
+          <w:bCs/>
+          <w:sz w:val="24"/>
+          <w:szCs w:val="24"/>
+        </w:rPr>
+        <w:t xml:space="preserve">Автовокзал Гродно</w:t>
+      </w:r>
+      <w:r>
+        <w:rPr>
+          <w:rFonts w:ascii="Times New Roman" w:cs="Times New Roman" w:eastAsia="Times New Roman" w:hAnsi="Times New Roman"/>
+          <w:sz w:val="24"/>
+          <w:szCs w:val="24"/>
+        </w:rPr>
+        <w:t xml:space="preserve"> — г. Гродно, ул. Ожешко, 25. Тел.: 8 (029) 803-08-08. справочная: 7:00–19:00.</w:t>
+      </w:r>
+    </w:p>
+    <w:p>
+      <w:pPr>
+        <w:spacing w:after="120" w:line="276"/>
+        <w:jc w:val="both"/>
+      </w:pPr>
+      <w:r>
+        <w:rPr>
+          <w:rFonts w:ascii="Times New Roman" w:cs="Times New Roman" w:eastAsia="Times New Roman" w:hAnsi="Times New Roman"/>
+          <w:b/>
+          <w:bCs/>
+          <w:sz w:val="24"/>
+          <w:szCs w:val="24"/>
+        </w:rPr>
+        <w:t xml:space="preserve">Автостанция «Мосты»</w:t>
+      </w:r>
+      <w:r>
+        <w:rPr>
+          <w:rFonts w:ascii="Times New Roman" w:cs="Times New Roman" w:eastAsia="Times New Roman" w:hAnsi="Times New Roman"/>
+          <w:sz w:val="24"/>
+          <w:szCs w:val="24"/>
+        </w:rPr>
+        <w:t xml:space="preserve"> — г. Мосты, ул. Цветочная, 1. Тел.: 8 (01515) 6-47-60. касса: вт, чт с 05:30, пн, ср с 06:00 до 20:00, пт–вс с 05:30 до 20:30, перерыв 12:00–13:00.</w:t>
+      </w:r>
+    </w:p>
+    <w:p>
+      <w:pPr>
+        <w:spacing w:after="120" w:line="276"/>
+        <w:jc w:val="both"/>
+      </w:pPr>
+      <w:r>
+        <w:rPr>
+          <w:rFonts w:ascii="Times New Roman" w:cs="Times New Roman" w:eastAsia="Times New Roman" w:hAnsi="Times New Roman"/>
+          <w:sz w:val="24"/>
+          <w:szCs w:val="24"/>
+        </w:rPr>
+        <w:t xml:space="preserve">Пригородные рейсы ходят не каждый день, и время меняется: перед поездкой дни и отправление подтверждают в кассе автостанции, по справочной автовокзала или в приложении «Транспорт BY».</w:t>
       </w:r>
     </w:p>
     <w:p>
@@ -3487,7 +1735,7 @@
           <w:sz w:val="20"/>
           <w:szCs w:val="20"/>
         </w:rPr>
-        <w:t xml:space="preserve">Время указано для самой остановки, дни недели — по расписанию областного оператора пассажирских перевозок; номера рейсов в приложении «Транспорт BY» могут отличаться.</w:t>
+        <w:t xml:space="preserve">Проверено 16.09.2026. Источник: сайт и приложение «Транспорт BY» (официальный сервис областного оператора) — маршруты и время на остановках; расписания остановок на сайте ГП «Оператор пассажирских перевозок» (файлы по маршрутам Мостовского района, в том числе «Гудевичи на Гродно» и «Гудевичи на Мосты»); контакты автостанции «Мосты» — ОАО «Гроднооблавтотранс» (grodnotrans.by), контакты автовокзала Гродно — оттуда же.</w:t>
       </w:r>
     </w:p>
     <w:p>
@@ -3503,109 +1751,7 @@
           <w:sz w:val="24"/>
           <w:szCs w:val="24"/>
         </w:rPr>
-        <w:t xml:space="preserve">д. Гудевичи — остановка «Гудевичи» (ул. Мира, дорога Н6012)</w:t>
-      </w:r>
-    </w:p>
-    <w:p>
-      <w:pPr>
-        <w:spacing w:after="120" w:line="276"/>
-        <w:jc w:val="left"/>
-      </w:pPr>
-      <w:r>
-        <w:rPr>
-          <w:rFonts w:ascii="Times New Roman" w:cs="Times New Roman" w:eastAsia="Times New Roman" w:hAnsi="Times New Roman"/>
-          <w:b/>
-          <w:bCs/>
-          <w:sz w:val="24"/>
-          <w:szCs w:val="24"/>
-        </w:rPr>
-        <w:t xml:space="preserve">к Гродно: </w:t>
-      </w:r>
-      <w:r>
-        <w:rPr>
-          <w:rFonts w:ascii="Times New Roman" w:cs="Times New Roman" w:eastAsia="Times New Roman" w:hAnsi="Times New Roman"/>
-          <w:sz w:val="24"/>
-          <w:szCs w:val="24"/>
-        </w:rPr>
-        <w:t xml:space="preserve">№ 340 «Гудевичи — Гродно автовокзал» (прямой рейс), № 316 «Мосты — Гродно автовокзал», № 322 «Репля — Гродно автовокзал» </w:t>
-      </w:r>
-      <w:r>
-        <w:rPr>
-          <w:rFonts w:ascii="Times New Roman" w:cs="Times New Roman" w:eastAsia="Times New Roman" w:hAnsi="Times New Roman"/>
-          <w:i/>
-          <w:iCs/>
-          <w:sz w:val="24"/>
-          <w:szCs w:val="24"/>
-        </w:rPr>
-        <w:t xml:space="preserve">(№ 340 — пт, вс 10:00; № 316 — сб 6:57 и пт–вс 16:07; № 322 — вс 15:30)</w:t>
-      </w:r>
-    </w:p>
-    <w:p>
-      <w:pPr>
-        <w:spacing w:after="120" w:line="276"/>
-        <w:jc w:val="left"/>
-      </w:pPr>
-      <w:r>
-        <w:rPr>
-          <w:rFonts w:ascii="Times New Roman" w:cs="Times New Roman" w:eastAsia="Times New Roman" w:hAnsi="Times New Roman"/>
-          <w:b/>
-          <w:bCs/>
-          <w:sz w:val="24"/>
-          <w:szCs w:val="24"/>
-        </w:rPr>
-        <w:t xml:space="preserve">из Мостов к Семеренкам: </w:t>
-      </w:r>
-      <w:r>
-        <w:rPr>
-          <w:rFonts w:ascii="Times New Roman" w:cs="Times New Roman" w:eastAsia="Times New Roman" w:hAnsi="Times New Roman"/>
-          <w:sz w:val="24"/>
-          <w:szCs w:val="24"/>
-        </w:rPr>
-        <w:t xml:space="preserve">№ 212С «Мосты — Семеренки» — этим рейсом приезжают к храму из Мостов </w:t>
-      </w:r>
-      <w:r>
-        <w:rPr>
-          <w:rFonts w:ascii="Times New Roman" w:cs="Times New Roman" w:eastAsia="Times New Roman" w:hAnsi="Times New Roman"/>
-          <w:i/>
-          <w:iCs/>
-          <w:sz w:val="24"/>
-          <w:szCs w:val="24"/>
-        </w:rPr>
-        <w:t xml:space="preserve">(вт, ср 9:14 и 15:44)</w:t>
-      </w:r>
-    </w:p>
-    <w:p>
-      <w:pPr>
-        <w:spacing w:after="120" w:line="276"/>
-        <w:jc w:val="left"/>
-      </w:pPr>
-      <w:r>
-        <w:rPr>
-          <w:rFonts w:ascii="Times New Roman" w:cs="Times New Roman" w:eastAsia="Times New Roman" w:hAnsi="Times New Roman"/>
-          <w:b/>
-          <w:bCs/>
-          <w:sz w:val="24"/>
-          <w:szCs w:val="24"/>
-        </w:rPr>
-        <w:t xml:space="preserve">к Мостам: </w:t>
-      </w:r>
-      <w:r>
-        <w:rPr>
-          <w:rFonts w:ascii="Times New Roman" w:cs="Times New Roman" w:eastAsia="Times New Roman" w:hAnsi="Times New Roman"/>
-          <w:sz w:val="24"/>
-          <w:szCs w:val="24"/>
-        </w:rPr>
-        <w:t xml:space="preserve">№ 212С (обратно), № 316 «Гродно автовокзал — Мосты» </w:t>
-      </w:r>
-      <w:r>
-        <w:rPr>
-          <w:rFonts w:ascii="Times New Roman" w:cs="Times New Roman" w:eastAsia="Times New Roman" w:hAnsi="Times New Roman"/>
-          <w:i/>
-          <w:iCs/>
-          <w:sz w:val="24"/>
-          <w:szCs w:val="24"/>
-        </w:rPr>
-        <w:t xml:space="preserve">(№ 212С — вт, ср 9:51 и 16:21; № 316 — сб 10:15 и пт–вс 19:00)</w:t>
+        <w:t xml:space="preserve">Автобусы у остановок маршрута</w:t>
       </w:r>
     </w:p>
     <w:p>
@@ -3621,7 +1767,7 @@
           <w:sz w:val="20"/>
           <w:szCs w:val="20"/>
         </w:rPr>
-        <w:t xml:space="preserve">от остановки до храма ≈650 м — 8–9 минут пешком. Номер остановки в приложении «Транспорт BY»: 4165647.</w:t>
+        <w:t xml:space="preserve">Время указано для самой остановки, дни недели — по расписанию областного оператора пассажирских перевозок; номера рейсов в приложении «Транспорт BY» могут отличаться.</w:t>
       </w:r>
     </w:p>
     <w:p>
@@ -3637,7 +1783,7 @@
           <w:sz w:val="24"/>
           <w:szCs w:val="24"/>
         </w:rPr>
-        <w:t xml:space="preserve">д. Лунно — остановка «Лунно» (площадь Героев)</w:t>
+        <w:t xml:space="preserve">д. Гудевичи — остановка «Гудевичи» (ул. Мира)</w:t>
       </w:r>
     </w:p>
     <w:p>
@@ -3653,25 +1799,15 @@
           <w:sz w:val="24"/>
           <w:szCs w:val="24"/>
         </w:rPr>
-        <w:t xml:space="preserve">пригородные из Мостов: </w:t>
-      </w:r>
-      <w:r>
-        <w:rPr>
-          <w:rFonts w:ascii="Times New Roman" w:cs="Times New Roman" w:eastAsia="Times New Roman" w:hAnsi="Times New Roman"/>
-          <w:sz w:val="24"/>
-          <w:szCs w:val="24"/>
-        </w:rPr>
-        <w:t xml:space="preserve">№ 18в и 18г «Мосты АС — Мешетники», № 23г и 23в «Мосты АС — Щечицы» </w:t>
-      </w:r>
-      <w:r>
-        <w:rPr>
-          <w:rFonts w:ascii="Times New Roman" w:cs="Times New Roman" w:eastAsia="Times New Roman" w:hAnsi="Times New Roman"/>
-          <w:i/>
-          <w:iCs/>
-          <w:sz w:val="24"/>
-          <w:szCs w:val="24"/>
-        </w:rPr>
-        <w:t xml:space="preserve">(№ 18в и 18г — 6:37 и 7:39 (вт, чт, сб), 15:05 и 16:34 (вт, чт, сб, вс); № 23 — 10:05, 10:33, 16:14 и 16:44 (пн, ср))</w:t>
+        <w:t xml:space="preserve">Гродно: </w:t>
+      </w:r>
+      <w:r>
+        <w:rPr>
+          <w:rFonts w:ascii="Times New Roman" w:cs="Times New Roman" w:eastAsia="Times New Roman" w:hAnsi="Times New Roman"/>
+          <w:sz w:val="24"/>
+          <w:szCs w:val="24"/>
+        </w:rPr>
+        <w:t xml:space="preserve">пт, вс 10:00; сб 6:57 и пт–вс 16:07; вс 15:30</w:t>
       </w:r>
     </w:p>
     <w:p>
@@ -3687,25 +1823,15 @@
           <w:sz w:val="24"/>
           <w:szCs w:val="24"/>
         </w:rPr>
-        <w:t xml:space="preserve">из Гродно: </w:t>
-      </w:r>
-      <w:r>
-        <w:rPr>
-          <w:rFonts w:ascii="Times New Roman" w:cs="Times New Roman" w:eastAsia="Times New Roman" w:hAnsi="Times New Roman"/>
-          <w:sz w:val="24"/>
-          <w:szCs w:val="24"/>
-        </w:rPr>
-        <w:t xml:space="preserve">№ 340 «Гродно автовокзал — Гудевичи» проходит Лунно </w:t>
-      </w:r>
-      <w:r>
-        <w:rPr>
-          <w:rFonts w:ascii="Times New Roman" w:cs="Times New Roman" w:eastAsia="Times New Roman" w:hAnsi="Times New Roman"/>
-          <w:i/>
-          <w:iCs/>
-          <w:sz w:val="24"/>
-          <w:szCs w:val="24"/>
-        </w:rPr>
-        <w:t xml:space="preserve">(пт, вс 9:35 и 10:15)</w:t>
+        <w:t xml:space="preserve">Семеренки: </w:t>
+      </w:r>
+      <w:r>
+        <w:rPr>
+          <w:rFonts w:ascii="Times New Roman" w:cs="Times New Roman" w:eastAsia="Times New Roman" w:hAnsi="Times New Roman"/>
+          <w:sz w:val="24"/>
+          <w:szCs w:val="24"/>
+        </w:rPr>
+        <w:t xml:space="preserve">вт, ср 9:14 и 15:44</w:t>
       </w:r>
     </w:p>
     <w:p>
@@ -3721,25 +1847,15 @@
           <w:sz w:val="24"/>
           <w:szCs w:val="24"/>
         </w:rPr>
-        <w:t xml:space="preserve">междугородные: </w:t>
-      </w:r>
-      <w:r>
-        <w:rPr>
-          <w:rFonts w:ascii="Times New Roman" w:cs="Times New Roman" w:eastAsia="Times New Roman" w:hAnsi="Times New Roman"/>
-          <w:sz w:val="24"/>
-          <w:szCs w:val="24"/>
-        </w:rPr>
-        <w:t xml:space="preserve">«Гродно — Волковыск» (№ 304, 5001 и другие) — останавливаются в Лунно на дороге Р41 </w:t>
-      </w:r>
-      <w:r>
-        <w:rPr>
-          <w:rFonts w:ascii="Times New Roman" w:cs="Times New Roman" w:eastAsia="Times New Roman" w:hAnsi="Times New Roman"/>
-          <w:i/>
-          <w:iCs/>
-          <w:sz w:val="24"/>
-          <w:szCs w:val="24"/>
-        </w:rPr>
-        <w:t xml:space="preserve">(ежедневно, днём и вечером)</w:t>
+        <w:t xml:space="preserve">Мосты: </w:t>
+      </w:r>
+      <w:r>
+        <w:rPr>
+          <w:rFonts w:ascii="Times New Roman" w:cs="Times New Roman" w:eastAsia="Times New Roman" w:hAnsi="Times New Roman"/>
+          <w:sz w:val="24"/>
+          <w:szCs w:val="24"/>
+        </w:rPr>
+        <w:t xml:space="preserve">вт, ср 9:51 и 16:21; сб 10:15 и пт–вс 19:00</w:t>
       </w:r>
     </w:p>
     <w:p>
@@ -3755,7 +1871,7 @@
           <w:sz w:val="20"/>
           <w:szCs w:val="20"/>
         </w:rPr>
-        <w:t xml:space="preserve">остановка стоит у храма, в нескольких десятках метров. Номер остановки в приложении «Транспорт BY»: 3341327.</w:t>
+        <w:t xml:space="preserve">от остановки до храма ≈650 м — 8–9 минут пешком. Номер остановки в приложении «Транспорт BY»: 4165647.</w:t>
       </w:r>
     </w:p>
     <w:p>
@@ -3771,7 +1887,7 @@
           <w:sz w:val="24"/>
           <w:szCs w:val="24"/>
         </w:rPr>
-        <w:t xml:space="preserve">д. Дубно — остановка «Дубно» (дорога Н6377)</w:t>
+        <w:t xml:space="preserve">д. Лунно — остановка «Лунно» (площадь Героев)</w:t>
       </w:r>
     </w:p>
     <w:p>
@@ -3787,25 +1903,15 @@
           <w:sz w:val="24"/>
           <w:szCs w:val="24"/>
         </w:rPr>
-        <w:t xml:space="preserve">к Лунно и Мешетникам: </w:t>
-      </w:r>
-      <w:r>
-        <w:rPr>
-          <w:rFonts w:ascii="Times New Roman" w:cs="Times New Roman" w:eastAsia="Times New Roman" w:hAnsi="Times New Roman"/>
-          <w:sz w:val="24"/>
-          <w:szCs w:val="24"/>
-        </w:rPr>
-        <w:t xml:space="preserve">№ 18г «Мосты АС — Мешетники» </w:t>
-      </w:r>
-      <w:r>
-        <w:rPr>
-          <w:rFonts w:ascii="Times New Roman" w:cs="Times New Roman" w:eastAsia="Times New Roman" w:hAnsi="Times New Roman"/>
-          <w:i/>
-          <w:iCs/>
-          <w:sz w:val="24"/>
-          <w:szCs w:val="24"/>
-        </w:rPr>
-        <w:t xml:space="preserve">(вт, чт, сб, вс 14:42)</w:t>
+        <w:t xml:space="preserve">Мешетники: </w:t>
+      </w:r>
+      <w:r>
+        <w:rPr>
+          <w:rFonts w:ascii="Times New Roman" w:cs="Times New Roman" w:eastAsia="Times New Roman" w:hAnsi="Times New Roman"/>
+          <w:sz w:val="24"/>
+          <w:szCs w:val="24"/>
+        </w:rPr>
+        <w:t xml:space="preserve">6:37 и 7:39 (вт, чт, сб), 15:05 и 16:34 (вт, чт, сб, вс)</w:t>
       </w:r>
     </w:p>
     <w:p>
@@ -3821,25 +1927,63 @@
           <w:sz w:val="24"/>
           <w:szCs w:val="24"/>
         </w:rPr>
-        <w:t xml:space="preserve">к Мостам: </w:t>
-      </w:r>
-      <w:r>
-        <w:rPr>
-          <w:rFonts w:ascii="Times New Roman" w:cs="Times New Roman" w:eastAsia="Times New Roman" w:hAnsi="Times New Roman"/>
-          <w:sz w:val="24"/>
-          <w:szCs w:val="24"/>
-        </w:rPr>
-        <w:t xml:space="preserve">№ 18в «Мешетники — Мосты АС», № 19в «Русиновцы — Мосты АС» </w:t>
-      </w:r>
-      <w:r>
-        <w:rPr>
-          <w:rFonts w:ascii="Times New Roman" w:cs="Times New Roman" w:eastAsia="Times New Roman" w:hAnsi="Times New Roman"/>
-          <w:i/>
-          <w:iCs/>
-          <w:sz w:val="24"/>
-          <w:szCs w:val="24"/>
-        </w:rPr>
-        <w:t xml:space="preserve">(№ 18в — вт, чт, сб 8:02; № 19в — вт, пт 10:50)</w:t>
+        <w:t xml:space="preserve">Щечицы: </w:t>
+      </w:r>
+      <w:r>
+        <w:rPr>
+          <w:rFonts w:ascii="Times New Roman" w:cs="Times New Roman" w:eastAsia="Times New Roman" w:hAnsi="Times New Roman"/>
+          <w:sz w:val="24"/>
+          <w:szCs w:val="24"/>
+        </w:rPr>
+        <w:t xml:space="preserve">10:05, 10:33, 16:14 и 16:44 (пн, ср)</w:t>
+      </w:r>
+    </w:p>
+    <w:p>
+      <w:pPr>
+        <w:spacing w:after="120" w:line="276"/>
+        <w:jc w:val="left"/>
+      </w:pPr>
+      <w:r>
+        <w:rPr>
+          <w:rFonts w:ascii="Times New Roman" w:cs="Times New Roman" w:eastAsia="Times New Roman" w:hAnsi="Times New Roman"/>
+          <w:b/>
+          <w:bCs/>
+          <w:sz w:val="24"/>
+          <w:szCs w:val="24"/>
+        </w:rPr>
+        <w:t xml:space="preserve">Гродно: </w:t>
+      </w:r>
+      <w:r>
+        <w:rPr>
+          <w:rFonts w:ascii="Times New Roman" w:cs="Times New Roman" w:eastAsia="Times New Roman" w:hAnsi="Times New Roman"/>
+          <w:sz w:val="24"/>
+          <w:szCs w:val="24"/>
+        </w:rPr>
+        <w:t xml:space="preserve">9:35 и 10:15 (пт, вс)</w:t>
+      </w:r>
+    </w:p>
+    <w:p>
+      <w:pPr>
+        <w:spacing w:after="120" w:line="276"/>
+        <w:jc w:val="left"/>
+      </w:pPr>
+      <w:r>
+        <w:rPr>
+          <w:rFonts w:ascii="Times New Roman" w:cs="Times New Roman" w:eastAsia="Times New Roman" w:hAnsi="Times New Roman"/>
+          <w:b/>
+          <w:bCs/>
+          <w:sz w:val="24"/>
+          <w:szCs w:val="24"/>
+        </w:rPr>
+        <w:t xml:space="preserve">Волковыск: </w:t>
+      </w:r>
+      <w:r>
+        <w:rPr>
+          <w:rFonts w:ascii="Times New Roman" w:cs="Times New Roman" w:eastAsia="Times New Roman" w:hAnsi="Times New Roman"/>
+          <w:sz w:val="24"/>
+          <w:szCs w:val="24"/>
+        </w:rPr>
+        <w:t xml:space="preserve">ежедневно, днём и вечером</w:t>
       </w:r>
     </w:p>
     <w:p>
@@ -3855,6 +1999,86 @@
           <w:sz w:val="20"/>
           <w:szCs w:val="20"/>
         </w:rPr>
+        <w:t xml:space="preserve">остановка стоит у храма, в нескольких десятках метров. Номер остановки в приложении «Транспорт BY»: 3341327.</w:t>
+      </w:r>
+    </w:p>
+    <w:p>
+      <w:pPr>
+        <w:pStyle w:val="Heading3"/>
+        <w:spacing w:after="100" w:before="180"/>
+      </w:pPr>
+      <w:r>
+        <w:rPr>
+          <w:rFonts w:ascii="Times New Roman" w:cs="Times New Roman" w:eastAsia="Times New Roman" w:hAnsi="Times New Roman"/>
+          <w:b/>
+          <w:bCs/>
+          <w:sz w:val="24"/>
+          <w:szCs w:val="24"/>
+        </w:rPr>
+        <w:t xml:space="preserve">д. Дубно — остановка «Дубно»</w:t>
+      </w:r>
+    </w:p>
+    <w:p>
+      <w:pPr>
+        <w:spacing w:after="120" w:line="276"/>
+        <w:jc w:val="left"/>
+      </w:pPr>
+      <w:r>
+        <w:rPr>
+          <w:rFonts w:ascii="Times New Roman" w:cs="Times New Roman" w:eastAsia="Times New Roman" w:hAnsi="Times New Roman"/>
+          <w:b/>
+          <w:bCs/>
+          <w:sz w:val="24"/>
+          <w:szCs w:val="24"/>
+        </w:rPr>
+        <w:t xml:space="preserve">Лунно, Мешетники: </w:t>
+      </w:r>
+      <w:r>
+        <w:rPr>
+          <w:rFonts w:ascii="Times New Roman" w:cs="Times New Roman" w:eastAsia="Times New Roman" w:hAnsi="Times New Roman"/>
+          <w:sz w:val="24"/>
+          <w:szCs w:val="24"/>
+        </w:rPr>
+        <w:t xml:space="preserve">вт, чт, сб, вс 14:42</w:t>
+      </w:r>
+    </w:p>
+    <w:p>
+      <w:pPr>
+        <w:spacing w:after="120" w:line="276"/>
+        <w:jc w:val="left"/>
+      </w:pPr>
+      <w:r>
+        <w:rPr>
+          <w:rFonts w:ascii="Times New Roman" w:cs="Times New Roman" w:eastAsia="Times New Roman" w:hAnsi="Times New Roman"/>
+          <w:b/>
+          <w:bCs/>
+          <w:sz w:val="24"/>
+          <w:szCs w:val="24"/>
+        </w:rPr>
+        <w:t xml:space="preserve">Мосты: </w:t>
+      </w:r>
+      <w:r>
+        <w:rPr>
+          <w:rFonts w:ascii="Times New Roman" w:cs="Times New Roman" w:eastAsia="Times New Roman" w:hAnsi="Times New Roman"/>
+          <w:sz w:val="24"/>
+          <w:szCs w:val="24"/>
+        </w:rPr>
+        <w:t xml:space="preserve">вт, чт, сб 8:02; вт, пт 10:50</w:t>
+      </w:r>
+    </w:p>
+    <w:p>
+      <w:pPr>
+        <w:spacing w:after="120" w:line="276"/>
+        <w:jc w:val="both"/>
+      </w:pPr>
+      <w:r>
+        <w:rPr>
+          <w:rFonts w:ascii="Times New Roman" w:cs="Times New Roman" w:eastAsia="Times New Roman" w:hAnsi="Times New Roman"/>
+          <w:i/>
+          <w:iCs/>
+          <w:sz w:val="20"/>
+          <w:szCs w:val="20"/>
+        </w:rPr>
         <w:t xml:space="preserve">от остановки до храма ≈650 м — 8–9 минут пешком. Номер остановки в приложении «Транспорт BY»: 4235279.</w:t>
       </w:r>
     </w:p>
@@ -4082,30 +2306,6 @@
     </w:p>
     <w:p>
       <w:pPr>
-        <w:spacing w:after="120" w:line="276"/>
-        <w:jc w:val="both"/>
-      </w:pPr>
-      <w:r>
-        <w:rPr>
-          <w:rFonts w:ascii="Times New Roman" w:cs="Times New Roman" w:eastAsia="Times New Roman" w:hAnsi="Times New Roman"/>
-          <w:b/>
-          <w:bCs/>
-          <w:sz w:val="24"/>
-          <w:szCs w:val="24"/>
-        </w:rPr>
-        <w:t xml:space="preserve">Питание: </w:t>
-      </w:r>
-      <w:r>
-        <w:rPr>
-          <w:rFonts w:ascii="Times New Roman" w:cs="Times New Roman" w:eastAsia="Times New Roman" w:hAnsi="Times New Roman"/>
-          <w:sz w:val="24"/>
-          <w:szCs w:val="24"/>
-        </w:rPr>
-        <w:t xml:space="preserve">Пунктов питания в Гудевичи нет — воду и еду берите с собой. Ближайшие кафе и столовая — в Мостах.</w:t>
-      </w:r>
-    </w:p>
-    <w:p>
-      <w:pPr>
         <w:pStyle w:val="Heading3"/>
         <w:spacing w:after="100" w:before="180"/>
       </w:pPr>
@@ -4230,30 +2430,6 @@
     </w:p>
     <w:p>
       <w:pPr>
-        <w:spacing w:after="120" w:line="276"/>
-        <w:jc w:val="both"/>
-      </w:pPr>
-      <w:r>
-        <w:rPr>
-          <w:rFonts w:ascii="Times New Roman" w:cs="Times New Roman" w:eastAsia="Times New Roman" w:hAnsi="Times New Roman"/>
-          <w:b/>
-          <w:bCs/>
-          <w:sz w:val="24"/>
-          <w:szCs w:val="24"/>
-        </w:rPr>
-        <w:t xml:space="preserve">Питание: </w:t>
-      </w:r>
-      <w:r>
-        <w:rPr>
-          <w:rFonts w:ascii="Times New Roman" w:cs="Times New Roman" w:eastAsia="Times New Roman" w:hAnsi="Times New Roman"/>
-          <w:sz w:val="24"/>
-          <w:szCs w:val="24"/>
-        </w:rPr>
-        <w:t xml:space="preserve">Пунктов питания в Лунно нет — воду и еду берите с собой. Ближайшие кафе и столовая — в Мостах.</w:t>
-      </w:r>
-    </w:p>
-    <w:p>
-      <w:pPr>
         <w:pStyle w:val="Heading3"/>
         <w:spacing w:after="100" w:before="180"/>
       </w:pPr>
@@ -4281,42 +2457,6 @@
           <w:sz w:val="24"/>
           <w:szCs w:val="24"/>
         </w:rPr>
-        <w:t xml:space="preserve">Настоятель: </w:t>
-      </w:r>
-      <w:r>
-        <w:rPr>
-          <w:rFonts w:ascii="Times New Roman" w:cs="Times New Roman" w:eastAsia="Times New Roman" w:hAnsi="Times New Roman"/>
-          <w:sz w:val="24"/>
-          <w:szCs w:val="24"/>
-        </w:rPr>
-        <w:t xml:space="preserve">иерей Николай Гляд. </w:t>
-      </w:r>
-      <w:r>
-        <w:rPr>
-          <w:rFonts w:ascii="Times New Roman" w:cs="Times New Roman" w:eastAsia="Times New Roman" w:hAnsi="Times New Roman"/>
-          <w:b/>
-          <w:bCs/>
-          <w:sz w:val="24"/>
-          <w:szCs w:val="24"/>
-        </w:rPr>
-        <w:t xml:space="preserve">Телефон: </w:t>
-      </w:r>
-      <w:r>
-        <w:rPr>
-          <w:rFonts w:ascii="Times New Roman" w:cs="Times New Roman" w:eastAsia="Times New Roman" w:hAnsi="Times New Roman"/>
-          <w:sz w:val="24"/>
-          <w:szCs w:val="24"/>
-        </w:rPr>
-        <w:t xml:space="preserve">+375 29 582-30-21. </w:t>
-      </w:r>
-      <w:r>
-        <w:rPr>
-          <w:rFonts w:ascii="Times New Roman" w:cs="Times New Roman" w:eastAsia="Times New Roman" w:hAnsi="Times New Roman"/>
-          <w:b/>
-          <w:bCs/>
-          <w:sz w:val="24"/>
-          <w:szCs w:val="24"/>
-        </w:rPr>
         <w:t xml:space="preserve">Адрес: </w:t>
       </w:r>
       <w:r>
@@ -4350,30 +2490,6 @@
           <w:szCs w:val="24"/>
         </w:rPr>
         <w:t xml:space="preserve">Сб — 17:00; Вс — 9:00.</w:t>
-      </w:r>
-    </w:p>
-    <w:p>
-      <w:pPr>
-        <w:spacing w:after="120" w:line="276"/>
-        <w:jc w:val="both"/>
-      </w:pPr>
-      <w:r>
-        <w:rPr>
-          <w:rFonts w:ascii="Times New Roman" w:cs="Times New Roman" w:eastAsia="Times New Roman" w:hAnsi="Times New Roman"/>
-          <w:b/>
-          <w:bCs/>
-          <w:sz w:val="24"/>
-          <w:szCs w:val="24"/>
-        </w:rPr>
-        <w:t xml:space="preserve">Питание: </w:t>
-      </w:r>
-      <w:r>
-        <w:rPr>
-          <w:rFonts w:ascii="Times New Roman" w:cs="Times New Roman" w:eastAsia="Times New Roman" w:hAnsi="Times New Roman"/>
-          <w:sz w:val="24"/>
-          <w:szCs w:val="24"/>
-        </w:rPr>
-        <w:t xml:space="preserve">Пунктов питания в Дубно нет — воду и еду берите с собой. Ближайшие кафе и столовая — в Мостах, по пути обратно.</w:t>
       </w:r>
     </w:p>
     <w:p>
@@ -4389,7 +2505,7 @@
           <w:sz w:val="28"/>
           <w:szCs w:val="28"/>
         </w:rPr>
-        <w:t xml:space="preserve">Где поесть</w:t>
+        <w:t xml:space="preserve">Питание</w:t>
       </w:r>
     </w:p>
     <w:p>
@@ -4681,155 +2797,7 @@
           <w:sz w:val="36"/>
           <w:szCs w:val="36"/>
         </w:rPr>
-        <w:t xml:space="preserve">6. Фотоотчёт о личном посещении</w:t>
-      </w:r>
-    </w:p>
-    <w:p>
-      <w:pPr>
-        <w:spacing w:after="120" w:line="276"/>
-        <w:jc w:val="both"/>
-      </w:pPr>
-      <w:r>
-        <w:rPr>
-          <w:rFonts w:ascii="Times New Roman" w:cs="Times New Roman" w:eastAsia="Times New Roman" w:hAnsi="Times New Roman"/>
-          <w:sz w:val="24"/>
-          <w:szCs w:val="24"/>
-        </w:rPr>
-        <w:t xml:space="preserve">Отдел подтверждает личное посещение объектов: участники на фоне храмов и процесс движения по маршруту. Слоты заполняются после поездки — в них встанут фотографии авторов проекта.</w:t>
-      </w:r>
-    </w:p>
-    <w:p>
-      <w:pPr>
-        <w:spacing w:after="120" w:line="276"/>
-        <w:jc w:val="both"/>
-      </w:pPr>
-      <w:r>
-        <w:rPr>
-          <w:rFonts w:ascii="Times New Roman" w:cs="Times New Roman" w:eastAsia="Times New Roman" w:hAnsi="Times New Roman"/>
-          <w:sz w:val="24"/>
-          <w:szCs w:val="24"/>
-        </w:rPr>
-        <w:t xml:space="preserve">На интерактивном сайте блок фотоотчёта входит в страницу каждого храма: слоты заполняются после поездки, пока они честно пусты — чужие фотографии из интернета здесь не используются.</w:t>
-      </w:r>
-    </w:p>
-    <w:p>
-      <w:pPr>
-        <w:spacing w:after="40"/>
-        <w:jc w:val="both"/>
-      </w:pPr>
-      <w:r>
-        <w:rPr>
-          <w:rFonts w:ascii="Times New Roman" w:cs="Times New Roman" w:eastAsia="Times New Roman" w:hAnsi="Times New Roman"/>
-          <w:b/>
-          <w:bCs/>
-          <w:sz w:val="24"/>
-          <w:szCs w:val="24"/>
-        </w:rPr>
-        <w:t xml:space="preserve">Как заполняется:</w:t>
-      </w:r>
-    </w:p>
-    <w:p>
-      <w:pPr>
-        <w:pStyle w:val="ListParagraph"/>
-        <w:numPr>
-          <w:ilvl w:val="0"/>
-          <w:numId w:val="2"/>
-        </w:numPr>
-        <w:spacing w:after="60" w:line="276"/>
-      </w:pPr>
-      <w:r>
-        <w:rPr>
-          <w:rFonts w:ascii="Times New Roman" w:cs="Times New Roman" w:eastAsia="Times New Roman" w:hAnsi="Times New Roman"/>
-          <w:sz w:val="24"/>
-          <w:szCs w:val="24"/>
-        </w:rPr>
-        <w:t xml:space="preserve">Снять участников на фоне каждого из трёх храмов и в пути между ними.</w:t>
-      </w:r>
-    </w:p>
-    <w:p>
-      <w:pPr>
-        <w:pStyle w:val="ListParagraph"/>
-        <w:numPr>
-          <w:ilvl w:val="0"/>
-          <w:numId w:val="2"/>
-        </w:numPr>
-        <w:spacing w:after="60" w:line="276"/>
-      </w:pPr>
-      <w:r>
-        <w:rPr>
-          <w:rFonts w:ascii="Times New Roman" w:cs="Times New Roman" w:eastAsia="Times New Roman" w:hAnsi="Times New Roman"/>
-          <w:sz w:val="24"/>
-          <w:szCs w:val="24"/>
-        </w:rPr>
-        <w:t xml:space="preserve">Положить файлы в папку img/photos/visit/, например gudevichi-1.jpg.</w:t>
-      </w:r>
-    </w:p>
-    <w:p>
-      <w:pPr>
-        <w:pStyle w:val="ListParagraph"/>
-        <w:numPr>
-          <w:ilvl w:val="0"/>
-          <w:numId w:val="2"/>
-        </w:numPr>
-        <w:spacing w:after="60" w:line="276"/>
-      </w:pPr>
-      <w:r>
-        <w:rPr>
-          <w:rFonts w:ascii="Times New Roman" w:cs="Times New Roman" w:eastAsia="Times New Roman" w:hAnsi="Times New Roman"/>
-          <w:sz w:val="24"/>
-          <w:szCs w:val="24"/>
-        </w:rPr>
-        <w:t xml:space="preserve">Добавить их в js/data.js в поле храма visitPhotos: { src: "img/photos/visit/gudevichi-1.jpg", credit: "фото автора, дата" }.</w:t>
-      </w:r>
-    </w:p>
-    <w:p>
-      <w:pPr>
-        <w:pStyle w:val="ListParagraph"/>
-        <w:numPr>
-          <w:ilvl w:val="0"/>
-          <w:numId w:val="2"/>
-        </w:numPr>
-        <w:spacing w:after="60" w:line="276"/>
-      </w:pPr>
-      <w:r>
-        <w:rPr>
-          <w:rFonts w:ascii="Times New Roman" w:cs="Times New Roman" w:eastAsia="Times New Roman" w:hAnsi="Times New Roman"/>
-          <w:sz w:val="24"/>
-          <w:szCs w:val="24"/>
-        </w:rPr>
-        <w:t xml:space="preserve">Обновить страницу: слот заменится фотографией автоматически.</w:t>
-      </w:r>
-    </w:p>
-    <w:p>
-      <w:pPr>
-        <w:spacing w:after="120" w:line="276"/>
-        <w:jc w:val="both"/>
-      </w:pPr>
-      <w:r>
-        <w:rPr>
-          <w:rFonts w:ascii="Times New Roman" w:cs="Times New Roman" w:eastAsia="Times New Roman" w:hAnsi="Times New Roman"/>
-          <w:i/>
-          <w:iCs/>
-          <w:sz w:val="20"/>
-          <w:szCs w:val="20"/>
-        </w:rPr>
-        <w:t xml:space="preserve">Пока слоты пустые, страница честно показывает, что фотоотчёт ещё не снят: чужие фотографии из интернета здесь не используются.</w:t>
-      </w:r>
-    </w:p>
-    <w:p>
-      <w:pPr>
-        <w:pStyle w:val="Heading2"/>
-        <w:spacing w:after="120" w:before="240"/>
-      </w:pPr>
-      <w:r>
-        <w:rPr>
-          <w:rFonts w:ascii="Times New Roman" w:cs="Times New Roman" w:eastAsia="Times New Roman" w:hAnsi="Times New Roman"/>
-          <w:b/>
-          <w:bCs/>
-          <w:sz w:val="28"/>
-          <w:szCs w:val="28"/>
-        </w:rPr>
-        <w:t xml:space="preserve">Страницы храмов</w:t>
+        <w:t xml:space="preserve">6. Страницы храмов</w:t>
       </w:r>
     </w:p>
     <w:p>
@@ -4910,7 +2878,7 @@
         </w:rPr>
         <w:t xml:space="preserve">Автор: Сяргей Яраховіч (Валацуга), Wikimedia Commons, CC BY-SA 3.0 — </w:t>
       </w:r>
-      <w:hyperlink w:history="1" r:id="rIdbj9dsz6chssrg6fsebyzt">
+      <w:hyperlink w:history="1" r:id="rIdnb3-ysc1pqthe37n3sulv">
         <w:r>
           <w:rPr>
             <w:rFonts w:ascii="Times New Roman" w:cs="Times New Roman" w:eastAsia="Times New Roman" w:hAnsi="Times New Roman"/>
@@ -4946,31 +2914,137 @@
           <w:sz w:val="24"/>
           <w:szCs w:val="24"/>
         </w:rPr>
-        <w:t xml:space="preserve">Живая деревенская церковь с шатровой колокольней 1909 года: службы здесь не прекращались даже в военные годы, а настоятель ведёт занятия с тремя группами школьников — всего 94 человека.</w:t>
-      </w:r>
-    </w:p>
-    <w:p>
-      <w:pPr>
-        <w:spacing w:after="120" w:line="276"/>
-        <w:jc w:val="both"/>
-      </w:pPr>
-      <w:r>
-        <w:rPr>
-          <w:rFonts w:ascii="Times New Roman" w:cs="Times New Roman" w:eastAsia="Times New Roman" w:hAnsi="Times New Roman"/>
-          <w:b/>
-          <w:bCs/>
-          <w:sz w:val="24"/>
-          <w:szCs w:val="24"/>
-        </w:rPr>
-        <w:t xml:space="preserve">Как добраться: </w:t>
-      </w:r>
-      <w:r>
-        <w:rPr>
-          <w:rFonts w:ascii="Times New Roman" w:cs="Times New Roman" w:eastAsia="Times New Roman" w:hAnsi="Times New Roman"/>
-          <w:sz w:val="24"/>
-          <w:szCs w:val="24"/>
-        </w:rPr>
-        <w:t xml:space="preserve">Из Гродно — 52,8 км от центра города (≈50 минут на машине), от Мостов — 29,9 км (≈32 минуты). Автобусом: от автостанции «Мосты» — рейс № 212С (вт, ср), из Гродно — прямой рейс № 340 (пт, вс). Шатровую колокольню 1909 года видно от трассы, от остановки до храма ≈650 м пешком.</w:t>
+        <w:t xml:space="preserve">Живая деревенская церковь с шатровой колокольней 1909 года: службы здесь не прекращались даже в военные годы.</w:t>
+      </w:r>
+    </w:p>
+    <w:p>
+      <w:pPr>
+        <w:spacing w:after="120" w:line="276"/>
+        <w:jc w:val="both"/>
+      </w:pPr>
+      <w:r>
+        <w:rPr>
+          <w:rFonts w:ascii="Times New Roman" w:cs="Times New Roman" w:eastAsia="Times New Roman" w:hAnsi="Times New Roman"/>
+          <w:sz w:val="24"/>
+          <w:szCs w:val="24"/>
+        </w:rPr>
+        <w:t xml:space="preserve">Церковь Рождества Пресвятой Богородицы в Гудевичах была освящена в 1852 году. Это один из живописных сельских храмов района, выполненный в ретроспективно-русском стиле.</w:t>
+      </w:r>
+    </w:p>
+    <w:p>
+      <w:pPr>
+        <w:spacing w:after="120" w:line="276"/>
+        <w:jc w:val="both"/>
+      </w:pPr>
+      <w:r>
+        <w:rPr>
+          <w:rFonts w:ascii="Times New Roman" w:cs="Times New Roman" w:eastAsia="Times New Roman" w:hAnsi="Times New Roman"/>
+          <w:sz w:val="24"/>
+          <w:szCs w:val="24"/>
+        </w:rPr>
+        <w:t xml:space="preserve">В 1909 году к церкви была пристроена трёхъярусная шатровая колокольня из кирпича на фундаменте из тёсаного камня — она стала главной вертикалью деревни.</w:t>
+      </w:r>
+    </w:p>
+    <w:p>
+      <w:pPr>
+        <w:spacing w:after="120" w:line="276"/>
+        <w:jc w:val="both"/>
+      </w:pPr>
+      <w:r>
+        <w:rPr>
+          <w:rFonts w:ascii="Times New Roman" w:cs="Times New Roman" w:eastAsia="Times New Roman" w:hAnsi="Times New Roman"/>
+          <w:sz w:val="24"/>
+          <w:szCs w:val="24"/>
+        </w:rPr>
+        <w:t xml:space="preserve">Название деревни связывают с легендой: через местечко проходил шумный тракт, связывавший Гродно и Белосток, и проезжавшие купцы окрестили поселение «гудящим» — со временем это превратилось в «Гудевичи».</w:t>
+      </w:r>
+    </w:p>
+    <w:p>
+      <w:pPr>
+        <w:spacing w:after="40"/>
+        <w:jc w:val="both"/>
+      </w:pPr>
+      <w:r>
+        <w:rPr>
+          <w:rFonts w:ascii="Times New Roman" w:cs="Times New Roman" w:eastAsia="Times New Roman" w:hAnsi="Times New Roman"/>
+          <w:b/>
+          <w:bCs/>
+          <w:sz w:val="24"/>
+          <w:szCs w:val="24"/>
+        </w:rPr>
+        <w:t xml:space="preserve">Ключевые факты:</w:t>
+      </w:r>
+    </w:p>
+    <w:p>
+      <w:pPr>
+        <w:pStyle w:val="ListParagraph"/>
+        <w:numPr>
+          <w:ilvl w:val="0"/>
+          <w:numId w:val="2"/>
+        </w:numPr>
+        <w:spacing w:after="60" w:line="276"/>
+      </w:pPr>
+      <w:r>
+        <w:rPr>
+          <w:rFonts w:ascii="Times New Roman" w:cs="Times New Roman" w:eastAsia="Times New Roman" w:hAnsi="Times New Roman"/>
+          <w:sz w:val="24"/>
+          <w:szCs w:val="24"/>
+        </w:rPr>
+        <w:t xml:space="preserve">Освящена в 1852 году</w:t>
+      </w:r>
+    </w:p>
+    <w:p>
+      <w:pPr>
+        <w:pStyle w:val="ListParagraph"/>
+        <w:numPr>
+          <w:ilvl w:val="0"/>
+          <w:numId w:val="2"/>
+        </w:numPr>
+        <w:spacing w:after="60" w:line="276"/>
+      </w:pPr>
+      <w:r>
+        <w:rPr>
+          <w:rFonts w:ascii="Times New Roman" w:cs="Times New Roman" w:eastAsia="Times New Roman" w:hAnsi="Times New Roman"/>
+          <w:sz w:val="24"/>
+          <w:szCs w:val="24"/>
+        </w:rPr>
+        <w:t xml:space="preserve">Колокольня 1909 года — кирпичная, на каменном фундаменте</w:t>
+      </w:r>
+    </w:p>
+    <w:p>
+      <w:pPr>
+        <w:pStyle w:val="ListParagraph"/>
+        <w:numPr>
+          <w:ilvl w:val="0"/>
+          <w:numId w:val="2"/>
+        </w:numPr>
+        <w:spacing w:after="60" w:line="276"/>
+      </w:pPr>
+      <w:r>
+        <w:rPr>
+          <w:rFonts w:ascii="Times New Roman" w:cs="Times New Roman" w:eastAsia="Times New Roman" w:hAnsi="Times New Roman"/>
+          <w:sz w:val="24"/>
+          <w:szCs w:val="24"/>
+        </w:rPr>
+        <w:t xml:space="preserve">Богослужения не прекращались даже в военные годы</w:t>
+      </w:r>
+    </w:p>
+    <w:p>
+      <w:pPr>
+        <w:pStyle w:val="ListParagraph"/>
+        <w:numPr>
+          <w:ilvl w:val="0"/>
+          <w:numId w:val="2"/>
+        </w:numPr>
+        <w:spacing w:after="60" w:line="276"/>
+      </w:pPr>
+      <w:r>
+        <w:rPr>
+          <w:rFonts w:ascii="Times New Roman" w:cs="Times New Roman" w:eastAsia="Times New Roman" w:hAnsi="Times New Roman"/>
+          <w:sz w:val="24"/>
+          <w:szCs w:val="24"/>
+        </w:rPr>
+        <w:t xml:space="preserve">Адрес: ул. Центральная, 6а</w:t>
       </w:r>
     </w:p>
     <w:p>
@@ -5227,7 +3301,7 @@
         </w:rPr>
         <w:t xml:space="preserve">Автор: В.Васіленка (fgb.by), Wikimedia Commons, CC BY-SA 3.0 — </w:t>
       </w:r>
-      <w:hyperlink w:history="1" r:id="rIdc_ob1hhe8br4rj4lrhmxc">
+      <w:hyperlink w:history="1" r:id="rIdifmwp_p3dmt_p0fpc8jrf">
         <w:r>
           <w:rPr>
             <w:rFonts w:ascii="Times New Roman" w:cs="Times New Roman" w:eastAsia="Times New Roman" w:hAnsi="Times New Roman"/>
@@ -5274,44 +3348,176 @@
       <w:r>
         <w:rPr>
           <w:rFonts w:ascii="Times New Roman" w:cs="Times New Roman" w:eastAsia="Times New Roman" w:hAnsi="Times New Roman"/>
-          <w:b/>
-          <w:bCs/>
-          <w:sz w:val="24"/>
-          <w:szCs w:val="24"/>
-        </w:rPr>
-        <w:t xml:space="preserve">Как добраться: </w:t>
-      </w:r>
-      <w:r>
-        <w:rPr>
-          <w:rFonts w:ascii="Times New Roman" w:cs="Times New Roman" w:eastAsia="Times New Roman" w:hAnsi="Times New Roman"/>
-          <w:sz w:val="24"/>
-          <w:szCs w:val="24"/>
-        </w:rPr>
-        <w:t xml:space="preserve">Из Гродно — 41,0 км от центра города (≈40 минут на машине), от Мостов — 25,9 км (≈24 минуты). Автобусом: из Мостов — рейсы № 18в и 18г «Мосты — Мешетники» (вт, чт, сб, вс) и № 23г «Мосты — Щечицы» (пн, ср), из Гродно — рейс № 340 (пт, вс). Остановка на площади Героев стоит рядом с храмом. От Гудевичей до Лунно 12,7 км: этот перегон можно пройти пешком за ≈2 часа 50 минут.</w:t>
-      </w:r>
-    </w:p>
-    <w:p>
-      <w:pPr>
-        <w:spacing w:after="120" w:line="276"/>
-        <w:jc w:val="both"/>
-      </w:pPr>
-      <w:r>
-        <w:rPr>
-          <w:rFonts w:ascii="Times New Roman" w:cs="Times New Roman" w:eastAsia="Times New Roman" w:hAnsi="Times New Roman"/>
-          <w:b/>
-          <w:bCs/>
-          <w:sz w:val="24"/>
-          <w:szCs w:val="24"/>
-        </w:rPr>
-        <w:t xml:space="preserve">Примечание: </w:t>
-      </w:r>
-      <w:r>
-        <w:rPr>
-          <w:rFonts w:ascii="Times New Roman" w:cs="Times New Roman" w:eastAsia="Times New Roman" w:hAnsi="Times New Roman"/>
-          <w:sz w:val="24"/>
-          <w:szCs w:val="24"/>
-        </w:rPr>
-        <w:t xml:space="preserve">К приходу приписан храм Рождества Пресвятой Богородицы в д. Черлёна.</w:t>
+          <w:sz w:val="24"/>
+          <w:szCs w:val="24"/>
+        </w:rPr>
+        <w:t xml:space="preserve">Церковь Рождества Иоанна Предтечи в Лунно датируется 1889 годом. Строительные работы велись на средства, выделенные из казны. Облик храма напоминает небольшую крепость: в нём присутствуют черты ренессансной и готической архитектуры.</w:t>
+      </w:r>
+    </w:p>
+    <w:p>
+      <w:pPr>
+        <w:spacing w:after="120" w:line="276"/>
+        <w:jc w:val="both"/>
+      </w:pPr>
+      <w:r>
+        <w:rPr>
+          <w:rFonts w:ascii="Times New Roman" w:cs="Times New Roman" w:eastAsia="Times New Roman" w:hAnsi="Times New Roman"/>
+          <w:sz w:val="24"/>
+          <w:szCs w:val="24"/>
+        </w:rPr>
+        <w:t xml:space="preserve">Ретроспективно-русские декоративные элементы дополняют этот облик: две массивные башни, увенчанные шатровой крышей, и аркатурные пояски. Храм хорошо виден с дороги и остаётся одним из акцентов исторической застройки местечка.</w:t>
+      </w:r>
+    </w:p>
+    <w:p>
+      <w:pPr>
+        <w:spacing w:after="120" w:line="276"/>
+        <w:jc w:val="both"/>
+      </w:pPr>
+      <w:r>
+        <w:rPr>
+          <w:rFonts w:ascii="Times New Roman" w:cs="Times New Roman" w:eastAsia="Times New Roman" w:hAnsi="Times New Roman"/>
+          <w:sz w:val="24"/>
+          <w:szCs w:val="24"/>
+        </w:rPr>
+        <w:t xml:space="preserve">Из описания прихода конца XIX века: церковь стояла в 40 верстах от Гродно, прихожан насчитывалось 1327 мужского и 1134 женского пола, а на службы собирались верующие из 17 окрестных селений. Самым дальним было селение Кухары в 8 верстах от Лунно.</w:t>
+      </w:r>
+    </w:p>
+    <w:p>
+      <w:pPr>
+        <w:spacing w:after="120" w:line="276"/>
+        <w:jc w:val="both"/>
+      </w:pPr>
+      <w:r>
+        <w:rPr>
+          <w:rFonts w:ascii="Times New Roman" w:cs="Times New Roman" w:eastAsia="Times New Roman" w:hAnsi="Times New Roman"/>
+          <w:sz w:val="24"/>
+          <w:szCs w:val="24"/>
+        </w:rPr>
+        <w:t xml:space="preserve">Причт состоял из двух человек — священника и псаломщика, каждый получал жалование 496 рублей; у церкви был собственный капитал в 1400 рублей, проценты с которого, как завещали Мучинские, наполовину шли на пользу причта. При церкви работали церковно-приходское попечительство, школы в четырёх окрестных деревнях на 39 учеников, народное училище и богадельня.</w:t>
+      </w:r>
+    </w:p>
+    <w:p>
+      <w:pPr>
+        <w:spacing w:after="40"/>
+        <w:jc w:val="both"/>
+      </w:pPr>
+      <w:r>
+        <w:rPr>
+          <w:rFonts w:ascii="Times New Roman" w:cs="Times New Roman" w:eastAsia="Times New Roman" w:hAnsi="Times New Roman"/>
+          <w:b/>
+          <w:bCs/>
+          <w:sz w:val="24"/>
+          <w:szCs w:val="24"/>
+        </w:rPr>
+        <w:t xml:space="preserve">Ключевые факты:</w:t>
+      </w:r>
+    </w:p>
+    <w:p>
+      <w:pPr>
+        <w:pStyle w:val="ListParagraph"/>
+        <w:numPr>
+          <w:ilvl w:val="0"/>
+          <w:numId w:val="2"/>
+        </w:numPr>
+        <w:spacing w:after="60" w:line="276"/>
+      </w:pPr>
+      <w:r>
+        <w:rPr>
+          <w:rFonts w:ascii="Times New Roman" w:cs="Times New Roman" w:eastAsia="Times New Roman" w:hAnsi="Times New Roman"/>
+          <w:sz w:val="24"/>
+          <w:szCs w:val="24"/>
+        </w:rPr>
+        <w:t xml:space="preserve">1889 год, построена на казённые средства</w:t>
+      </w:r>
+    </w:p>
+    <w:p>
+      <w:pPr>
+        <w:pStyle w:val="ListParagraph"/>
+        <w:numPr>
+          <w:ilvl w:val="0"/>
+          <w:numId w:val="2"/>
+        </w:numPr>
+        <w:spacing w:after="60" w:line="276"/>
+      </w:pPr>
+      <w:r>
+        <w:rPr>
+          <w:rFonts w:ascii="Times New Roman" w:cs="Times New Roman" w:eastAsia="Times New Roman" w:hAnsi="Times New Roman"/>
+          <w:sz w:val="24"/>
+          <w:szCs w:val="24"/>
+        </w:rPr>
+        <w:t xml:space="preserve">«Крепостной» облик: черты ренессанса и готики</w:t>
+      </w:r>
+    </w:p>
+    <w:p>
+      <w:pPr>
+        <w:pStyle w:val="ListParagraph"/>
+        <w:numPr>
+          <w:ilvl w:val="0"/>
+          <w:numId w:val="2"/>
+        </w:numPr>
+        <w:spacing w:after="60" w:line="276"/>
+      </w:pPr>
+      <w:r>
+        <w:rPr>
+          <w:rFonts w:ascii="Times New Roman" w:cs="Times New Roman" w:eastAsia="Times New Roman" w:hAnsi="Times New Roman"/>
+          <w:sz w:val="24"/>
+          <w:szCs w:val="24"/>
+        </w:rPr>
+        <w:t xml:space="preserve">Две массивные башни под шатровой крышей, аркатурные пояски</w:t>
+      </w:r>
+    </w:p>
+    <w:p>
+      <w:pPr>
+        <w:pStyle w:val="ListParagraph"/>
+        <w:numPr>
+          <w:ilvl w:val="0"/>
+          <w:numId w:val="2"/>
+        </w:numPr>
+        <w:spacing w:after="60" w:line="276"/>
+      </w:pPr>
+      <w:r>
+        <w:rPr>
+          <w:rFonts w:ascii="Times New Roman" w:cs="Times New Roman" w:eastAsia="Times New Roman" w:hAnsi="Times New Roman"/>
+          <w:sz w:val="24"/>
+          <w:szCs w:val="24"/>
+        </w:rPr>
+        <w:t xml:space="preserve">В конце XIX века — 2461 прихожанин из 17 селений</w:t>
+      </w:r>
+    </w:p>
+    <w:p>
+      <w:pPr>
+        <w:pStyle w:val="ListParagraph"/>
+        <w:numPr>
+          <w:ilvl w:val="0"/>
+          <w:numId w:val="2"/>
+        </w:numPr>
+        <w:spacing w:after="60" w:line="276"/>
+      </w:pPr>
+      <w:r>
+        <w:rPr>
+          <w:rFonts w:ascii="Times New Roman" w:cs="Times New Roman" w:eastAsia="Times New Roman" w:hAnsi="Times New Roman"/>
+          <w:sz w:val="24"/>
+          <w:szCs w:val="24"/>
+        </w:rPr>
+        <w:t xml:space="preserve">Причт — 2 человека, жалование 496 рублей каждому</w:t>
+      </w:r>
+    </w:p>
+    <w:p>
+      <w:pPr>
+        <w:pStyle w:val="ListParagraph"/>
+        <w:numPr>
+          <w:ilvl w:val="0"/>
+          <w:numId w:val="2"/>
+        </w:numPr>
+        <w:spacing w:after="60" w:line="276"/>
+      </w:pPr>
+      <w:r>
+        <w:rPr>
+          <w:rFonts w:ascii="Times New Roman" w:cs="Times New Roman" w:eastAsia="Times New Roman" w:hAnsi="Times New Roman"/>
+          <w:sz w:val="24"/>
+          <w:szCs w:val="24"/>
+        </w:rPr>
+        <w:t xml:space="preserve">Адрес: пл. Героев, 15</w:t>
       </w:r>
     </w:p>
     <w:p>
@@ -5496,7 +3702,7 @@
       <w:r>
         <w:drawing>
           <wp:inline distT="0" distB="0" distL="0" distR="0">
-            <wp:extent cx="4381500" cy="3286125"/>
+            <wp:extent cx="4381500" cy="2466975"/>
             <wp:effectExtent t="0" r="0" b="0" l="0"/>
             <wp:docPr id="1" name="" descr="" title=""/>
             <wp:cNvGraphicFramePr>
@@ -5521,7 +3727,7 @@
                   <pic:spPr bwMode="auto">
                     <a:xfrm>
                       <a:off x="0" y="0"/>
-                      <a:ext cx="4381500" cy="3286125"/>
+                      <a:ext cx="4381500" cy="2466975"/>
                     </a:xfrm>
                     <a:prstGeom prst="rect">
                       <a:avLst/>
@@ -5548,9 +3754,9 @@
           <w:sz w:val="18"/>
           <w:szCs w:val="18"/>
         </w:rPr>
-        <w:t xml:space="preserve">Автор: Борис Мавлютов, Wikimedia Commons, CC BY-SA 3.0 — </w:t>
-      </w:r>
-      <w:hyperlink w:history="1" r:id="rIdtso7exogneqszhq8lxqeu">
+        <w:t xml:space="preserve">Автор: desukov (Panoramio), Wikimedia Commons, CC BY 3.0 — </w:t>
+      </w:r>
+      <w:hyperlink w:history="1" r:id="rIdruawmbqcwccp-xwqn0q1d">
         <w:r>
           <w:rPr>
             <w:rFonts w:ascii="Times New Roman" w:cs="Times New Roman" w:eastAsia="Times New Roman" w:hAnsi="Times New Roman"/>
@@ -5597,44 +3803,158 @@
       <w:r>
         <w:rPr>
           <w:rFonts w:ascii="Times New Roman" w:cs="Times New Roman" w:eastAsia="Times New Roman" w:hAnsi="Times New Roman"/>
-          <w:b/>
-          <w:bCs/>
-          <w:sz w:val="24"/>
-          <w:szCs w:val="24"/>
-        </w:rPr>
-        <w:t xml:space="preserve">Как добраться: </w:t>
-      </w:r>
-      <w:r>
-        <w:rPr>
-          <w:rFonts w:ascii="Times New Roman" w:cs="Times New Roman" w:eastAsia="Times New Roman" w:hAnsi="Times New Roman"/>
-          <w:sz w:val="24"/>
-          <w:szCs w:val="24"/>
-        </w:rPr>
-        <w:t xml:space="preserve">Из Гродно — 54,2 км от центра города (≈49 минут на машине), от Мостов — 14,5 км (≈14 минут). Автобусом от автостанции «Мосты» — рейсы № 18г и 18в через Лунно (вт, чт, сб, вс) и № 19в (вт, пт); остановка «Дубно» — в ≈650 м от храма. От Лунно до Дубно 16,3 км: этот перегон можно пройти пешком за ≈3 часа 40 минут.</w:t>
-      </w:r>
-    </w:p>
-    <w:p>
-      <w:pPr>
-        <w:spacing w:after="120" w:line="276"/>
-        <w:jc w:val="both"/>
-      </w:pPr>
-      <w:r>
-        <w:rPr>
-          <w:rFonts w:ascii="Times New Roman" w:cs="Times New Roman" w:eastAsia="Times New Roman" w:hAnsi="Times New Roman"/>
-          <w:b/>
-          <w:bCs/>
-          <w:sz w:val="24"/>
-          <w:szCs w:val="24"/>
-        </w:rPr>
-        <w:t xml:space="preserve">Примечание: </w:t>
-      </w:r>
-      <w:r>
-        <w:rPr>
-          <w:rFonts w:ascii="Times New Roman" w:cs="Times New Roman" w:eastAsia="Times New Roman" w:hAnsi="Times New Roman"/>
-          <w:sz w:val="24"/>
-          <w:szCs w:val="24"/>
-        </w:rPr>
-        <w:t xml:space="preserve">фото на Commons подписано «Церковь Вознесения Господня» — согласуется с одним из трёх престолов; главный престол — Николая Чудотворца</w:t>
+          <w:sz w:val="24"/>
+          <w:szCs w:val="24"/>
+        </w:rPr>
+        <w:t xml:space="preserve">Никольский храм в Дубно строился в 1842–1844 годах и был освящён в 1850 году епископом Брестским Игнатием. Это один из самых крупных сельских храмов района: площадь 720 м², вместимость до 3000 человек, высота центрального купола 35 метров.</w:t>
+      </w:r>
+    </w:p>
+    <w:p>
+      <w:pPr>
+        <w:spacing w:after="120" w:line="276"/>
+        <w:jc w:val="both"/>
+      </w:pPr>
+      <w:r>
+        <w:rPr>
+          <w:rFonts w:ascii="Times New Roman" w:cs="Times New Roman" w:eastAsia="Times New Roman" w:hAnsi="Times New Roman"/>
+          <w:sz w:val="24"/>
+          <w:szCs w:val="24"/>
+        </w:rPr>
+        <w:t xml:space="preserve">В 1864 году храм реконструировали с использованием черт ретроспективно-русского стиля; монументально квадратный в плане двухъярусный объём завершается огромным цилиндрическим световым барабаном под луковичным куполом. Главный элемент интерьера — именно этот световой барабан, придающий храму воздушный, торжественный вид; восточная, северная и южная стены оборудованы узкими галереями хоров, а приподнятое пространство у алтаря делит алтарную часть на два клироса.</w:t>
+      </w:r>
+    </w:p>
+    <w:p>
+      <w:pPr>
+        <w:spacing w:after="120" w:line="276"/>
+        <w:jc w:val="both"/>
+      </w:pPr>
+      <w:r>
+        <w:rPr>
+          <w:rFonts w:ascii="Times New Roman" w:cs="Times New Roman" w:eastAsia="Times New Roman" w:hAnsi="Times New Roman"/>
+          <w:sz w:val="24"/>
+          <w:szCs w:val="24"/>
+        </w:rPr>
+        <w:t xml:space="preserve">В храме три престола: святителя Николая Чудотворца, Евстафия Плакиды и Вознесения Господня. Пятикупольное здание сочетает ретроспективно-русский стиль с классицизмом.</w:t>
+      </w:r>
+    </w:p>
+    <w:p>
+      <w:pPr>
+        <w:spacing w:after="120" w:line="276"/>
+        <w:jc w:val="both"/>
+      </w:pPr>
+      <w:r>
+        <w:rPr>
+          <w:rFonts w:ascii="Times New Roman" w:cs="Times New Roman" w:eastAsia="Times New Roman" w:hAnsi="Times New Roman"/>
+          <w:sz w:val="24"/>
+          <w:szCs w:val="24"/>
+        </w:rPr>
+        <w:t xml:space="preserve">С храмом связана легенда: будто проект готовился для украинского города Дубна Ровенской области, но строители перепутали и возвели храм в деревне Дубно под Мостами. В главном алтаре сохранились иконы в необычном стиле, похожие на чёрно-белые фотографии, и образ Иоасафа Белгородского, написанный на металле — в северорусской традиции. Службы в храме не прекращались со дня освящения.</w:t>
+      </w:r>
+    </w:p>
+    <w:p>
+      <w:pPr>
+        <w:spacing w:after="40"/>
+        <w:jc w:val="both"/>
+      </w:pPr>
+      <w:r>
+        <w:rPr>
+          <w:rFonts w:ascii="Times New Roman" w:cs="Times New Roman" w:eastAsia="Times New Roman" w:hAnsi="Times New Roman"/>
+          <w:b/>
+          <w:bCs/>
+          <w:sz w:val="24"/>
+          <w:szCs w:val="24"/>
+        </w:rPr>
+        <w:t xml:space="preserve">Ключевые факты:</w:t>
+      </w:r>
+    </w:p>
+    <w:p>
+      <w:pPr>
+        <w:pStyle w:val="ListParagraph"/>
+        <w:numPr>
+          <w:ilvl w:val="0"/>
+          <w:numId w:val="2"/>
+        </w:numPr>
+        <w:spacing w:after="60" w:line="276"/>
+      </w:pPr>
+      <w:r>
+        <w:rPr>
+          <w:rFonts w:ascii="Times New Roman" w:cs="Times New Roman" w:eastAsia="Times New Roman" w:hAnsi="Times New Roman"/>
+          <w:sz w:val="24"/>
+          <w:szCs w:val="24"/>
+        </w:rPr>
+        <w:t xml:space="preserve">Строительство 1842–1844, освящён в 1850</w:t>
+      </w:r>
+    </w:p>
+    <w:p>
+      <w:pPr>
+        <w:pStyle w:val="ListParagraph"/>
+        <w:numPr>
+          <w:ilvl w:val="0"/>
+          <w:numId w:val="2"/>
+        </w:numPr>
+        <w:spacing w:after="60" w:line="276"/>
+      </w:pPr>
+      <w:r>
+        <w:rPr>
+          <w:rFonts w:ascii="Times New Roman" w:cs="Times New Roman" w:eastAsia="Times New Roman" w:hAnsi="Times New Roman"/>
+          <w:sz w:val="24"/>
+          <w:szCs w:val="24"/>
+        </w:rPr>
+        <w:t xml:space="preserve">Вместимость — до 3000 человек, купол высотой 35 м</w:t>
+      </w:r>
+    </w:p>
+    <w:p>
+      <w:pPr>
+        <w:pStyle w:val="ListParagraph"/>
+        <w:numPr>
+          <w:ilvl w:val="0"/>
+          <w:numId w:val="2"/>
+        </w:numPr>
+        <w:spacing w:after="60" w:line="276"/>
+      </w:pPr>
+      <w:r>
+        <w:rPr>
+          <w:rFonts w:ascii="Times New Roman" w:cs="Times New Roman" w:eastAsia="Times New Roman" w:hAnsi="Times New Roman"/>
+          <w:sz w:val="24"/>
+          <w:szCs w:val="24"/>
+        </w:rPr>
+        <w:t xml:space="preserve">Три престола: Николая Чудотворца, Евстафия Плакиды, Вознесения Господня</w:t>
+      </w:r>
+    </w:p>
+    <w:p>
+      <w:pPr>
+        <w:pStyle w:val="ListParagraph"/>
+        <w:numPr>
+          <w:ilvl w:val="0"/>
+          <w:numId w:val="2"/>
+        </w:numPr>
+        <w:spacing w:after="60" w:line="276"/>
+      </w:pPr>
+      <w:r>
+        <w:rPr>
+          <w:rFonts w:ascii="Times New Roman" w:cs="Times New Roman" w:eastAsia="Times New Roman" w:hAnsi="Times New Roman"/>
+          <w:sz w:val="24"/>
+          <w:szCs w:val="24"/>
+        </w:rPr>
+        <w:t xml:space="preserve">Легенда о «перепутанном проекте» для украинского Дубна</w:t>
+      </w:r>
+    </w:p>
+    <w:p>
+      <w:pPr>
+        <w:pStyle w:val="ListParagraph"/>
+        <w:numPr>
+          <w:ilvl w:val="0"/>
+          <w:numId w:val="2"/>
+        </w:numPr>
+        <w:spacing w:after="60" w:line="276"/>
+      </w:pPr>
+      <w:r>
+        <w:rPr>
+          <w:rFonts w:ascii="Times New Roman" w:cs="Times New Roman" w:eastAsia="Times New Roman" w:hAnsi="Times New Roman"/>
+          <w:sz w:val="24"/>
+          <w:szCs w:val="24"/>
+        </w:rPr>
+        <w:t xml:space="preserve">Службы не прекращались со дня освящения</w:t>
       </w:r>
     </w:p>
     <w:p>

--- a/Дорогами-духовности-сайт.docx
+++ b/Дорогами-духовности-сайт.docx
@@ -94,7 +94,7 @@
           <w:sz w:val="24"/>
           <w:szCs w:val="24"/>
         </w:rPr>
-        <w:t xml:space="preserve">Юлиана Ступчика</w:t>
+        <w:t xml:space="preserve">Юлиан Ступчик</w:t>
       </w:r>
     </w:p>
     <w:p>
@@ -206,20 +206,6 @@
     </w:p>
     <w:p>
       <w:pPr>
-        <w:spacing w:after="120" w:line="276"/>
-        <w:jc w:val="both"/>
-      </w:pPr>
-      <w:r>
-        <w:rPr>
-          <w:rFonts w:ascii="Times New Roman" w:cs="Times New Roman" w:eastAsia="Times New Roman" w:hAnsi="Times New Roman"/>
-          <w:sz w:val="24"/>
-          <w:szCs w:val="24"/>
-        </w:rPr>
-        <w:t xml:space="preserve">Три сельские церкви XIX века в Мостовском районе Гродненской области: Гудевичи (1852), Лунно (1889) и Дубно (1844). Маршрут начинается в Гродно и идёт с запада на восток: от шатровой колокольни Гудевичей к «крепостному» храму Лунно и дальше к самому крупному храму тройки в Дубно, а заканчивается в Мостах — районном центре.</w:t>
-      </w:r>
-    </w:p>
-    <w:p>
-      <w:pPr>
         <w:pStyle w:val="Heading3"/>
         <w:spacing w:after="100" w:before="180"/>
       </w:pPr>
@@ -352,20 +338,6 @@
           <w:szCs w:val="36"/>
         </w:rPr>
         <w:t xml:space="preserve">2. Карта-схема</w:t>
-      </w:r>
-    </w:p>
-    <w:p>
-      <w:pPr>
-        <w:spacing w:after="120" w:line="276"/>
-        <w:jc w:val="both"/>
-      </w:pPr>
-      <w:r>
-        <w:rPr>
-          <w:rFonts w:ascii="Times New Roman" w:cs="Times New Roman" w:eastAsia="Times New Roman" w:hAnsi="Times New Roman"/>
-          <w:sz w:val="24"/>
-          <w:szCs w:val="24"/>
-        </w:rPr>
-        <w:t xml:space="preserve">Схема маршрута на реальной географии: границы района, Нёман и дороги — данные OpenStreetMap.</w:t>
       </w:r>
     </w:p>
     <w:p>
@@ -427,7 +399,7 @@
           <w:sz w:val="20"/>
           <w:szCs w:val="20"/>
         </w:rPr>
-        <w:t xml:space="preserve">Условные знаки: иконка церкви с номером шага — остановка маршрута; красный пунктир — нитка маршрута по дорогам; жёлтые линии — автодороги; штриховая чёрная — железная дорога; синяя линия — река Неман. Геометрия района, реки и дорог, автопуть маршрута — © OpenStreetMap contributors (ODbL 1.0), маршрут — OSRM.</w:t>
+        <w:t xml:space="preserve">Условные знаки: жёлтые линии — автодороги; штриховая чёрная — железная дорога; синяя линия — река Неман. Геометрия района, реки и дорог, автопуть маршрута — © OpenStreetMap contributors (ODbL 1.0), маршрут — OSRM.</w:t>
       </w:r>
     </w:p>
     <w:p>
@@ -680,22 +652,6 @@
       <w:r>
         <w:rPr>
           <w:rFonts w:ascii="Times New Roman" w:cs="Times New Roman" w:eastAsia="Times New Roman" w:hAnsi="Times New Roman"/>
-          <w:i/>
-          <w:iCs/>
-          <w:sz w:val="24"/>
-          <w:szCs w:val="24"/>
-        </w:rPr>
-        <w:t xml:space="preserve">Живая деревенская церковь с шатровой колокольней 1909 года: службы здесь не прекращались даже в военные годы.</w:t>
-      </w:r>
-    </w:p>
-    <w:p>
-      <w:pPr>
-        <w:spacing w:after="120" w:line="276"/>
-        <w:jc w:val="both"/>
-      </w:pPr>
-      <w:r>
-        <w:rPr>
-          <w:rFonts w:ascii="Times New Roman" w:cs="Times New Roman" w:eastAsia="Times New Roman" w:hAnsi="Times New Roman"/>
           <w:sz w:val="24"/>
           <w:szCs w:val="24"/>
         </w:rPr>
@@ -842,22 +798,6 @@
       <w:r>
         <w:rPr>
           <w:rFonts w:ascii="Times New Roman" w:cs="Times New Roman" w:eastAsia="Times New Roman" w:hAnsi="Times New Roman"/>
-          <w:i/>
-          <w:iCs/>
-          <w:sz w:val="24"/>
-          <w:szCs w:val="24"/>
-        </w:rPr>
-        <w:t xml:space="preserve">«Крепостной» облик с двумя башнями под шатром и богатая приходская история: в конце XIX века церковь собирала 2461 прихожанина из 17 селений, а при ней работали школы в четырёх деревнях и богадельня.</w:t>
-      </w:r>
-    </w:p>
-    <w:p>
-      <w:pPr>
-        <w:spacing w:after="120" w:line="276"/>
-        <w:jc w:val="both"/>
-      </w:pPr>
-      <w:r>
-        <w:rPr>
-          <w:rFonts w:ascii="Times New Roman" w:cs="Times New Roman" w:eastAsia="Times New Roman" w:hAnsi="Times New Roman"/>
           <w:sz w:val="24"/>
           <w:szCs w:val="24"/>
         </w:rPr>
@@ -1044,22 +984,6 @@
           <w:szCs w:val="24"/>
         </w:rPr>
         <w:t xml:space="preserve">3. Церковь Святителя Николая Чудотворца (1844)</w:t>
-      </w:r>
-    </w:p>
-    <w:p>
-      <w:pPr>
-        <w:spacing w:after="120" w:line="276"/>
-        <w:jc w:val="both"/>
-      </w:pPr>
-      <w:r>
-        <w:rPr>
-          <w:rFonts w:ascii="Times New Roman" w:cs="Times New Roman" w:eastAsia="Times New Roman" w:hAnsi="Times New Roman"/>
-          <w:i/>
-          <w:iCs/>
-          <w:sz w:val="24"/>
-          <w:szCs w:val="24"/>
-        </w:rPr>
-        <w:t xml:space="preserve">Самый крупный храм тройки: три престола, 35-метровый купол и вместимость до 3000 человек — плюс легенда о «перепутанном» проекте, будто готовившемся для украинского Дубна.</w:t>
       </w:r>
     </w:p>
     <w:p>
@@ -1253,7 +1177,7 @@
           <w:sz w:val="24"/>
           <w:szCs w:val="24"/>
         </w:rPr>
-        <w:t xml:space="preserve">Способы передвижения и расстояния до каждой остановки — от Гродно (областной центр) и от Мостов (районный центр).</w:t>
+        <w:t xml:space="preserve">Способы передвижения и расстояния до каждой остановки: Гродно (областной центр), Мосты (районный центр).</w:t>
       </w:r>
     </w:p>
     <w:p>
@@ -1657,7 +1581,7 @@
           <w:sz w:val="24"/>
           <w:szCs w:val="24"/>
         </w:rPr>
-        <w:t xml:space="preserve">Где начинается маршрут: автовокзал Гродно и автостанция «Мосты»</w:t>
+        <w:t xml:space="preserve">Начало маршрута: автовокзал Гродно, автостанция «Мосты»</w:t>
       </w:r>
     </w:p>
     <w:p>
@@ -1735,7 +1659,7 @@
           <w:sz w:val="20"/>
           <w:szCs w:val="20"/>
         </w:rPr>
-        <w:t xml:space="preserve">Проверено 16.09.2026. Источник: сайт и приложение «Транспорт BY» (официальный сервис областного оператора) — маршруты и время на остановках; расписания остановок на сайте ГП «Оператор пассажирских перевозок» (файлы по маршрутам Мостовского района, в том числе «Гудевичи на Гродно» и «Гудевичи на Мосты»); контакты автостанции «Мосты» — ОАО «Гроднооблавтотранс» (grodnotrans.by), контакты автовокзала Гродно — оттуда же.</w:t>
+        <w:t xml:space="preserve">Источник: сайт и приложение «Транспорт BY» (официальный сервис областного оператора) — маршруты и время на остановках; расписания остановок на сайте ГП «Оператор пассажирских перевозок» (файлы по маршрутам Мостовского района, в том числе «Гудевичи на Гродно» и «Гудевичи на Мосты»); контакты автостанции «Мосты» — ОАО «Гроднооблавтотранс» (grodnotrans.by), контакты автовокзала Гродно — оттуда же.</w:t>
       </w:r>
     </w:p>
     <w:p>
@@ -2510,122 +2434,92 @@
     </w:p>
     <w:p>
       <w:pPr>
-        <w:spacing w:after="120" w:line="276"/>
-        <w:jc w:val="both"/>
-      </w:pPr>
-      <w:r>
-        <w:rPr>
-          <w:rFonts w:ascii="Times New Roman" w:cs="Times New Roman" w:eastAsia="Times New Roman" w:hAnsi="Times New Roman"/>
-          <w:sz w:val="24"/>
-          <w:szCs w:val="24"/>
-        </w:rPr>
-        <w:t xml:space="preserve">В деревнях Гудевичи, Лунно и Дубно пунктов питания нет — берите воду и еду с собой. Кафе и столовая есть в Мостах, на обратном пути.</w:t>
-      </w:r>
-    </w:p>
-    <w:p>
-      <w:pPr>
-        <w:pStyle w:val="ListParagraph"/>
-        <w:numPr>
-          <w:ilvl w:val="0"/>
-          <w:numId w:val="2"/>
-        </w:numPr>
-        <w:spacing w:after="60" w:line="276"/>
-      </w:pPr>
-      <w:r>
-        <w:rPr>
-          <w:rFonts w:ascii="Times New Roman" w:cs="Times New Roman" w:eastAsia="Times New Roman" w:hAnsi="Times New Roman"/>
-          <w:sz w:val="24"/>
-          <w:szCs w:val="24"/>
-        </w:rPr>
-        <w:t xml:space="preserve">Столовая «Мостовдрев» — г. Мосты, ул. Советская, 40, пн–пт 9:00–18:00 — адрес и часы сверены с OpenStreetMap 16.09.2026</w:t>
-      </w:r>
-    </w:p>
-    <w:p>
-      <w:pPr>
-        <w:pStyle w:val="ListParagraph"/>
-        <w:numPr>
-          <w:ilvl w:val="0"/>
-          <w:numId w:val="2"/>
-        </w:numPr>
-        <w:spacing w:after="60" w:line="276"/>
-      </w:pPr>
-      <w:r>
-        <w:rPr>
-          <w:rFonts w:ascii="Times New Roman" w:cs="Times New Roman" w:eastAsia="Times New Roman" w:hAnsi="Times New Roman"/>
-          <w:sz w:val="24"/>
-          <w:szCs w:val="24"/>
-        </w:rPr>
-        <w:t xml:space="preserve">Пиццерия «Томат» — г. Мосты, ул. Советская, 19, пн–чт 14:00–23:00, пт–вс 11:00–00:00 — адрес и часы сверены с OpenStreetMap 16.09.2026</w:t>
-      </w:r>
-    </w:p>
-    <w:p>
-      <w:pPr>
-        <w:pStyle w:val="ListParagraph"/>
-        <w:numPr>
-          <w:ilvl w:val="0"/>
-          <w:numId w:val="2"/>
-        </w:numPr>
-        <w:spacing w:after="60" w:line="276"/>
-      </w:pPr>
-      <w:r>
-        <w:rPr>
-          <w:rFonts w:ascii="Times New Roman" w:cs="Times New Roman" w:eastAsia="Times New Roman" w:hAnsi="Times New Roman"/>
-          <w:sz w:val="24"/>
-          <w:szCs w:val="24"/>
-        </w:rPr>
-        <w:t xml:space="preserve">Кафе «Сабрина» — г. Мосты, ул. Ленина — адрес и часы сверены с OpenStreetMap 16.09.2026</w:t>
-      </w:r>
-    </w:p>
-    <w:p>
-      <w:pPr>
-        <w:pStyle w:val="ListParagraph"/>
-        <w:numPr>
-          <w:ilvl w:val="0"/>
-          <w:numId w:val="2"/>
-        </w:numPr>
-        <w:spacing w:after="60" w:line="276"/>
-      </w:pPr>
-      <w:r>
-        <w:rPr>
-          <w:rFonts w:ascii="Times New Roman" w:cs="Times New Roman" w:eastAsia="Times New Roman" w:hAnsi="Times New Roman"/>
-          <w:sz w:val="24"/>
-          <w:szCs w:val="24"/>
-        </w:rPr>
-        <w:t xml:space="preserve">Кафе «Неман» — г. Мосты, пер. Пушкина, 2 — место указано по ранним записям, проверьте перед поездкой</w:t>
-      </w:r>
-    </w:p>
-    <w:p>
-      <w:pPr>
-        <w:pStyle w:val="ListParagraph"/>
-        <w:numPr>
-          <w:ilvl w:val="0"/>
-          <w:numId w:val="2"/>
-        </w:numPr>
-        <w:spacing w:after="60" w:line="276"/>
-      </w:pPr>
-      <w:r>
-        <w:rPr>
-          <w:rFonts w:ascii="Times New Roman" w:cs="Times New Roman" w:eastAsia="Times New Roman" w:hAnsi="Times New Roman"/>
-          <w:sz w:val="24"/>
-          <w:szCs w:val="24"/>
-        </w:rPr>
-        <w:t xml:space="preserve">Закусочная «Тмин» — г. Мосты, ул. Советская, 48 — место указано по ранним записям, проверьте перед поездкой</w:t>
-      </w:r>
-    </w:p>
-    <w:p>
-      <w:pPr>
-        <w:spacing w:after="120" w:line="276"/>
-        <w:jc w:val="both"/>
-      </w:pPr>
-      <w:r>
-        <w:rPr>
-          <w:rFonts w:ascii="Times New Roman" w:cs="Times New Roman" w:eastAsia="Times New Roman" w:hAnsi="Times New Roman"/>
-          <w:i/>
-          <w:iCs/>
-          <w:sz w:val="20"/>
-          <w:szCs w:val="20"/>
-        </w:rPr>
-        <w:t xml:space="preserve">адреса и часы работы сверены с OpenStreetMap 16.09.2026; пункты без пометки «проверено» требуют проверки перед поездкой</w:t>
+        <w:pStyle w:val="ListParagraph"/>
+        <w:numPr>
+          <w:ilvl w:val="0"/>
+          <w:numId w:val="2"/>
+        </w:numPr>
+        <w:spacing w:after="60" w:line="276"/>
+      </w:pPr>
+      <w:r>
+        <w:rPr>
+          <w:rFonts w:ascii="Times New Roman" w:cs="Times New Roman" w:eastAsia="Times New Roman" w:hAnsi="Times New Roman"/>
+          <w:sz w:val="24"/>
+          <w:szCs w:val="24"/>
+        </w:rPr>
+        <w:t xml:space="preserve">Столовая «Мостовдрев» — г. Мосты, ул. Советская, 40, пн–пт 9:00–18:00</w:t>
+      </w:r>
+    </w:p>
+    <w:p>
+      <w:pPr>
+        <w:pStyle w:val="ListParagraph"/>
+        <w:numPr>
+          <w:ilvl w:val="0"/>
+          <w:numId w:val="2"/>
+        </w:numPr>
+        <w:spacing w:after="60" w:line="276"/>
+      </w:pPr>
+      <w:r>
+        <w:rPr>
+          <w:rFonts w:ascii="Times New Roman" w:cs="Times New Roman" w:eastAsia="Times New Roman" w:hAnsi="Times New Roman"/>
+          <w:sz w:val="24"/>
+          <w:szCs w:val="24"/>
+        </w:rPr>
+        <w:t xml:space="preserve">Пиццерия «Томат» — г. Мосты, ул. Советская, 19, пн–чт 14:00–23:00, пт–вс 11:00–00:00</w:t>
+      </w:r>
+    </w:p>
+    <w:p>
+      <w:pPr>
+        <w:pStyle w:val="ListParagraph"/>
+        <w:numPr>
+          <w:ilvl w:val="0"/>
+          <w:numId w:val="2"/>
+        </w:numPr>
+        <w:spacing w:after="60" w:line="276"/>
+      </w:pPr>
+      <w:r>
+        <w:rPr>
+          <w:rFonts w:ascii="Times New Roman" w:cs="Times New Roman" w:eastAsia="Times New Roman" w:hAnsi="Times New Roman"/>
+          <w:sz w:val="24"/>
+          <w:szCs w:val="24"/>
+        </w:rPr>
+        <w:t xml:space="preserve">Кафе «Сабрина» — г. Мосты, ул. Ленина</w:t>
+      </w:r>
+    </w:p>
+    <w:p>
+      <w:pPr>
+        <w:pStyle w:val="ListParagraph"/>
+        <w:numPr>
+          <w:ilvl w:val="0"/>
+          <w:numId w:val="2"/>
+        </w:numPr>
+        <w:spacing w:after="60" w:line="276"/>
+      </w:pPr>
+      <w:r>
+        <w:rPr>
+          <w:rFonts w:ascii="Times New Roman" w:cs="Times New Roman" w:eastAsia="Times New Roman" w:hAnsi="Times New Roman"/>
+          <w:sz w:val="24"/>
+          <w:szCs w:val="24"/>
+        </w:rPr>
+        <w:t xml:space="preserve">Кафе «Неман» — г. Мосты, пер. Пушкина, 2 — проверьте перед поездкой</w:t>
+      </w:r>
+    </w:p>
+    <w:p>
+      <w:pPr>
+        <w:pStyle w:val="ListParagraph"/>
+        <w:numPr>
+          <w:ilvl w:val="0"/>
+          <w:numId w:val="2"/>
+        </w:numPr>
+        <w:spacing w:after="60" w:line="276"/>
+      </w:pPr>
+      <w:r>
+        <w:rPr>
+          <w:rFonts w:ascii="Times New Roman" w:cs="Times New Roman" w:eastAsia="Times New Roman" w:hAnsi="Times New Roman"/>
+          <w:sz w:val="24"/>
+          <w:szCs w:val="24"/>
+        </w:rPr>
+        <w:t xml:space="preserve">Закусочная «Тмин» — г. Мосты, ул. Советская, 48 — проверьте перед поездкой</w:t>
       </w:r>
     </w:p>
     <w:p>
@@ -2641,145 +2535,49 @@
           <w:sz w:val="28"/>
           <w:szCs w:val="28"/>
         </w:rPr>
-        <w:t xml:space="preserve">Список источников</w:t>
-      </w:r>
-    </w:p>
-    <w:p>
-      <w:pPr>
-        <w:spacing w:after="120" w:line="276"/>
-        <w:jc w:val="both"/>
-      </w:pPr>
-      <w:r>
-        <w:rPr>
-          <w:rFonts w:ascii="Times New Roman" w:cs="Times New Roman" w:eastAsia="Times New Roman" w:hAnsi="Times New Roman"/>
-          <w:sz w:val="24"/>
-          <w:szCs w:val="24"/>
-        </w:rPr>
-        <w:t xml:space="preserve">Критерии конкурса требуют не менее пяти источников, включая беседу со священником или старожилом. Готово 5 из 6.</w:t>
-      </w:r>
-    </w:p>
-    <w:p>
-      <w:pPr>
-        <w:pStyle w:val="ListParagraph"/>
-        <w:numPr>
-          <w:ilvl w:val="0"/>
-          <w:numId w:val="2"/>
-        </w:numPr>
-        <w:spacing w:after="60" w:line="276"/>
-      </w:pPr>
-      <w:r>
-        <w:rPr>
-          <w:rFonts w:ascii="Times New Roman" w:cs="Times New Roman" w:eastAsia="Times New Roman" w:hAnsi="Times New Roman"/>
-          <w:sz w:val="24"/>
-          <w:szCs w:val="24"/>
-        </w:rPr>
-        <w:t xml:space="preserve">[выполнено] orthos.org — карточки храмов: настоятели, расписание, телефоны</w:t>
-      </w:r>
-    </w:p>
-    <w:p>
-      <w:pPr>
-        <w:pStyle w:val="ListParagraph"/>
-        <w:numPr>
-          <w:ilvl w:val="0"/>
-          <w:numId w:val="2"/>
-        </w:numPr>
-        <w:spacing w:after="60" w:line="276"/>
-      </w:pPr>
-      <w:r>
-        <w:rPr>
-          <w:rFonts w:ascii="Times New Roman" w:cs="Times New Roman" w:eastAsia="Times New Roman" w:hAnsi="Times New Roman"/>
-          <w:sz w:val="24"/>
-          <w:szCs w:val="24"/>
-        </w:rPr>
-        <w:t xml:space="preserve">[выполнено] «Достопримечательности Мостовского района» — официальный туристический сборник района</w:t>
-      </w:r>
-    </w:p>
-    <w:p>
-      <w:pPr>
-        <w:pStyle w:val="ListParagraph"/>
-        <w:numPr>
-          <w:ilvl w:val="0"/>
-          <w:numId w:val="2"/>
-        </w:numPr>
-        <w:spacing w:after="60" w:line="276"/>
-      </w:pPr>
-      <w:r>
-        <w:rPr>
-          <w:rFonts w:ascii="Times New Roman" w:cs="Times New Roman" w:eastAsia="Times New Roman" w:hAnsi="Times New Roman"/>
-          <w:sz w:val="24"/>
-          <w:szCs w:val="24"/>
-        </w:rPr>
-        <w:t xml:space="preserve">[выполнено] planetabelarus.by — координаты и описания объектов</w:t>
-      </w:r>
-    </w:p>
-    <w:p>
-      <w:pPr>
-        <w:pStyle w:val="ListParagraph"/>
-        <w:numPr>
-          <w:ilvl w:val="0"/>
-          <w:numId w:val="2"/>
-        </w:numPr>
-        <w:spacing w:after="60" w:line="276"/>
-      </w:pPr>
-      <w:r>
-        <w:rPr>
-          <w:rFonts w:ascii="Times New Roman" w:cs="Times New Roman" w:eastAsia="Times New Roman" w:hAnsi="Times New Roman"/>
-          <w:sz w:val="24"/>
-          <w:szCs w:val="24"/>
-        </w:rPr>
-        <w:t xml:space="preserve">[выполнено] sobory.ru — каталог православных храмов</w:t>
-      </w:r>
-    </w:p>
-    <w:p>
-      <w:pPr>
-        <w:pStyle w:val="ListParagraph"/>
-        <w:numPr>
-          <w:ilvl w:val="0"/>
-          <w:numId w:val="2"/>
-        </w:numPr>
-        <w:spacing w:after="60" w:line="276"/>
-      </w:pPr>
-      <w:r>
-        <w:rPr>
-          <w:rFonts w:ascii="Times New Roman" w:cs="Times New Roman" w:eastAsia="Times New Roman" w:hAnsi="Times New Roman"/>
-          <w:sz w:val="24"/>
-          <w:szCs w:val="24"/>
-        </w:rPr>
-        <w:t xml:space="preserve">[выполнено] OpenStreetMap — дорожные маршруты и километраж</w:t>
-      </w:r>
-    </w:p>
-    <w:p>
-      <w:pPr>
-        <w:pStyle w:val="ListParagraph"/>
-        <w:numPr>
-          <w:ilvl w:val="0"/>
-          <w:numId w:val="2"/>
-        </w:numPr>
-        <w:spacing w:after="60" w:line="276"/>
-      </w:pPr>
-      <w:r>
-        <w:rPr>
-          <w:rFonts w:ascii="Times New Roman" w:cs="Times New Roman" w:eastAsia="Times New Roman" w:hAnsi="Times New Roman"/>
-          <w:sz w:val="24"/>
-          <w:szCs w:val="24"/>
-        </w:rPr>
-        <w:t xml:space="preserve">[в работе] Беседа со священником или старожилом — запись интервью</w:t>
-      </w:r>
-    </w:p>
-    <w:p>
-      <w:pPr>
-        <w:spacing w:after="120" w:line="276"/>
-        <w:jc w:val="both"/>
-      </w:pPr>
-      <w:r>
-        <w:rPr>
-          <w:rFonts w:ascii="Times New Roman" w:cs="Times New Roman" w:eastAsia="Times New Roman" w:hAnsi="Times New Roman"/>
-          <w:i/>
-          <w:iCs/>
-          <w:sz w:val="20"/>
-          <w:szCs w:val="20"/>
-        </w:rPr>
-        <w:t xml:space="preserve">Незакрытые пункты завершает автор проекта: запись беседы собирается во время поездки.</w:t>
+        <w:t xml:space="preserve">Авторы проекта</w:t>
+      </w:r>
+    </w:p>
+    <w:p>
+      <w:pPr>
+        <w:spacing w:after="120" w:line="276"/>
+        <w:jc w:val="both"/>
+      </w:pPr>
+      <w:r>
+        <w:rPr>
+          <w:rFonts w:ascii="Times New Roman" w:cs="Times New Roman" w:eastAsia="Times New Roman" w:hAnsi="Times New Roman"/>
+          <w:b/>
+          <w:bCs/>
+          <w:sz w:val="24"/>
+          <w:szCs w:val="24"/>
+        </w:rPr>
+        <w:t xml:space="preserve">Руководитель проекта: </w:t>
+      </w:r>
+      <w:r>
+        <w:rPr>
+          <w:rFonts w:ascii="Times New Roman" w:cs="Times New Roman" w:eastAsia="Times New Roman" w:hAnsi="Times New Roman"/>
+          <w:sz w:val="24"/>
+          <w:szCs w:val="24"/>
+        </w:rPr>
+        <w:t xml:space="preserve">Величко Татьяна Фредьевна. </w:t>
+      </w:r>
+      <w:r>
+        <w:rPr>
+          <w:rFonts w:ascii="Times New Roman" w:cs="Times New Roman" w:eastAsia="Times New Roman" w:hAnsi="Times New Roman"/>
+          <w:b/>
+          <w:bCs/>
+          <w:sz w:val="24"/>
+          <w:szCs w:val="24"/>
+        </w:rPr>
+        <w:t xml:space="preserve">Разработчик сайта: </w:t>
+      </w:r>
+      <w:r>
+        <w:rPr>
+          <w:rFonts w:ascii="Times New Roman" w:cs="Times New Roman" w:eastAsia="Times New Roman" w:hAnsi="Times New Roman"/>
+          <w:sz w:val="24"/>
+          <w:szCs w:val="24"/>
+        </w:rPr>
+        <w:t xml:space="preserve">Юлиан Ступчик.</w:t>
       </w:r>
     </w:p>
     <w:p>
@@ -2878,7 +2676,7 @@
         </w:rPr>
         <w:t xml:space="preserve">Автор: Сяргей Яраховіч (Валацуга), Wikimedia Commons, CC BY-SA 3.0 — </w:t>
       </w:r>
-      <w:hyperlink w:history="1" r:id="rIdnb3-ysc1pqthe37n3sulv">
+      <w:hyperlink w:history="1" r:id="rId312xnfnb0q87aicv8_7fy">
         <w:r>
           <w:rPr>
             <w:rFonts w:ascii="Times New Roman" w:cs="Times New Roman" w:eastAsia="Times New Roman" w:hAnsi="Times New Roman"/>
@@ -2892,30 +2690,6 @@
           <w:t xml:space="preserve">страница файла на Wikimedia Commons</w:t>
         </w:r>
       </w:hyperlink>
-    </w:p>
-    <w:p>
-      <w:pPr>
-        <w:spacing w:after="120" w:line="276"/>
-        <w:jc w:val="both"/>
-      </w:pPr>
-      <w:r>
-        <w:rPr>
-          <w:rFonts w:ascii="Times New Roman" w:cs="Times New Roman" w:eastAsia="Times New Roman" w:hAnsi="Times New Roman"/>
-          <w:b/>
-          <w:bCs/>
-          <w:sz w:val="24"/>
-          <w:szCs w:val="24"/>
-        </w:rPr>
-        <w:t xml:space="preserve">Чем привлекателен: </w:t>
-      </w:r>
-      <w:r>
-        <w:rPr>
-          <w:rFonts w:ascii="Times New Roman" w:cs="Times New Roman" w:eastAsia="Times New Roman" w:hAnsi="Times New Roman"/>
-          <w:sz w:val="24"/>
-          <w:szCs w:val="24"/>
-        </w:rPr>
-        <w:t xml:space="preserve">Живая деревенская церковь с шатровой колокольней 1909 года: службы здесь не прекращались даже в военные годы.</w:t>
-      </w:r>
     </w:p>
     <w:p>
       <w:pPr>
@@ -3301,7 +3075,7 @@
         </w:rPr>
         <w:t xml:space="preserve">Автор: В.Васіленка (fgb.by), Wikimedia Commons, CC BY-SA 3.0 — </w:t>
       </w:r>
-      <w:hyperlink w:history="1" r:id="rIdifmwp_p3dmt_p0fpc8jrf">
+      <w:hyperlink w:history="1" r:id="rId2sl5ehfbakg2bevha0fqp">
         <w:r>
           <w:rPr>
             <w:rFonts w:ascii="Times New Roman" w:cs="Times New Roman" w:eastAsia="Times New Roman" w:hAnsi="Times New Roman"/>
@@ -3315,30 +3089,6 @@
           <w:t xml:space="preserve">страница файла на Wikimedia Commons</w:t>
         </w:r>
       </w:hyperlink>
-    </w:p>
-    <w:p>
-      <w:pPr>
-        <w:spacing w:after="120" w:line="276"/>
-        <w:jc w:val="both"/>
-      </w:pPr>
-      <w:r>
-        <w:rPr>
-          <w:rFonts w:ascii="Times New Roman" w:cs="Times New Roman" w:eastAsia="Times New Roman" w:hAnsi="Times New Roman"/>
-          <w:b/>
-          <w:bCs/>
-          <w:sz w:val="24"/>
-          <w:szCs w:val="24"/>
-        </w:rPr>
-        <w:t xml:space="preserve">Чем привлекателен: </w:t>
-      </w:r>
-      <w:r>
-        <w:rPr>
-          <w:rFonts w:ascii="Times New Roman" w:cs="Times New Roman" w:eastAsia="Times New Roman" w:hAnsi="Times New Roman"/>
-          <w:sz w:val="24"/>
-          <w:szCs w:val="24"/>
-        </w:rPr>
-        <w:t xml:space="preserve">«Крепостной» облик с двумя башнями под шатром и богатая приходская история: в конце XIX века церковь собирала 2461 прихожанина из 17 селений, а при ней работали школы в четырёх деревнях и богадельня.</w:t>
-      </w:r>
     </w:p>
     <w:p>
       <w:pPr>
@@ -3756,7 +3506,7 @@
         </w:rPr>
         <w:t xml:space="preserve">Автор: desukov (Panoramio), Wikimedia Commons, CC BY 3.0 — </w:t>
       </w:r>
-      <w:hyperlink w:history="1" r:id="rIdruawmbqcwccp-xwqn0q1d">
+      <w:hyperlink w:history="1" r:id="rIddtly_gxfa-n8qgqc25ohu">
         <w:r>
           <w:rPr>
             <w:rFonts w:ascii="Times New Roman" w:cs="Times New Roman" w:eastAsia="Times New Roman" w:hAnsi="Times New Roman"/>
@@ -3770,30 +3520,6 @@
           <w:t xml:space="preserve">страница файла на Wikimedia Commons</w:t>
         </w:r>
       </w:hyperlink>
-    </w:p>
-    <w:p>
-      <w:pPr>
-        <w:spacing w:after="120" w:line="276"/>
-        <w:jc w:val="both"/>
-      </w:pPr>
-      <w:r>
-        <w:rPr>
-          <w:rFonts w:ascii="Times New Roman" w:cs="Times New Roman" w:eastAsia="Times New Roman" w:hAnsi="Times New Roman"/>
-          <w:b/>
-          <w:bCs/>
-          <w:sz w:val="24"/>
-          <w:szCs w:val="24"/>
-        </w:rPr>
-        <w:t xml:space="preserve">Чем привлекателен: </w:t>
-      </w:r>
-      <w:r>
-        <w:rPr>
-          <w:rFonts w:ascii="Times New Roman" w:cs="Times New Roman" w:eastAsia="Times New Roman" w:hAnsi="Times New Roman"/>
-          <w:sz w:val="24"/>
-          <w:szCs w:val="24"/>
-        </w:rPr>
-        <w:t xml:space="preserve">Самый крупный храм тройки: три престола, 35-метровый купол и вместимость до 3000 человек — плюс легенда о «перепутанном» проекте, будто готовившемся для украинского Дубна.</w:t>
-      </w:r>
     </w:p>
     <w:p>
       <w:pPr>

--- a/Дорогами-духовности-сайт.docx
+++ b/Дорогами-духовности-сайт.docx
@@ -2501,25 +2501,25 @@
           <w:sz w:val="24"/>
           <w:szCs w:val="24"/>
         </w:rPr>
-        <w:t xml:space="preserve">Кафе «Неман» — г. Мосты, пер. Пушкина, 2 — проверьте перед поездкой</w:t>
-      </w:r>
-    </w:p>
-    <w:p>
-      <w:pPr>
-        <w:pStyle w:val="ListParagraph"/>
-        <w:numPr>
-          <w:ilvl w:val="0"/>
-          <w:numId w:val="2"/>
-        </w:numPr>
-        <w:spacing w:after="60" w:line="276"/>
-      </w:pPr>
-      <w:r>
-        <w:rPr>
-          <w:rFonts w:ascii="Times New Roman" w:cs="Times New Roman" w:eastAsia="Times New Roman" w:hAnsi="Times New Roman"/>
-          <w:sz w:val="24"/>
-          <w:szCs w:val="24"/>
-        </w:rPr>
-        <w:t xml:space="preserve">Закусочная «Тмин» — г. Мосты, ул. Советская, 48 — проверьте перед поездкой</w:t>
+        <w:t xml:space="preserve">Кафе «Неман» — г. Мосты, пер. Пушкина, 2</w:t>
+      </w:r>
+    </w:p>
+    <w:p>
+      <w:pPr>
+        <w:pStyle w:val="ListParagraph"/>
+        <w:numPr>
+          <w:ilvl w:val="0"/>
+          <w:numId w:val="2"/>
+        </w:numPr>
+        <w:spacing w:after="60" w:line="276"/>
+      </w:pPr>
+      <w:r>
+        <w:rPr>
+          <w:rFonts w:ascii="Times New Roman" w:cs="Times New Roman" w:eastAsia="Times New Roman" w:hAnsi="Times New Roman"/>
+          <w:sz w:val="24"/>
+          <w:szCs w:val="24"/>
+        </w:rPr>
+        <w:t xml:space="preserve">Закусочная «Тмин» — г. Мосты, ул. Советская, 48</w:t>
       </w:r>
     </w:p>
     <w:p>
@@ -2676,7 +2676,7 @@
         </w:rPr>
         <w:t xml:space="preserve">Автор: Сяргей Яраховіч (Валацуга), Wikimedia Commons, CC BY-SA 3.0 — </w:t>
       </w:r>
-      <w:hyperlink w:history="1" r:id="rId312xnfnb0q87aicv8_7fy">
+      <w:hyperlink w:history="1" r:id="rIda8iusydtihz61ngt1j3p-">
         <w:r>
           <w:rPr>
             <w:rFonts w:ascii="Times New Roman" w:cs="Times New Roman" w:eastAsia="Times New Roman" w:hAnsi="Times New Roman"/>
@@ -3075,7 +3075,7 @@
         </w:rPr>
         <w:t xml:space="preserve">Автор: В.Васіленка (fgb.by), Wikimedia Commons, CC BY-SA 3.0 — </w:t>
       </w:r>
-      <w:hyperlink w:history="1" r:id="rId2sl5ehfbakg2bevha0fqp">
+      <w:hyperlink w:history="1" r:id="rId_lmolikq6x9_nucrxvita">
         <w:r>
           <w:rPr>
             <w:rFonts w:ascii="Times New Roman" w:cs="Times New Roman" w:eastAsia="Times New Roman" w:hAnsi="Times New Roman"/>
@@ -3506,7 +3506,7 @@
         </w:rPr>
         <w:t xml:space="preserve">Автор: desukov (Panoramio), Wikimedia Commons, CC BY 3.0 — </w:t>
       </w:r>
-      <w:hyperlink w:history="1" r:id="rIddtly_gxfa-n8qgqc25ohu">
+      <w:hyperlink w:history="1" r:id="rId5duzptxzyhfhlxojtxmlk">
         <w:r>
           <w:rPr>
             <w:rFonts w:ascii="Times New Roman" w:cs="Times New Roman" w:eastAsia="Times New Roman" w:hAnsi="Times New Roman"/>
